--- a/manuscripts/paper2/final/RAY-VASC - A Multidomain N-of-1 and Small-Series Protocol for Complex Neurovascular Disease.docx
+++ b/manuscripts/paper2/final/RAY-VASC - A Multidomain N-of-1 and Small-Series Protocol for Complex Neurovascular Disease.docx
@@ -4,47 +4,63 @@
   <w:body>
     <w:p>
       <w:pPr>
+        <w:spacing w:after="120" w:line="259" w:lineRule="auto"/>
         <w:jc w:val="center"/>
       </w:pPr>
       <w:r>
         <w:rPr>
           <w:b/>
-          <w:sz w:val="32"/>
+          <w:sz w:val="30"/>
         </w:rPr>
         <w:t>RAY-VASC: A Multidomain N-of-1 and Small-Series Protocol for Complex Neurovascular Disease</w:t>
       </w:r>
     </w:p>
     <w:p>
       <w:pPr>
+        <w:spacing w:after="120" w:line="259" w:lineRule="auto"/>
         <w:jc w:val="center"/>
       </w:pPr>
       <w:r>
         <w:rPr>
-          <w:b/>
+          <w:b w:val="0"/>
+          <w:i w:val="0"/>
+          <w:sz w:val="22"/>
         </w:rPr>
-        <w:t>Manuscript type: Study Protocol / Methods Paper</w:t>
-        <w:br/>
-        <w:t>Date: 2026-06-08</w:t>
-        <w:br/>
-        <w:t>Author: Logan Henderson</w:t>
-        <w:br/>
-        <w:t>Affiliation: Independent researcher</w:t>
-        <w:br/>
-        <w:t>Corresponding author: Logan Henderson</w:t>
+        <w:t>Logan Henderson</w:t>
       </w:r>
+    </w:p>
+    <w:p>
+      <w:pPr>
+        <w:spacing w:after="120" w:line="259" w:lineRule="auto"/>
+        <w:jc w:val="center"/>
+      </w:pPr>
       <w:r>
         <w:rPr>
-          <w:b/>
+          <w:b w:val="0"/>
+          <w:i/>
+          <w:sz w:val="20"/>
         </w:rPr>
+        <w:t>Independent Researcher, Houston, Texas, United States</w:t>
       </w:r>
-      <w:r/>
-      <w:r/>
-      <w:r/>
-      <w:r/>
-      <w:r/>
-      <w:r/>
-      <w:r/>
-      <w:r/>
+    </w:p>
+    <w:p>
+      <w:pPr>
+        <w:spacing w:after="120" w:line="259" w:lineRule="auto"/>
+        <w:jc w:val="center"/>
+      </w:pPr>
+      <w:r>
+        <w:rPr>
+          <w:b w:val="0"/>
+          <w:i w:val="0"/>
+          <w:sz w:val="20"/>
+        </w:rPr>
+        <w:t>Correspondence: Logan Henderson</w:t>
+      </w:r>
+    </w:p>
+    <w:p>
+      <w:pPr>
+        <w:spacing w:after="120" w:line="259" w:lineRule="auto"/>
+      </w:pPr>
     </w:p>
     <w:p>
       <w:pPr>
@@ -55,6 +71,9 @@
       </w:r>
     </w:p>
     <w:p>
+      <w:pPr>
+        <w:spacing w:after="120" w:line="259" w:lineRule="auto"/>
+      </w:pPr>
       <w:r>
         <w:rPr>
           <w:b/>
@@ -66,6 +85,9 @@
       </w:r>
     </w:p>
     <w:p>
+      <w:pPr>
+        <w:spacing w:after="120" w:line="259" w:lineRule="auto"/>
+      </w:pPr>
       <w:r>
         <w:rPr>
           <w:b/>
@@ -77,6 +99,9 @@
       </w:r>
     </w:p>
     <w:p>
+      <w:pPr>
+        <w:spacing w:after="120" w:line="259" w:lineRule="auto"/>
+      </w:pPr>
       <w:r>
         <w:rPr>
           <w:b/>
@@ -88,6 +113,9 @@
       </w:r>
     </w:p>
     <w:p>
+      <w:pPr>
+        <w:spacing w:after="120" w:line="259" w:lineRule="auto"/>
+      </w:pPr>
       <w:r>
         <w:rPr>
           <w:b/>
@@ -105,6 +133,9 @@
       </w:r>
     </w:p>
     <w:p>
+      <w:pPr>
+        <w:spacing w:after="120" w:line="259" w:lineRule="auto"/>
+      </w:pPr>
       <w:r>
         <w:rPr>
           <w:b/>
@@ -117,6 +148,9 @@
       </w:r>
     </w:p>
     <w:p>
+      <w:pPr>
+        <w:spacing w:after="120" w:line="259" w:lineRule="auto"/>
+      </w:pPr>
       <w:r>
         <w:t>Keywords: RAY-VASC; N-of-1; complex neurovascular disease; vascular cognitive impairment; progressive supranuclear palsy; vascular Parkinsonism; APPRE; Regenerative Loop; EEG; qEEG; P300; p-tau217; patient-reported outcomes; open science; SPIRIT; SPENT.</w:t>
       </w:r>
@@ -130,21 +164,33 @@
       </w:r>
     </w:p>
     <w:p>
+      <w:pPr>
+        <w:spacing w:after="120" w:line="259" w:lineRule="auto"/>
+      </w:pPr>
       <w:r>
         <w:t>Complex neurovascular disease is not operationally simple. A participant with vascular cognitive impairment, PSP-spectrum features, post-stroke injury, sleep fragmentation, respiratory disease, dysphagia, mood symptoms, falls, polypharmacy, caregiver burden, and recurrent acute illness events does not live inside separate diagnostic compartments. Cognition changes with sleep. Gait changes with fatigue, oxygenation, medication timing, fear of falling, and recent injury. Mood changes with isolation, sleep debt, breathing burden, and functional loss. Swallowing safety changes oral-input adherence, aspiration risk, and hospitalization risk. A protocol that treats these domains as independent risks confusing signal with noise and missing the operational causes of decline.</w:t>
       </w:r>
     </w:p>
     <w:p>
+      <w:pPr>
+        <w:spacing w:after="120" w:line="259" w:lineRule="auto"/>
+      </w:pPr>
       <w:r>
         <w:t>RAY-VASC was built to address that operational gap. The core research question is not whether any single intervention cures neurovascular disease. The core question is whether structured, repeated, multidomain measurement can detect interpretable within-person trajectories in complex phenotypes where standard randomized trial designs may be premature or too coarse. The parent framework, The Brain That Remains, defined the residual-capacity hypothesis: substantial structural disease may coexist with state-dependent functional variation that is measurable, reproducible, and not simply noise. That hypothesis does not claim that lost tissue is restored. It proposes that remaining networks may express meaningfully different levels of function under different physiological, behavioral, and environmental conditions.</w:t>
       </w:r>
     </w:p>
     <w:p>
+      <w:pPr>
+        <w:spacing w:after="120" w:line="259" w:lineRule="auto"/>
+      </w:pPr>
       <w:r>
         <w:t>The RAY-VASC protocol translates the residual-capacity hypothesis into an externally implementable design by combining a prospective longitudinal N-of-1 and small-series measurement spine, a two-cycle three-phase temporal architecture, and APPRE, the Algorithmic Personalization Predictive Response Engine. In this protocol, APPRE is not validated artificial intelligence or clinical decision support. It is a transparent schema-and-rules framework for data integrity, confounder annotation, and versioned response-policy updates.</w:t>
       </w:r>
     </w:p>
     <w:p>
+      <w:pPr>
+        <w:spacing w:after="120" w:line="259" w:lineRule="auto"/>
+      </w:pPr>
       <w:r>
         <w:t>Multidomain prevention research provides methodological precedent. The FINGER trial demonstrated that bundled multidomain lifestyle intervention could be structured and measured in at-risk older adults (Ngandu et al., 2015). World-Wide FINGERS extended the multidomain dementia-prevention concept across settings (Rosenberg et al., 2020). These studies do not prove RAY-VASC. They justify the methodological premise that cognition, function, vascular risk, activity, sleep, mood, and social/caregiver environment are appropriate to study together. The RAY-VASC contribution is narrower and operational: a measurement protocol that can be preregistered, audited, replicated, and improved over time.</w:t>
       </w:r>
@@ -158,11 +204,17 @@
       </w:r>
     </w:p>
     <w:p>
+      <w:pPr>
+        <w:spacing w:after="120" w:line="259" w:lineRule="auto"/>
+      </w:pPr>
       <w:r>
         <w:t>The primary objective is to determine whether the RAY-VASC Tier 1 protocol is feasible and produces interpretable longitudinal data over the first 90 days in adults with complex neurovascular or mixed neurodegenerative-vascular phenotypes. Feasibility is operationalized as daily log completion proportion, weekly packet completion proportion, caregiver/proxy completion rate, 90-day retention, interpretable-cycle proportion, adverse-event documentation completeness, confounder annotation completeness, and participant/caregiver burden acceptability.</w:t>
       </w:r>
     </w:p>
     <w:p>
+      <w:pPr>
+        <w:spacing w:after="120" w:line="259" w:lineRule="auto"/>
+      </w:pPr>
       <w:r>
         <w:t xml:space="preserve">Secondary objectives are to estimate within-person directional signal in cognition, functional mobility and falls, mood/distress, sleep/repair, respiratory burden, dysphagia, caregiver burden, circadian regularity, and modified ADL/IADL </w:t>
       </w:r>
@@ -172,11 +224,17 @@
       </w:r>
     </w:p>
     <w:p>
+      <w:pPr>
+        <w:spacing w:after="120" w:line="259" w:lineRule="auto"/>
+      </w:pPr>
       <w:r>
         <w:t>Exploratory objectives include serial EEG trajectory analysis, biomarker-EEG synchronization, wearable feasibility, lagged cross-domain analysis, and the feasibility of aggregating multiple N-of-1 trajectories into a small-series evidence base without erasing individual heterogeneity.</w:t>
       </w:r>
     </w:p>
     <w:p>
+      <w:pPr>
+        <w:spacing w:after="120" w:line="259" w:lineRule="auto"/>
+      </w:pPr>
       <w:r>
         <w:t>Pre-specified exploratory lagged hypotheses are:</w:t>
       </w:r>
@@ -206,11 +264,17 @@
       </w:r>
     </w:p>
     <w:p>
+      <w:pPr>
+        <w:spacing w:after="120" w:line="259" w:lineRule="auto"/>
+      </w:pPr>
       <w:r>
         <w:t>The primary feasibility hypothesis is that a structured, caregiver-supported, burden-limited RAY-VASC Tier 1 protocol can achieve at least 70% daily log completion and at least 70% weekly packet completion over the first 90 days. The directional-signal hypothesis is that within-person change of at least 0.3 standard deviations from baseline, sustained across at least two consecutive interpretable cycles in at least two pre-specified domains, may indicate a candidate signal warranting further study. This threshold is a signal-detection heuristic only. It is not a validated clinical responder criterion and does not establish efficacy or disease modification.</w:t>
       </w:r>
     </w:p>
     <w:p>
+      <w:pPr>
+        <w:spacing w:after="120" w:line="259" w:lineRule="auto"/>
+      </w:pPr>
       <w:r>
         <w:t>There is no formal between-group comparator in the current observational N-of-1 implementation. Each participant serves as their own internal reference, with baseline variability estimated during pre-specified baseline windows. Future protocol versions may add randomized legal-input sequences, crossover blocks, sham controls, or usual-care comparison arms when feasibility, standardization, and governance justify that step.</w:t>
       </w:r>
@@ -224,21 +288,33 @@
       </w:r>
     </w:p>
     <w:p>
+      <w:pPr>
+        <w:spacing w:after="120" w:line="259" w:lineRule="auto"/>
+      </w:pPr>
       <w:r>
         <w:t>RAY-VASC is a 52-week prospective longitudinal observational N-of-1 protocol with a small-series expansion pathway. It is not a randomized blinded crossover efficacy trial. The term N-of-1 is used here to denote prospective within-person repeated measurement with baseline variance estimation, cycle interpretability rules, confounder annotation, and individualized response-policy updates. If implemented across multiple participants, RAY-VASC becomes a small-series protocol consisting of parallel individual N-of-1 trajectories.</w:t>
       </w:r>
     </w:p>
     <w:p>
+      <w:pPr>
+        <w:spacing w:after="120" w:line="259" w:lineRule="auto"/>
+      </w:pPr>
       <w:r>
         <w:t>RAY-VASC is structured as a Compounding Plasticity Architecture: a two-cycle, three-phase design in which each phase serves a distinct mechanistic role and each cycle builds on the neurotrophic substrate established by the preceding one. Phase 1 (Pre-Load) establishes baseline variance, initiates legal neurotrophic inputs where clinically appropriate, and compounds the biological substrate hypothesized to support neuroplasticity. Phase 2 (Governed Plasticity Window), where separately activated under lawful, clinician-governed, ethics-approved conditions, is the mechanism-release window in which neuroplastic reorganization is hypothesized to occur within a prepared and loaded network environment. Phase 3 (Sustain/Integration) tracks durability, drift, safety, and consolidation. Cycle 2 restarts Phase 1 at a new within-person baseline and tests whether Cycle 1 findings can be replicated or refined.</w:t>
       </w:r>
     </w:p>
     <w:p>
+      <w:pPr>
+        <w:spacing w:after="120" w:line="259" w:lineRule="auto"/>
+      </w:pPr>
       <w:r>
         <w:t>This architecture is hypothesis-generating. RAY-VASC does not claim that the Compounding Plasticity Architecture repairs, reverses, or modifies neurovascular disease. Those claims require powered controlled trials with pre-specified primary endpoints. The present protocol is designed to establish feasibility, signal-detection thresholds, measurement reliability, and the conditions under which future efficacy trials can be responsibly designed.</w:t>
       </w:r>
     </w:p>
     <w:p>
+      <w:pPr>
+        <w:spacing w:after="120" w:line="259" w:lineRule="auto"/>
+      </w:pPr>
       <w:r>
         <w:lastRenderedPageBreak/>
         <w:t>The protocol is structured against SPIRIT 2025, SPENT 2019 for N-of-1 protocols, SPIRIT-PRO for patient-reported and proxy-reported outcomes, CONSORT 2025 and CONSORT-CENT for downstream results reporting, TIDieR-style exposure documentation, and open-science standards for registration, version control, protocol availability, and analysis reproducibility.</w:t>
@@ -277,8 +353,9 @@
           <w:p>
             <w:r>
               <w:rPr>
+                <w:rFonts w:ascii="Times New Roman" w:hAnsi="Times New Roman" w:eastAsia="Times New Roman"/>
                 <w:b/>
-                <w:sz w:val="13"/>
+                <w:sz w:val="16"/>
               </w:rPr>
               <w:t>Phase</w:t>
             </w:r>
@@ -292,8 +369,9 @@
           <w:p>
             <w:r>
               <w:rPr>
+                <w:rFonts w:ascii="Times New Roman" w:hAnsi="Times New Roman" w:eastAsia="Times New Roman"/>
                 <w:b/>
-                <w:sz w:val="13"/>
+                <w:sz w:val="16"/>
               </w:rPr>
               <w:t>Window</w:t>
             </w:r>
@@ -307,8 +385,9 @@
           <w:p>
             <w:r>
               <w:rPr>
+                <w:rFonts w:ascii="Times New Roman" w:hAnsi="Times New Roman" w:eastAsia="Times New Roman"/>
                 <w:b/>
-                <w:sz w:val="13"/>
+                <w:sz w:val="16"/>
               </w:rPr>
               <w:t>Primary purpose</w:t>
             </w:r>
@@ -322,8 +401,9 @@
           <w:p>
             <w:r>
               <w:rPr>
+                <w:rFonts w:ascii="Times New Roman" w:hAnsi="Times New Roman" w:eastAsia="Times New Roman"/>
                 <w:b/>
-                <w:sz w:val="13"/>
+                <w:sz w:val="16"/>
               </w:rPr>
               <w:t>Governance boundary</w:t>
             </w:r>
@@ -341,7 +421,8 @@
           <w:p>
             <w:r>
               <w:rPr>
-                <w:sz w:val="13"/>
+                <w:rFonts w:ascii="Times New Roman" w:hAnsi="Times New Roman" w:eastAsia="Times New Roman"/>
+                <w:sz w:val="16"/>
               </w:rPr>
               <w:t>Phase 1: Baseline / Pre-Load</w:t>
             </w:r>
@@ -354,7 +435,8 @@
           <w:p>
             <w:r>
               <w:rPr>
-                <w:sz w:val="13"/>
+                <w:rFonts w:ascii="Times New Roman" w:hAnsi="Times New Roman" w:eastAsia="Times New Roman"/>
+                <w:sz w:val="16"/>
               </w:rPr>
               <w:t>Cycle 1 Weeks 0-4; Cycle 2 Weeks 27-30; minimum 14 clean days per baseline window</w:t>
             </w:r>
@@ -367,7 +449,8 @@
           <w:p>
             <w:r>
               <w:rPr>
-                <w:sz w:val="13"/>
+                <w:rFonts w:ascii="Times New Roman" w:hAnsi="Times New Roman" w:eastAsia="Times New Roman"/>
+                <w:sz w:val="16"/>
               </w:rPr>
               <w:t>Estimate baseline variance, test data capture, document usual care, legal inputs if present, Regenerative Loop adherence, safety, and confounders.</w:t>
             </w:r>
@@ -380,7 +463,8 @@
           <w:p>
             <w:r>
               <w:rPr>
-                <w:sz w:val="13"/>
+                <w:rFonts w:ascii="Times New Roman" w:hAnsi="Times New Roman" w:eastAsia="Times New Roman"/>
+                <w:sz w:val="16"/>
               </w:rPr>
               <w:t>Observational; usual clinical care remains clinician-directed. Legal inputs are documented, not recommended.</w:t>
             </w:r>
@@ -398,7 +482,8 @@
           <w:p>
             <w:r>
               <w:rPr>
-                <w:sz w:val="13"/>
+                <w:rFonts w:ascii="Times New Roman" w:hAnsi="Times New Roman" w:eastAsia="Times New Roman"/>
+                <w:sz w:val="16"/>
               </w:rPr>
               <w:t>Phase 2: Governed Plasticity Window</w:t>
             </w:r>
@@ -411,7 +496,8 @@
           <w:p>
             <w:r>
               <w:rPr>
-                <w:sz w:val="13"/>
+                <w:rFonts w:ascii="Times New Roman" w:hAnsi="Times New Roman" w:eastAsia="Times New Roman"/>
+                <w:sz w:val="16"/>
               </w:rPr>
               <w:t>Optional; Cycle 1 nominal Weeks 5-16; Cycle 2 nominal Weeks 31-42</w:t>
             </w:r>
@@ -424,7 +510,8 @@
           <w:p>
             <w:r>
               <w:rPr>
-                <w:sz w:val="13"/>
+                <w:rFonts w:ascii="Times New Roman" w:hAnsi="Times New Roman" w:eastAsia="Times New Roman"/>
+                <w:sz w:val="16"/>
               </w:rPr>
               <w:t>Document governed exposure context, acute/subacute outcomes, safety events, EEG/biomarker trajectory, and confounders where lawful governance exists.</w:t>
             </w:r>
@@ -437,7 +524,8 @@
           <w:p>
             <w:r>
               <w:rPr>
-                <w:sz w:val="13"/>
+                <w:rFonts w:ascii="Times New Roman" w:hAnsi="Times New Roman" w:eastAsia="Times New Roman"/>
+                <w:sz w:val="16"/>
               </w:rPr>
               <w:t>Optional only. Controlled-substance exposure is clinician-governed, ethics-approved, as-administered, and never APPRE-tuned.</w:t>
             </w:r>
@@ -455,7 +543,8 @@
           <w:p>
             <w:r>
               <w:rPr>
-                <w:sz w:val="13"/>
+                <w:rFonts w:ascii="Times New Roman" w:hAnsi="Times New Roman" w:eastAsia="Times New Roman"/>
+                <w:sz w:val="16"/>
               </w:rPr>
               <w:t>Phase 3: Sustain / Integration</w:t>
             </w:r>
@@ -468,7 +557,8 @@
           <w:p>
             <w:r>
               <w:rPr>
-                <w:sz w:val="13"/>
+                <w:rFonts w:ascii="Times New Roman" w:hAnsi="Times New Roman" w:eastAsia="Times New Roman"/>
+                <w:sz w:val="16"/>
               </w:rPr>
               <w:t>Cycle 1 Weeks 17-26; Cycle 2 Weeks 43-52</w:t>
             </w:r>
@@ -481,7 +571,8 @@
           <w:p>
             <w:r>
               <w:rPr>
-                <w:sz w:val="13"/>
+                <w:rFonts w:ascii="Times New Roman" w:hAnsi="Times New Roman" w:eastAsia="Times New Roman"/>
+                <w:sz w:val="16"/>
               </w:rPr>
               <w:t>Track durability, drift, adherence, adverse events, caregiver burden, response-policy stability, EEG durability, and biomarker synchrony.</w:t>
             </w:r>
@@ -494,7 +585,8 @@
           <w:p>
             <w:r>
               <w:rPr>
-                <w:sz w:val="13"/>
+                <w:rFonts w:ascii="Times New Roman" w:hAnsi="Times New Roman" w:eastAsia="Times New Roman"/>
+                <w:sz w:val="16"/>
               </w:rPr>
               <w:t>Observational; no efficacy claims. Phase 2 non-activation does not invalidate the protocol.</w:t>
             </w:r>
@@ -533,8 +625,9 @@
           <w:p>
             <w:r>
               <w:rPr>
+                <w:rFonts w:ascii="Times New Roman" w:hAnsi="Times New Roman" w:eastAsia="Times New Roman"/>
                 <w:b/>
-                <w:sz w:val="14"/>
+                <w:sz w:val="16"/>
               </w:rPr>
               <w:t>Transition</w:t>
             </w:r>
@@ -548,8 +641,9 @@
           <w:p>
             <w:r>
               <w:rPr>
+                <w:rFonts w:ascii="Times New Roman" w:hAnsi="Times New Roman" w:eastAsia="Times New Roman"/>
                 <w:b/>
-                <w:sz w:val="14"/>
+                <w:sz w:val="16"/>
               </w:rPr>
               <w:t>Required criteria</w:t>
             </w:r>
@@ -567,7 +661,8 @@
           <w:p>
             <w:r>
               <w:rPr>
-                <w:sz w:val="14"/>
+                <w:rFonts w:ascii="Times New Roman" w:hAnsi="Times New Roman" w:eastAsia="Times New Roman"/>
+                <w:sz w:val="16"/>
               </w:rPr>
               <w:t>Phase 1 -&gt; Phase 2, if activated</w:t>
             </w:r>
@@ -580,7 +675,8 @@
           <w:p>
             <w:r>
               <w:rPr>
-                <w:sz w:val="14"/>
+                <w:rFonts w:ascii="Times New Roman" w:hAnsi="Times New Roman" w:eastAsia="Times New Roman"/>
+                <w:sz w:val="16"/>
               </w:rPr>
               <w:t>&gt;=14 clean interpretable days; &gt;=70% daily Tier 1 completion; no active Grade 3+ adverse event; OSF preregistration confirmed; ethics/IRB determination or formal determination in writing; baseline EEG completed; independent clinician-governed program clears participant.</w:t>
             </w:r>
@@ -598,7 +694,8 @@
           <w:p>
             <w:r>
               <w:rPr>
-                <w:sz w:val="14"/>
+                <w:rFonts w:ascii="Times New Roman" w:hAnsi="Times New Roman" w:eastAsia="Times New Roman"/>
+                <w:sz w:val="16"/>
               </w:rPr>
               <w:t>Phase 1 -&gt; Phase 3, if Phase 2 not activated</w:t>
             </w:r>
@@ -611,7 +708,8 @@
           <w:p>
             <w:r>
               <w:rPr>
-                <w:sz w:val="14"/>
+                <w:rFonts w:ascii="Times New Roman" w:hAnsi="Times New Roman" w:eastAsia="Times New Roman"/>
+                <w:sz w:val="16"/>
               </w:rPr>
               <w:t>&gt;=14 clean interpretable days; &gt;=70% daily Tier 1 completion; no active severe adverse event; clinician review complete; APPRE baseline response policy locked.</w:t>
             </w:r>
@@ -629,7 +727,8 @@
           <w:p>
             <w:r>
               <w:rPr>
-                <w:sz w:val="14"/>
+                <w:rFonts w:ascii="Times New Roman" w:hAnsi="Times New Roman" w:eastAsia="Times New Roman"/>
+                <w:sz w:val="16"/>
               </w:rPr>
               <w:t>Phase 2 -&gt; Phase 3</w:t>
             </w:r>
@@ -642,7 +741,8 @@
           <w:p>
             <w:r>
               <w:rPr>
-                <w:sz w:val="14"/>
+                <w:rFonts w:ascii="Times New Roman" w:hAnsi="Times New Roman" w:eastAsia="Times New Roman"/>
+                <w:sz w:val="16"/>
               </w:rPr>
               <w:t>Phase 2 governance program closed; &gt;=4-week post-last-exposure integration period elapsed; no active severe adverse event; exit EEG session completed where EEG track active; clinician clearance for Phase 3.</w:t>
             </w:r>
@@ -660,7 +760,8 @@
           <w:p>
             <w:r>
               <w:rPr>
-                <w:sz w:val="14"/>
+                <w:rFonts w:ascii="Times New Roman" w:hAnsi="Times New Roman" w:eastAsia="Times New Roman"/>
+                <w:sz w:val="16"/>
               </w:rPr>
               <w:t>Phase 3 Cycle 1 -&gt; Phase 1 Cycle 2</w:t>
             </w:r>
@@ -673,7 +774,8 @@
           <w:p>
             <w:r>
               <w:rPr>
-                <w:sz w:val="14"/>
+                <w:rFonts w:ascii="Times New Roman" w:hAnsi="Times New Roman" w:eastAsia="Times New Roman"/>
+                <w:sz w:val="16"/>
               </w:rPr>
               <w:t>&gt;=8-week sustain/integration observation window complete; Cycle 1 feasibility summary generated; APPRE response policy updated; caregiver burden sustainable or mitigation plan active; participant/LAR consents to Cycle 2; clinician safety-log review complete.</w:t>
             </w:r>
@@ -691,7 +793,8 @@
           <w:p>
             <w:r>
               <w:rPr>
-                <w:sz w:val="14"/>
+                <w:rFonts w:ascii="Times New Roman" w:hAnsi="Times New Roman" w:eastAsia="Times New Roman"/>
+                <w:sz w:val="16"/>
               </w:rPr>
               <w:t>Protocol termination</w:t>
             </w:r>
@@ -704,7 +807,8 @@
           <w:p>
             <w:r>
               <w:rPr>
-                <w:sz w:val="14"/>
+                <w:rFonts w:ascii="Times New Roman" w:hAnsi="Times New Roman" w:eastAsia="Times New Roman"/>
+                <w:sz w:val="16"/>
               </w:rPr>
               <w:t>Participant withdrawal; clinician-directed suspension; caregiver system collapse without replacement; Tier 1 completion &lt;50% over any 4-week window with no recovery plan; serious adverse event requiring protocol-level reassessment.</w:t>
             </w:r>
@@ -713,6 +817,9 @@
       </w:tr>
     </w:tbl>
     <w:p>
+      <w:pPr>
+        <w:spacing w:after="120" w:line="259" w:lineRule="auto"/>
+      </w:pPr>
       <w:r>
         <w:t>The RAY-VASC framework originated from the clinical complexity of an individual with PSP-spectrum disorder, vascular cognitive impairment, vascular Parkinsonism, sleep disruption, respiratory burden, and caregiver dependence. Caregiver feasibility, proxy completion, burden ceilings, privacy protections, and Phase 2 governance safeguards were shaped by the operational constraints encountered in that originating context. Future external implementations should convene patient and caregiver reviewers before enrollment to review Tier 1 burden, proxy-report workflows, safety triggers, and dissemination language.</w:t>
       </w:r>
@@ -726,11 +833,17 @@
       </w:r>
     </w:p>
     <w:p>
+      <w:pPr>
+        <w:spacing w:after="120" w:line="259" w:lineRule="auto"/>
+      </w:pPr>
       <w:r>
         <w:t>RAY-VASC may be implemented in private home, family-supported home, assisted-living, memory-care, rehabilitation, outpatient neurology, geriatrics, sleep-medicine, academic medical center, community clinic, or hybrid home/clinic settings. The protocol is not restricted to academic medical centers because the target population often exists outside ideal research environments.</w:t>
       </w:r>
     </w:p>
     <w:p>
+      <w:pPr>
+        <w:spacing w:after="120" w:line="259" w:lineRule="auto"/>
+      </w:pPr>
       <w:r>
         <w:t>A site must meet minimum capability before enrollment. External implementation without Logan Henderson present is a design requirement. The repository materials must therefore include the protocol, forms, data dictionary, APPRE schema, adverse-event log, confounder log, stack/legal input log, fall event form, and analysis conventions.</w:t>
       </w:r>
@@ -766,8 +879,9 @@
           <w:p>
             <w:r>
               <w:rPr>
+                <w:rFonts w:ascii="Times New Roman" w:hAnsi="Times New Roman" w:eastAsia="Times New Roman"/>
                 <w:b/>
-                <w:sz w:val="14"/>
+                <w:sz w:val="16"/>
               </w:rPr>
               <w:t>Capability</w:t>
             </w:r>
@@ -781,8 +895,9 @@
           <w:p>
             <w:r>
               <w:rPr>
+                <w:rFonts w:ascii="Times New Roman" w:hAnsi="Times New Roman" w:eastAsia="Times New Roman"/>
                 <w:b/>
-                <w:sz w:val="14"/>
+                <w:sz w:val="16"/>
               </w:rPr>
               <w:t>Minimum requirement</w:t>
             </w:r>
@@ -800,7 +915,8 @@
           <w:p>
             <w:r>
               <w:rPr>
-                <w:sz w:val="14"/>
+                <w:rFonts w:ascii="Times New Roman" w:hAnsi="Times New Roman" w:eastAsia="Times New Roman"/>
+                <w:sz w:val="16"/>
               </w:rPr>
               <w:t>Clinical oversight</w:t>
             </w:r>
@@ -813,7 +929,8 @@
           <w:p>
             <w:r>
               <w:rPr>
-                <w:sz w:val="14"/>
+                <w:rFonts w:ascii="Times New Roman" w:hAnsi="Times New Roman" w:eastAsia="Times New Roman"/>
+                <w:sz w:val="16"/>
               </w:rPr>
               <w:t>Identified physician, advanced practice clinician, or site clinician responsible for safety escalation and medication review.</w:t>
             </w:r>
@@ -831,7 +948,8 @@
           <w:p>
             <w:r>
               <w:rPr>
-                <w:sz w:val="14"/>
+                <w:rFonts w:ascii="Times New Roman" w:hAnsi="Times New Roman" w:eastAsia="Times New Roman"/>
+                <w:sz w:val="16"/>
               </w:rPr>
               <w:t>Consent workflow</w:t>
             </w:r>
@@ -844,7 +962,8 @@
           <w:p>
             <w:r>
               <w:rPr>
-                <w:sz w:val="14"/>
+                <w:rFonts w:ascii="Times New Roman" w:hAnsi="Times New Roman" w:eastAsia="Times New Roman"/>
+                <w:sz w:val="16"/>
               </w:rPr>
               <w:t>Capacity assessment, consent/assent process, and legally authorized representative or proxy pathway where applicable.</w:t>
             </w:r>
@@ -862,7 +981,8 @@
           <w:p>
             <w:r>
               <w:rPr>
-                <w:sz w:val="14"/>
+                <w:rFonts w:ascii="Times New Roman" w:hAnsi="Times New Roman" w:eastAsia="Times New Roman"/>
+                <w:sz w:val="16"/>
               </w:rPr>
               <w:t>Medication and interaction review</w:t>
             </w:r>
@@ -875,7 +995,8 @@
           <w:p>
             <w:r>
               <w:rPr>
-                <w:sz w:val="14"/>
+                <w:rFonts w:ascii="Times New Roman" w:hAnsi="Times New Roman" w:eastAsia="Times New Roman"/>
+                <w:sz w:val="16"/>
               </w:rPr>
               <w:t>Baseline reconciliation of prescription, over-the-counter, nutraceutical, sleep, pulmonary, neurologic, psychiatric, and cardiovascular agents.</w:t>
             </w:r>
@@ -893,7 +1014,8 @@
           <w:p>
             <w:r>
               <w:rPr>
-                <w:sz w:val="14"/>
+                <w:rFonts w:ascii="Times New Roman" w:hAnsi="Times New Roman" w:eastAsia="Times New Roman"/>
+                <w:sz w:val="16"/>
               </w:rPr>
               <w:t>Safety escalation</w:t>
             </w:r>
@@ -906,7 +1028,8 @@
           <w:p>
             <w:r>
               <w:rPr>
-                <w:sz w:val="14"/>
+                <w:rFonts w:ascii="Times New Roman" w:hAnsi="Times New Roman" w:eastAsia="Times New Roman"/>
+                <w:sz w:val="16"/>
               </w:rPr>
               <w:t>Written adverse-event escalation plan, emergency contact chain, urgent-care triggers, and after-hours escalation method.</w:t>
             </w:r>
@@ -924,7 +1047,8 @@
           <w:p>
             <w:r>
               <w:rPr>
-                <w:sz w:val="14"/>
+                <w:rFonts w:ascii="Times New Roman" w:hAnsi="Times New Roman" w:eastAsia="Times New Roman"/>
+                <w:sz w:val="16"/>
               </w:rPr>
               <w:t>Data capture</w:t>
             </w:r>
@@ -937,7 +1061,8 @@
           <w:p>
             <w:r>
               <w:rPr>
-                <w:sz w:val="14"/>
+                <w:rFonts w:ascii="Times New Roman" w:hAnsi="Times New Roman" w:eastAsia="Times New Roman"/>
+                <w:sz w:val="16"/>
               </w:rPr>
               <w:t>Paper forms, secure spreadsheet, REDCap, ePRO, or custom schema implementation with export capability.</w:t>
             </w:r>
@@ -955,7 +1080,8 @@
           <w:p>
             <w:r>
               <w:rPr>
-                <w:sz w:val="14"/>
+                <w:rFonts w:ascii="Times New Roman" w:hAnsi="Times New Roman" w:eastAsia="Times New Roman"/>
+                <w:sz w:val="16"/>
               </w:rPr>
               <w:t>Privacy and security</w:t>
             </w:r>
@@ -968,7 +1094,8 @@
           <w:p>
             <w:r>
               <w:rPr>
-                <w:sz w:val="14"/>
+                <w:rFonts w:ascii="Times New Roman" w:hAnsi="Times New Roman" w:eastAsia="Times New Roman"/>
+                <w:sz w:val="16"/>
               </w:rPr>
               <w:t>De-identification rules, access control, secure storage, publication review, and prohibition on public raw clinical documents.</w:t>
             </w:r>
@@ -986,7 +1113,8 @@
           <w:p>
             <w:r>
               <w:rPr>
-                <w:sz w:val="14"/>
+                <w:rFonts w:ascii="Times New Roman" w:hAnsi="Times New Roman" w:eastAsia="Times New Roman"/>
+                <w:sz w:val="16"/>
               </w:rPr>
               <w:lastRenderedPageBreak/>
               <w:t>Caregiver/proxy support</w:t>
@@ -1000,7 +1128,8 @@
           <w:p>
             <w:r>
               <w:rPr>
-                <w:sz w:val="14"/>
+                <w:rFonts w:ascii="Times New Roman" w:hAnsi="Times New Roman" w:eastAsia="Times New Roman"/>
+                <w:sz w:val="16"/>
               </w:rPr>
               <w:t>Identified caregiver or proxy available for daily and weekly capture where self-report is unreliable.</w:t>
             </w:r>
@@ -1018,7 +1147,8 @@
           <w:p>
             <w:r>
               <w:rPr>
-                <w:sz w:val="14"/>
+                <w:rFonts w:ascii="Times New Roman" w:hAnsi="Times New Roman" w:eastAsia="Times New Roman"/>
+                <w:sz w:val="16"/>
               </w:rPr>
               <w:t>Caregiver/proxy training</w:t>
             </w:r>
@@ -1031,7 +1161,8 @@
           <w:p>
             <w:r>
               <w:rPr>
-                <w:sz w:val="14"/>
+                <w:rFonts w:ascii="Times New Roman" w:hAnsi="Times New Roman" w:eastAsia="Times New Roman"/>
+                <w:sz w:val="16"/>
               </w:rPr>
               <w:t>Training on Tier 1 forms, fall/near-fall definition, breathlessness and sleep anchors, mood/distress anchors, adverse-event triggers, and mode-shift logging.</w:t>
             </w:r>
@@ -1049,7 +1180,8 @@
           <w:p>
             <w:r>
               <w:rPr>
-                <w:sz w:val="14"/>
+                <w:rFonts w:ascii="Times New Roman" w:hAnsi="Times New Roman" w:eastAsia="Times New Roman"/>
+                <w:sz w:val="16"/>
               </w:rPr>
               <w:t>Burden monitoring</w:t>
             </w:r>
@@ -1062,7 +1194,8 @@
           <w:p>
             <w:r>
               <w:rPr>
-                <w:sz w:val="14"/>
+                <w:rFonts w:ascii="Times New Roman" w:hAnsi="Times New Roman" w:eastAsia="Times New Roman"/>
+                <w:sz w:val="16"/>
               </w:rPr>
               <w:t>Process to reduce measurement burden if participant or caregiver capacity declines.</w:t>
             </w:r>
@@ -1080,7 +1213,8 @@
           <w:p>
             <w:r>
               <w:rPr>
-                <w:sz w:val="14"/>
+                <w:rFonts w:ascii="Times New Roman" w:hAnsi="Times New Roman" w:eastAsia="Times New Roman"/>
+                <w:sz w:val="16"/>
               </w:rPr>
               <w:t>Protocol fidelity</w:t>
             </w:r>
@@ -1093,7 +1227,8 @@
           <w:p>
             <w:r>
               <w:rPr>
-                <w:sz w:val="14"/>
+                <w:rFonts w:ascii="Times New Roman" w:hAnsi="Times New Roman" w:eastAsia="Times New Roman"/>
+                <w:sz w:val="16"/>
               </w:rPr>
               <w:t>Schedule-of-events adherence, deviation log, APPRE response-policy update process, and missingness documentation.</w:t>
             </w:r>
@@ -1111,7 +1246,8 @@
           <w:p>
             <w:r>
               <w:rPr>
-                <w:sz w:val="14"/>
+                <w:rFonts w:ascii="Times New Roman" w:hAnsi="Times New Roman" w:eastAsia="Times New Roman"/>
+                <w:sz w:val="16"/>
               </w:rPr>
               <w:t>Amendment tracking</w:t>
             </w:r>
@@ -1124,7 +1260,8 @@
           <w:p>
             <w:r>
               <w:rPr>
-                <w:sz w:val="14"/>
+                <w:rFonts w:ascii="Times New Roman" w:hAnsi="Times New Roman" w:eastAsia="Times New Roman"/>
+                <w:sz w:val="16"/>
               </w:rPr>
               <w:t>Version-controlled protocol, forms, schemas, analysis plan, repository tag, and OSF update pathway.</w:t>
             </w:r>
@@ -1141,6 +1278,9 @@
       </w:r>
     </w:p>
     <w:p>
+      <w:pPr>
+        <w:spacing w:after="120" w:line="259" w:lineRule="auto"/>
+      </w:pPr>
       <w:r>
         <w:t>The target population is adults aged 50 years or older with complex neurovascular or mixed neurodegenerative-vascular phenotypes where standard single-domain measurement is inadequate. Eligibility is organized into diagnostic, functional/safety, consent/capacity, and optional Phase 2 governance gates.</w:t>
       </w:r>
@@ -1177,8 +1317,9 @@
           <w:p>
             <w:r>
               <w:rPr>
+                <w:rFonts w:ascii="Times New Roman" w:hAnsi="Times New Roman" w:eastAsia="Times New Roman"/>
                 <w:b/>
-                <w:sz w:val="13"/>
+                <w:sz w:val="16"/>
               </w:rPr>
               <w:t>Domain</w:t>
             </w:r>
@@ -1192,8 +1333,9 @@
           <w:p>
             <w:r>
               <w:rPr>
+                <w:rFonts w:ascii="Times New Roman" w:hAnsi="Times New Roman" w:eastAsia="Times New Roman"/>
                 <w:b/>
-                <w:sz w:val="13"/>
+                <w:sz w:val="16"/>
               </w:rPr>
               <w:t>Inclusion criteria</w:t>
             </w:r>
@@ -1207,8 +1349,9 @@
           <w:p>
             <w:r>
               <w:rPr>
+                <w:rFonts w:ascii="Times New Roman" w:hAnsi="Times New Roman" w:eastAsia="Times New Roman"/>
                 <w:b/>
-                <w:sz w:val="13"/>
+                <w:sz w:val="16"/>
               </w:rPr>
               <w:t>Exclusion criteria</w:t>
             </w:r>
@@ -1226,7 +1369,8 @@
           <w:p>
             <w:r>
               <w:rPr>
-                <w:sz w:val="13"/>
+                <w:rFonts w:ascii="Times New Roman" w:hAnsi="Times New Roman" w:eastAsia="Times New Roman"/>
+                <w:sz w:val="16"/>
               </w:rPr>
               <w:t>Diagnostic phenotype</w:t>
             </w:r>
@@ -1239,7 +1383,8 @@
           <w:p>
             <w:r>
               <w:rPr>
-                <w:sz w:val="13"/>
+                <w:rFonts w:ascii="Times New Roman" w:hAnsi="Times New Roman" w:eastAsia="Times New Roman"/>
+                <w:sz w:val="16"/>
               </w:rPr>
               <w:t>At least one of: confirmed/probable PSP-spectrum disorder; vascular cognitive impairment or vascular dementia; vascular Parkinsonism; post-stroke cognitive or Parkinsonian syndrome; mixed neurodegenerative-cerebrovascular phenotype with documented clinical rationale.</w:t>
             </w:r>
@@ -1252,7 +1397,8 @@
           <w:p>
             <w:r>
               <w:rPr>
-                <w:sz w:val="13"/>
+                <w:rFonts w:ascii="Times New Roman" w:hAnsi="Times New Roman" w:eastAsia="Times New Roman"/>
+                <w:sz w:val="16"/>
               </w:rPr>
               <w:t>No qualifying diagnostic category or insufficient documentation to classify phenotype.</w:t>
             </w:r>
@@ -1270,7 +1416,8 @@
           <w:p>
             <w:r>
               <w:rPr>
-                <w:sz w:val="13"/>
+                <w:rFonts w:ascii="Times New Roman" w:hAnsi="Times New Roman" w:eastAsia="Times New Roman"/>
+                <w:sz w:val="16"/>
               </w:rPr>
               <w:t>Functional and clinical stability</w:t>
             </w:r>
@@ -1283,7 +1430,8 @@
           <w:p>
             <w:r>
               <w:rPr>
-                <w:sz w:val="13"/>
+                <w:rFonts w:ascii="Times New Roman" w:hAnsi="Times New Roman" w:eastAsia="Times New Roman"/>
+                <w:sz w:val="16"/>
               </w:rPr>
               <w:t>Age &gt;=50 years; stable medical regimen for approximately 8 weeks where feasible; no recent hospitalization; ability to complete Tier 1 measurement directly or through proxy; caregiver/support person available at least 5 days/week if self-report is unreliable.</w:t>
             </w:r>
@@ -1296,7 +1444,8 @@
           <w:p>
             <w:r>
               <w:rPr>
-                <w:sz w:val="13"/>
+                <w:rFonts w:ascii="Times New Roman" w:hAnsi="Times New Roman" w:eastAsia="Times New Roman"/>
+                <w:sz w:val="16"/>
               </w:rPr>
               <w:t>Unstable cardiopulmonary status; active acute infection or unstable illness; acute stroke/TIA/seizure or major neurological event within 12 weeks; severe hepatic/renal impairment judged unsafe; very high falls risk without mitigation; severe dysphagia without nutrition/administration plan.</w:t>
             </w:r>
@@ -1314,7 +1463,8 @@
           <w:p>
             <w:r>
               <w:rPr>
-                <w:sz w:val="13"/>
+                <w:rFonts w:ascii="Times New Roman" w:hAnsi="Times New Roman" w:eastAsia="Times New Roman"/>
+                <w:sz w:val="16"/>
               </w:rPr>
               <w:t>Consent and participation capacity</w:t>
             </w:r>
@@ -1327,7 +1477,8 @@
           <w:p>
             <w:r>
               <w:rPr>
-                <w:sz w:val="13"/>
+                <w:rFonts w:ascii="Times New Roman" w:hAnsi="Times New Roman" w:eastAsia="Times New Roman"/>
+                <w:sz w:val="16"/>
               </w:rPr>
               <w:t>Written informed consent, or assent plus legally authorized representative/proxy consent where decisional capacity is impaired; local clinician identified for adverse-event escalation and medication review.</w:t>
             </w:r>
@@ -1340,7 +1491,8 @@
           <w:p>
             <w:r>
               <w:rPr>
-                <w:sz w:val="13"/>
+                <w:rFonts w:ascii="Times New Roman" w:hAnsi="Times New Roman" w:eastAsia="Times New Roman"/>
+                <w:sz w:val="16"/>
               </w:rPr>
               <w:t>No feasible consent/LAR pathway; no feasible daily data-capture pathway; concurrent trial where interference cannot be documented and managed.</w:t>
             </w:r>
@@ -1358,7 +1510,8 @@
           <w:p>
             <w:r>
               <w:rPr>
-                <w:sz w:val="13"/>
+                <w:rFonts w:ascii="Times New Roman" w:hAnsi="Times New Roman" w:eastAsia="Times New Roman"/>
+                <w:sz w:val="16"/>
               </w:rPr>
               <w:t>Optional Phase 2 governance</w:t>
             </w:r>
@@ -1371,7 +1524,8 @@
           <w:p>
             <w:r>
               <w:rPr>
-                <w:sz w:val="13"/>
+                <w:rFonts w:ascii="Times New Roman" w:hAnsi="Times New Roman" w:eastAsia="Times New Roman"/>
+                <w:sz w:val="16"/>
               </w:rPr>
               <w:t>Only if separately planned: clinician-governed program applies its own psychiatric, cardiovascular, medication, and regulatory screening.</w:t>
             </w:r>
@@ -1384,7 +1538,8 @@
           <w:p>
             <w:r>
               <w:rPr>
-                <w:sz w:val="13"/>
+                <w:rFonts w:ascii="Times New Roman" w:hAnsi="Times New Roman" w:eastAsia="Times New Roman"/>
+                <w:sz w:val="16"/>
               </w:rPr>
               <w:t>Any Phase 2 contraindication applies only to Phase 2 and does not determine Phase 1/3 eligibility.</w:t>
             </w:r>
@@ -1393,6 +1548,9 @@
       </w:tr>
     </w:tbl>
     <w:p>
+      <w:pPr>
+        <w:spacing w:after="120" w:line="259" w:lineRule="auto"/>
+      </w:pPr>
       <w:r>
         <w:t>The eligibility decision tree proceeds sequentially: confirm diagnostic category; confirm functional, caregiver, clinician-oversight, and data-capture feasibility; rule out hard-stop safety exclusions; resolve consent/LAR pathway; and, only if Phase 2 is separately planned, apply Phase 2-specific screening. Conservative inclusion protects participants; conservative exclusion protects signal integrity.</w:t>
       </w:r>
@@ -1406,11 +1564,17 @@
       </w:r>
     </w:p>
     <w:p>
+      <w:pPr>
+        <w:spacing w:after="120" w:line="259" w:lineRule="auto"/>
+      </w:pPr>
       <w:r>
         <w:t>RAY-VASC is not a fixed treatment package. It is an observational measurement protocol layered around usual care. Participants do not discontinue usual care for RAY-VASC. Medication, rehabilitation, sleep, pulmonary, psychiatric, and neurologic decisions remain clinician-directed. All candidate legal inputs are documented as investigational observational variables and are not represented as disease-modifying therapy.</w:t>
       </w:r>
     </w:p>
     <w:p>
+      <w:pPr>
+        <w:spacing w:after="120" w:line="259" w:lineRule="auto"/>
+      </w:pPr>
       <w:r>
         <w:t>The Regenerative Loop is a measurement scaffold and structured behavioral enabling environment with four domains: exertion, circadian timing/light, sleep/repair, and social safety/caregiver stability. These domains are measured as exposure and context variables, not as universal prescriptions.</w:t>
       </w:r>
@@ -1447,8 +1611,9 @@
           <w:p>
             <w:r>
               <w:rPr>
+                <w:rFonts w:ascii="Times New Roman" w:hAnsi="Times New Roman" w:eastAsia="Times New Roman"/>
                 <w:b/>
-                <w:sz w:val="14"/>
+                <w:sz w:val="16"/>
               </w:rPr>
               <w:t>Domain</w:t>
             </w:r>
@@ -1462,8 +1627,9 @@
           <w:p>
             <w:r>
               <w:rPr>
+                <w:rFonts w:ascii="Times New Roman" w:hAnsi="Times New Roman" w:eastAsia="Times New Roman"/>
                 <w:b/>
-                <w:sz w:val="14"/>
+                <w:sz w:val="16"/>
               </w:rPr>
               <w:t>Capture variables</w:t>
             </w:r>
@@ -1477,8 +1643,9 @@
           <w:p>
             <w:r>
               <w:rPr>
+                <w:rFonts w:ascii="Times New Roman" w:hAnsi="Times New Roman" w:eastAsia="Times New Roman"/>
                 <w:b/>
-                <w:sz w:val="14"/>
+                <w:sz w:val="16"/>
               </w:rPr>
               <w:t>Interpretive role</w:t>
             </w:r>
@@ -1496,7 +1663,8 @@
           <w:p>
             <w:r>
               <w:rPr>
-                <w:sz w:val="14"/>
+                <w:rFonts w:ascii="Times New Roman" w:hAnsi="Times New Roman" w:eastAsia="Times New Roman"/>
+                <w:sz w:val="16"/>
               </w:rPr>
               <w:t>Exertion</w:t>
             </w:r>
@@ -1509,7 +1677,8 @@
           <w:p>
             <w:r>
               <w:rPr>
-                <w:sz w:val="14"/>
+                <w:rFonts w:ascii="Times New Roman" w:hAnsi="Times New Roman" w:eastAsia="Times New Roman"/>
+                <w:sz w:val="16"/>
               </w:rPr>
               <w:t>Activity minutes; steps where available; TUG; falls; near-falls; breathlessness; post-exertional fatigue; recovery time.</w:t>
             </w:r>
@@ -1522,7 +1691,8 @@
           <w:p>
             <w:r>
               <w:rPr>
-                <w:sz w:val="14"/>
+                <w:rFonts w:ascii="Times New Roman" w:hAnsi="Times New Roman" w:eastAsia="Times New Roman"/>
+                <w:sz w:val="16"/>
               </w:rPr>
               <w:t>Exposure/context variable; not prescribed as therapy by the manuscript.</w:t>
             </w:r>
@@ -1540,7 +1710,8 @@
           <w:p>
             <w:r>
               <w:rPr>
-                <w:sz w:val="14"/>
+                <w:rFonts w:ascii="Times New Roman" w:hAnsi="Times New Roman" w:eastAsia="Times New Roman"/>
+                <w:sz w:val="16"/>
               </w:rPr>
               <w:t>Circadian timing/light</w:t>
             </w:r>
@@ -1553,7 +1724,8 @@
           <w:p>
             <w:r>
               <w:rPr>
-                <w:sz w:val="14"/>
+                <w:rFonts w:ascii="Times New Roman" w:hAnsi="Times New Roman" w:eastAsia="Times New Roman"/>
+                <w:sz w:val="16"/>
               </w:rPr>
               <w:t>Wake time; bedtime; morning light &gt;=10 minutes yes/no; nap minutes; weekly Circadian Regularity Index (CRI) as SD of wake time.</w:t>
             </w:r>
@@ -1566,7 +1738,8 @@
           <w:p>
             <w:r>
               <w:rPr>
-                <w:sz w:val="14"/>
+                <w:rFonts w:ascii="Times New Roman" w:hAnsi="Times New Roman" w:eastAsia="Times New Roman"/>
+                <w:sz w:val="16"/>
               </w:rPr>
               <w:t>CRI &gt;60 minutes flagged as circadian dysregulation confounder.</w:t>
             </w:r>
@@ -1584,7 +1757,8 @@
           <w:p>
             <w:r>
               <w:rPr>
-                <w:sz w:val="14"/>
+                <w:rFonts w:ascii="Times New Roman" w:hAnsi="Times New Roman" w:eastAsia="Times New Roman"/>
+                <w:sz w:val="16"/>
               </w:rPr>
               <w:t>Sleep/repair</w:t>
             </w:r>
@@ -1597,7 +1771,8 @@
           <w:p>
             <w:r>
               <w:rPr>
-                <w:sz w:val="14"/>
+                <w:rFonts w:ascii="Times New Roman" w:hAnsi="Times New Roman" w:eastAsia="Times New Roman"/>
+                <w:sz w:val="16"/>
               </w:rPr>
               <w:t>Sleep quality 0-10; sleep hours; PSQI; prescribed sleep-device adherence where applicable; wearable sleep metrics where available.</w:t>
             </w:r>
@@ -1610,7 +1785,8 @@
           <w:p>
             <w:r>
               <w:rPr>
-                <w:sz w:val="14"/>
+                <w:rFonts w:ascii="Times New Roman" w:hAnsi="Times New Roman" w:eastAsia="Times New Roman"/>
+                <w:sz w:val="16"/>
               </w:rPr>
               <w:t>Prior-night sleep quality is an EEG confounder gate.</w:t>
             </w:r>
@@ -1628,7 +1804,8 @@
           <w:p>
             <w:r>
               <w:rPr>
-                <w:sz w:val="14"/>
+                <w:rFonts w:ascii="Times New Roman" w:hAnsi="Times New Roman" w:eastAsia="Times New Roman"/>
+                <w:sz w:val="16"/>
               </w:rPr>
               <w:t>Social safety/caregiver stability</w:t>
             </w:r>
@@ -1641,7 +1818,8 @@
           <w:p>
             <w:r>
               <w:rPr>
-                <w:sz w:val="14"/>
+                <w:rFonts w:ascii="Times New Roman" w:hAnsi="Times New Roman" w:eastAsia="Times New Roman"/>
+                <w:sz w:val="16"/>
               </w:rPr>
               <w:t>Daily meaningful contact; caregiver participation; caregiver change; ZBI-12; disruption events; agitation events; care-environment changes.</w:t>
             </w:r>
@@ -1654,7 +1832,8 @@
           <w:p>
             <w:r>
               <w:rPr>
-                <w:sz w:val="14"/>
+                <w:rFonts w:ascii="Times New Roman" w:hAnsi="Times New Roman" w:eastAsia="Times New Roman"/>
+                <w:sz w:val="16"/>
               </w:rPr>
               <w:t>Caregiver burden is feasibility and safety signal, not ancillary.</w:t>
             </w:r>
@@ -1663,6 +1842,9 @@
       </w:tr>
     </w:tbl>
     <w:p>
+      <w:pPr>
+        <w:spacing w:after="120" w:line="259" w:lineRule="auto"/>
+      </w:pPr>
       <w:r>
         <w:t xml:space="preserve">All legal stack documentation is captured in the RAY-VASC Stack and Legal Input Log. Required fields include compound name, manufacturer, lot/batch number, certificate of analysis availability, dose as administered, timing, adherence, adverse </w:t>
       </w:r>
@@ -1703,8 +1885,9 @@
           <w:p>
             <w:r>
               <w:rPr>
+                <w:rFonts w:ascii="Times New Roman" w:hAnsi="Times New Roman" w:eastAsia="Times New Roman"/>
                 <w:b/>
-                <w:sz w:val="13"/>
+                <w:sz w:val="16"/>
               </w:rPr>
               <w:t>Exposure layer</w:t>
             </w:r>
@@ -1718,8 +1901,9 @@
           <w:p>
             <w:r>
               <w:rPr>
+                <w:rFonts w:ascii="Times New Roman" w:hAnsi="Times New Roman" w:eastAsia="Times New Roman"/>
                 <w:b/>
-                <w:sz w:val="13"/>
+                <w:sz w:val="16"/>
               </w:rPr>
               <w:t>Required documentation</w:t>
             </w:r>
@@ -1733,8 +1917,9 @@
           <w:p>
             <w:r>
               <w:rPr>
+                <w:rFonts w:ascii="Times New Roman" w:hAnsi="Times New Roman" w:eastAsia="Times New Roman"/>
                 <w:b/>
-                <w:sz w:val="13"/>
+                <w:sz w:val="16"/>
               </w:rPr>
               <w:t>Claim boundary</w:t>
             </w:r>
@@ -1752,7 +1937,8 @@
           <w:p>
             <w:r>
               <w:rPr>
-                <w:sz w:val="13"/>
+                <w:rFonts w:ascii="Times New Roman" w:hAnsi="Times New Roman" w:eastAsia="Times New Roman"/>
+                <w:sz w:val="16"/>
               </w:rPr>
               <w:t>Functional mycology / legal neurotrophic candidates</w:t>
             </w:r>
@@ -1765,7 +1951,8 @@
           <w:p>
             <w:r>
               <w:rPr>
-                <w:sz w:val="13"/>
+                <w:rFonts w:ascii="Times New Roman" w:hAnsi="Times New Roman" w:eastAsia="Times New Roman"/>
+                <w:sz w:val="16"/>
               </w:rPr>
               <w:t>Product or compound name; manufacturer; lot/batch; certificate of analysis if available; dose as administered; timing; adherence; adverse events; medication interaction review; APPRE rule trigger.</w:t>
             </w:r>
@@ -1778,7 +1965,8 @@
           <w:p>
             <w:r>
               <w:rPr>
-                <w:sz w:val="13"/>
+                <w:rFonts w:ascii="Times New Roman" w:hAnsi="Times New Roman" w:eastAsia="Times New Roman"/>
+                <w:sz w:val="16"/>
               </w:rPr>
               <w:t>Investigational observational variables only; no disease-modifying claim.</w:t>
             </w:r>
@@ -1796,7 +1984,8 @@
           <w:p>
             <w:r>
               <w:rPr>
-                <w:sz w:val="13"/>
+                <w:rFonts w:ascii="Times New Roman" w:hAnsi="Times New Roman" w:eastAsia="Times New Roman"/>
+                <w:sz w:val="16"/>
               </w:rPr>
               <w:t>Antioxidant / inflammatory-support candidates</w:t>
             </w:r>
@@ -1809,7 +1998,8 @@
           <w:p>
             <w:r>
               <w:rPr>
-                <w:sz w:val="13"/>
+                <w:rFonts w:ascii="Times New Roman" w:hAnsi="Times New Roman" w:eastAsia="Times New Roman"/>
+                <w:sz w:val="16"/>
               </w:rPr>
               <w:t>NAC and related legal inputs documented if present; renal and interaction review; eGFR trend monitored quarterly in Tier 2.</w:t>
             </w:r>
@@ -1822,7 +2012,8 @@
           <w:p>
             <w:r>
               <w:rPr>
-                <w:sz w:val="13"/>
+                <w:rFonts w:ascii="Times New Roman" w:hAnsi="Times New Roman" w:eastAsia="Times New Roman"/>
+                <w:sz w:val="16"/>
               </w:rPr>
               <w:t>Safety-gated documentation; not a treatment recommendation.</w:t>
             </w:r>
@@ -1840,7 +2031,8 @@
           <w:p>
             <w:r>
               <w:rPr>
-                <w:sz w:val="13"/>
+                <w:rFonts w:ascii="Times New Roman" w:hAnsi="Times New Roman" w:eastAsia="Times New Roman"/>
+                <w:sz w:val="16"/>
               </w:rPr>
               <w:t>Membrane / vascular / metabolic-support candidates</w:t>
             </w:r>
@@ -1853,7 +2045,8 @@
           <w:p>
             <w:r>
               <w:rPr>
-                <w:sz w:val="13"/>
+                <w:rFonts w:ascii="Times New Roman" w:hAnsi="Times New Roman" w:eastAsia="Times New Roman"/>
+                <w:sz w:val="16"/>
               </w:rPr>
               <w:t>Omega-3, phosphatidylserine, B vitamins, vitamin D, and metabolic markers documented where used.</w:t>
             </w:r>
@@ -1866,7 +2059,8 @@
           <w:p>
             <w:r>
               <w:rPr>
-                <w:sz w:val="13"/>
+                <w:rFonts w:ascii="Times New Roman" w:hAnsi="Times New Roman" w:eastAsia="Times New Roman"/>
+                <w:sz w:val="16"/>
               </w:rPr>
               <w:t>Bleeding risk, serum monitoring, and medication-interaction review required where applicable.</w:t>
             </w:r>
@@ -1884,7 +2078,8 @@
           <w:p>
             <w:r>
               <w:rPr>
-                <w:sz w:val="13"/>
+                <w:rFonts w:ascii="Times New Roman" w:hAnsi="Times New Roman" w:eastAsia="Times New Roman"/>
+                <w:sz w:val="16"/>
               </w:rPr>
               <w:t>Controlled-substance exposure field</w:t>
             </w:r>
@@ -1897,7 +2092,8 @@
           <w:p>
             <w:r>
               <w:rPr>
-                <w:sz w:val="13"/>
+                <w:rFonts w:ascii="Times New Roman" w:hAnsi="Times New Roman" w:eastAsia="Times New Roman"/>
+                <w:sz w:val="16"/>
               </w:rPr>
               <w:t>As-administered exposure documentation only, if separately lawful, clinician-governed, ethics-approved, and consented.</w:t>
             </w:r>
@@ -1910,7 +2106,8 @@
           <w:p>
             <w:r>
               <w:rPr>
-                <w:sz w:val="13"/>
+                <w:rFonts w:ascii="Times New Roman" w:hAnsi="Times New Roman" w:eastAsia="Times New Roman"/>
+                <w:sz w:val="16"/>
               </w:rPr>
               <w:t>Not APPRE-tuned. No sourcing, preparation, dosing, administration, or self-use instructions.</w:t>
             </w:r>
@@ -1919,6 +2116,9 @@
       </w:tr>
     </w:tbl>
     <w:p>
+      <w:pPr>
+        <w:spacing w:after="120" w:line="259" w:lineRule="auto"/>
+      </w:pPr>
       <w:r>
         <w:t>Phase 2 is optional. If activated, it may occur only under separate lawful, clinician-governed, ethics-approved oversight. This manuscript provides no controlled-substance sourcing, preparation, dosing, administration, or self-use instructions. Any controlled-substance exposure is recorded as delivered by the external clinical program, as an as-administered observational exposure field. APPRE does not tune, recommend, adjust, or optimize controlled-substance variables.</w:t>
       </w:r>
@@ -1932,6 +2132,9 @@
       </w:r>
     </w:p>
     <w:p>
+      <w:pPr>
+        <w:spacing w:after="120" w:line="259" w:lineRule="auto"/>
+      </w:pPr>
       <w:r>
         <w:t>Primary feasibility outcomes include daily completion proportion, weekly packet completion proportion, 90-day retention, interpretable-cycle proportion, adverse-event documentation completeness, confounder annotation completeness, proxy-support proportion, wearable-day completeness where applicable, and participant/caregiver burden acceptability.</w:t>
       </w:r>
@@ -1969,8 +2172,9 @@
           <w:p>
             <w:r>
               <w:rPr>
+                <w:rFonts w:ascii="Times New Roman" w:hAnsi="Times New Roman" w:eastAsia="Times New Roman"/>
                 <w:b/>
-                <w:sz w:val="13"/>
+                <w:sz w:val="16"/>
               </w:rPr>
               <w:t>Outcome</w:t>
             </w:r>
@@ -1984,8 +2188,9 @@
           <w:p>
             <w:r>
               <w:rPr>
+                <w:rFonts w:ascii="Times New Roman" w:hAnsi="Times New Roman" w:eastAsia="Times New Roman"/>
                 <w:b/>
-                <w:sz w:val="13"/>
+                <w:sz w:val="16"/>
               </w:rPr>
               <w:t>Variable</w:t>
             </w:r>
@@ -1999,8 +2204,9 @@
           <w:p>
             <w:r>
               <w:rPr>
+                <w:rFonts w:ascii="Times New Roman" w:hAnsi="Times New Roman" w:eastAsia="Times New Roman"/>
                 <w:b/>
-                <w:sz w:val="13"/>
+                <w:sz w:val="16"/>
               </w:rPr>
               <w:t>Analysis metric</w:t>
             </w:r>
@@ -2014,8 +2220,9 @@
           <w:p>
             <w:r>
               <w:rPr>
+                <w:rFonts w:ascii="Times New Roman" w:hAnsi="Times New Roman" w:eastAsia="Times New Roman"/>
                 <w:b/>
-                <w:sz w:val="13"/>
+                <w:sz w:val="16"/>
               </w:rPr>
               <w:t>Timepoint</w:t>
             </w:r>
@@ -2033,7 +2240,8 @@
           <w:p>
             <w:r>
               <w:rPr>
-                <w:sz w:val="13"/>
+                <w:rFonts w:ascii="Times New Roman" w:hAnsi="Times New Roman" w:eastAsia="Times New Roman"/>
+                <w:sz w:val="16"/>
               </w:rPr>
               <w:t>Daily completion</w:t>
             </w:r>
@@ -2046,7 +2254,8 @@
           <w:p>
             <w:r>
               <w:rPr>
-                <w:sz w:val="13"/>
+                <w:rFonts w:ascii="Times New Roman" w:hAnsi="Times New Roman" w:eastAsia="Times New Roman"/>
+                <w:sz w:val="16"/>
               </w:rPr>
               <w:t>Completed daily logs / expected logs</w:t>
             </w:r>
@@ -2059,7 +2268,8 @@
           <w:p>
             <w:r>
               <w:rPr>
-                <w:sz w:val="13"/>
+                <w:rFonts w:ascii="Times New Roman" w:hAnsi="Times New Roman" w:eastAsia="Times New Roman"/>
+                <w:sz w:val="16"/>
               </w:rPr>
               <w:t>Proportion</w:t>
             </w:r>
@@ -2072,7 +2282,8 @@
           <w:p>
             <w:r>
               <w:rPr>
-                <w:sz w:val="13"/>
+                <w:rFonts w:ascii="Times New Roman" w:hAnsi="Times New Roman" w:eastAsia="Times New Roman"/>
+                <w:sz w:val="16"/>
               </w:rPr>
               <w:t>Weekly; Day 90; closeout</w:t>
             </w:r>
@@ -2090,7 +2301,8 @@
           <w:p>
             <w:r>
               <w:rPr>
-                <w:sz w:val="13"/>
+                <w:rFonts w:ascii="Times New Roman" w:hAnsi="Times New Roman" w:eastAsia="Times New Roman"/>
+                <w:sz w:val="16"/>
               </w:rPr>
               <w:t>Weekly packet completion</w:t>
             </w:r>
@@ -2103,7 +2315,8 @@
           <w:p>
             <w:r>
               <w:rPr>
-                <w:sz w:val="13"/>
+                <w:rFonts w:ascii="Times New Roman" w:hAnsi="Times New Roman" w:eastAsia="Times New Roman"/>
+                <w:sz w:val="16"/>
               </w:rPr>
               <w:t>Completed weekly packets / expected packets</w:t>
             </w:r>
@@ -2116,7 +2329,8 @@
           <w:p>
             <w:r>
               <w:rPr>
-                <w:sz w:val="13"/>
+                <w:rFonts w:ascii="Times New Roman" w:hAnsi="Times New Roman" w:eastAsia="Times New Roman"/>
+                <w:sz w:val="16"/>
               </w:rPr>
               <w:t>Proportion</w:t>
             </w:r>
@@ -2129,7 +2343,8 @@
           <w:p>
             <w:r>
               <w:rPr>
-                <w:sz w:val="13"/>
+                <w:rFonts w:ascii="Times New Roman" w:hAnsi="Times New Roman" w:eastAsia="Times New Roman"/>
+                <w:sz w:val="16"/>
               </w:rPr>
               <w:t>Monthly; Day 90; closeout</w:t>
             </w:r>
@@ -2147,7 +2362,8 @@
           <w:p>
             <w:r>
               <w:rPr>
-                <w:sz w:val="13"/>
+                <w:rFonts w:ascii="Times New Roman" w:hAnsi="Times New Roman" w:eastAsia="Times New Roman"/>
+                <w:sz w:val="16"/>
               </w:rPr>
               <w:t>90-day retention</w:t>
             </w:r>
@@ -2160,7 +2376,8 @@
           <w:p>
             <w:r>
               <w:rPr>
-                <w:sz w:val="13"/>
+                <w:rFonts w:ascii="Times New Roman" w:hAnsi="Times New Roman" w:eastAsia="Times New Roman"/>
+                <w:sz w:val="16"/>
               </w:rPr>
               <w:t>Active participants retained through Day 90</w:t>
             </w:r>
@@ -2173,7 +2390,8 @@
           <w:p>
             <w:r>
               <w:rPr>
-                <w:sz w:val="13"/>
+                <w:rFonts w:ascii="Times New Roman" w:hAnsi="Times New Roman" w:eastAsia="Times New Roman"/>
+                <w:sz w:val="16"/>
               </w:rPr>
               <w:t>Proportion</w:t>
             </w:r>
@@ -2186,7 +2404,8 @@
           <w:p>
             <w:r>
               <w:rPr>
-                <w:sz w:val="13"/>
+                <w:rFonts w:ascii="Times New Roman" w:hAnsi="Times New Roman" w:eastAsia="Times New Roman"/>
+                <w:sz w:val="16"/>
               </w:rPr>
               <w:t>Day 90</w:t>
             </w:r>
@@ -2204,7 +2423,8 @@
           <w:p>
             <w:r>
               <w:rPr>
-                <w:sz w:val="13"/>
+                <w:rFonts w:ascii="Times New Roman" w:hAnsi="Times New Roman" w:eastAsia="Times New Roman"/>
+                <w:sz w:val="16"/>
               </w:rPr>
               <w:t>Interpretable cycles</w:t>
             </w:r>
@@ -2217,7 +2437,8 @@
           <w:p>
             <w:r>
               <w:rPr>
-                <w:sz w:val="13"/>
+                <w:rFonts w:ascii="Times New Roman" w:hAnsi="Times New Roman" w:eastAsia="Times New Roman"/>
+                <w:sz w:val="16"/>
               </w:rPr>
               <w:t>Cycles meeting adherence, safety, and confounder rules</w:t>
             </w:r>
@@ -2230,7 +2451,8 @@
           <w:p>
             <w:r>
               <w:rPr>
-                <w:sz w:val="13"/>
+                <w:rFonts w:ascii="Times New Roman" w:hAnsi="Times New Roman" w:eastAsia="Times New Roman"/>
+                <w:sz w:val="16"/>
               </w:rPr>
               <w:t>Proportion</w:t>
             </w:r>
@@ -2243,7 +2465,8 @@
           <w:p>
             <w:r>
               <w:rPr>
-                <w:sz w:val="13"/>
+                <w:rFonts w:ascii="Times New Roman" w:hAnsi="Times New Roman" w:eastAsia="Times New Roman"/>
+                <w:sz w:val="16"/>
               </w:rPr>
               <w:t>Monthly</w:t>
             </w:r>
@@ -2261,7 +2484,8 @@
           <w:p>
             <w:r>
               <w:rPr>
-                <w:sz w:val="13"/>
+                <w:rFonts w:ascii="Times New Roman" w:hAnsi="Times New Roman" w:eastAsia="Times New Roman"/>
+                <w:sz w:val="16"/>
               </w:rPr>
               <w:t>Adverse-event documentation</w:t>
             </w:r>
@@ -2274,7 +2498,8 @@
           <w:p>
             <w:r>
               <w:rPr>
-                <w:sz w:val="13"/>
+                <w:rFonts w:ascii="Times New Roman" w:hAnsi="Times New Roman" w:eastAsia="Times New Roman"/>
+                <w:sz w:val="16"/>
               </w:rPr>
               <w:t>AEs with date, severity, action, outcome, and resolution status complete</w:t>
             </w:r>
@@ -2287,7 +2512,8 @@
           <w:p>
             <w:r>
               <w:rPr>
-                <w:sz w:val="13"/>
+                <w:rFonts w:ascii="Times New Roman" w:hAnsi="Times New Roman" w:eastAsia="Times New Roman"/>
+                <w:sz w:val="16"/>
               </w:rPr>
               <w:t>Proportion</w:t>
             </w:r>
@@ -2300,7 +2526,8 @@
           <w:p>
             <w:r>
               <w:rPr>
-                <w:sz w:val="13"/>
+                <w:rFonts w:ascii="Times New Roman" w:hAnsi="Times New Roman" w:eastAsia="Times New Roman"/>
+                <w:sz w:val="16"/>
               </w:rPr>
               <w:t>Continuous</w:t>
             </w:r>
@@ -2318,7 +2545,8 @@
           <w:p>
             <w:r>
               <w:rPr>
-                <w:sz w:val="13"/>
+                <w:rFonts w:ascii="Times New Roman" w:hAnsi="Times New Roman" w:eastAsia="Times New Roman"/>
+                <w:sz w:val="16"/>
               </w:rPr>
               <w:t>Confounder annotation</w:t>
             </w:r>
@@ -2331,7 +2559,8 @@
           <w:p>
             <w:r>
               <w:rPr>
-                <w:sz w:val="13"/>
+                <w:rFonts w:ascii="Times New Roman" w:hAnsi="Times New Roman" w:eastAsia="Times New Roman"/>
+                <w:sz w:val="16"/>
               </w:rPr>
               <w:t>Confounder-annotated days / total relevant days</w:t>
             </w:r>
@@ -2344,7 +2573,8 @@
           <w:p>
             <w:r>
               <w:rPr>
-                <w:sz w:val="13"/>
+                <w:rFonts w:ascii="Times New Roman" w:hAnsi="Times New Roman" w:eastAsia="Times New Roman"/>
+                <w:sz w:val="16"/>
               </w:rPr>
               <w:t>Proportion</w:t>
             </w:r>
@@ -2357,7 +2587,8 @@
           <w:p>
             <w:r>
               <w:rPr>
-                <w:sz w:val="13"/>
+                <w:rFonts w:ascii="Times New Roman" w:hAnsi="Times New Roman" w:eastAsia="Times New Roman"/>
+                <w:sz w:val="16"/>
               </w:rPr>
               <w:t>Weekly/monthly</w:t>
             </w:r>
@@ -2375,7 +2606,8 @@
           <w:p>
             <w:r>
               <w:rPr>
-                <w:sz w:val="13"/>
+                <w:rFonts w:ascii="Times New Roman" w:hAnsi="Times New Roman" w:eastAsia="Times New Roman"/>
+                <w:sz w:val="16"/>
               </w:rPr>
               <w:t>Proxy support</w:t>
             </w:r>
@@ -2388,7 +2620,8 @@
           <w:p>
             <w:r>
               <w:rPr>
-                <w:sz w:val="13"/>
+                <w:rFonts w:ascii="Times New Roman" w:hAnsi="Times New Roman" w:eastAsia="Times New Roman"/>
+                <w:sz w:val="16"/>
               </w:rPr>
               <w:t>Proxy-completed entries / all entries, with completion mode recorded</w:t>
             </w:r>
@@ -2401,7 +2634,8 @@
           <w:p>
             <w:r>
               <w:rPr>
-                <w:sz w:val="13"/>
+                <w:rFonts w:ascii="Times New Roman" w:hAnsi="Times New Roman" w:eastAsia="Times New Roman"/>
+                <w:sz w:val="16"/>
               </w:rPr>
               <w:t>Proportion</w:t>
             </w:r>
@@ -2414,7 +2648,8 @@
           <w:p>
             <w:r>
               <w:rPr>
-                <w:sz w:val="13"/>
+                <w:rFonts w:ascii="Times New Roman" w:hAnsi="Times New Roman" w:eastAsia="Times New Roman"/>
+                <w:sz w:val="16"/>
               </w:rPr>
               <w:t>Weekly/monthly</w:t>
             </w:r>
@@ -2432,7 +2667,8 @@
           <w:p>
             <w:r>
               <w:rPr>
-                <w:sz w:val="13"/>
+                <w:rFonts w:ascii="Times New Roman" w:hAnsi="Times New Roman" w:eastAsia="Times New Roman"/>
+                <w:sz w:val="16"/>
               </w:rPr>
               <w:t>Wearable-day completeness</w:t>
             </w:r>
@@ -2445,7 +2681,8 @@
           <w:p>
             <w:r>
               <w:rPr>
-                <w:sz w:val="13"/>
+                <w:rFonts w:ascii="Times New Roman" w:hAnsi="Times New Roman" w:eastAsia="Times New Roman"/>
+                <w:sz w:val="16"/>
               </w:rPr>
               <w:t>Valid wearable days / expected wearable days when Tier 2 wearable layer active</w:t>
             </w:r>
@@ -2458,7 +2695,8 @@
           <w:p>
             <w:r>
               <w:rPr>
-                <w:sz w:val="13"/>
+                <w:rFonts w:ascii="Times New Roman" w:hAnsi="Times New Roman" w:eastAsia="Times New Roman"/>
+                <w:sz w:val="16"/>
               </w:rPr>
               <w:t>Proportion</w:t>
             </w:r>
@@ -2471,7 +2709,8 @@
           <w:p>
             <w:r>
               <w:rPr>
-                <w:sz w:val="13"/>
+                <w:rFonts w:ascii="Times New Roman" w:hAnsi="Times New Roman" w:eastAsia="Times New Roman"/>
+                <w:sz w:val="16"/>
               </w:rPr>
               <w:t>Monthly</w:t>
             </w:r>
@@ -2489,7 +2728,8 @@
           <w:p>
             <w:r>
               <w:rPr>
-                <w:sz w:val="13"/>
+                <w:rFonts w:ascii="Times New Roman" w:hAnsi="Times New Roman" w:eastAsia="Times New Roman"/>
+                <w:sz w:val="16"/>
               </w:rPr>
               <w:t>Burden acceptability</w:t>
             </w:r>
@@ -2502,7 +2742,8 @@
           <w:p>
             <w:r>
               <w:rPr>
-                <w:sz w:val="13"/>
+                <w:rFonts w:ascii="Times New Roman" w:hAnsi="Times New Roman" w:eastAsia="Times New Roman"/>
+                <w:sz w:val="16"/>
               </w:rPr>
               <w:t>Participant/caregiver burden rating and ZBI-12 band</w:t>
             </w:r>
@@ -2515,7 +2756,8 @@
           <w:p>
             <w:r>
               <w:rPr>
-                <w:sz w:val="13"/>
+                <w:rFonts w:ascii="Times New Roman" w:hAnsi="Times New Roman" w:eastAsia="Times New Roman"/>
+                <w:sz w:val="16"/>
               </w:rPr>
               <w:t>Median/range and trajectory</w:t>
             </w:r>
@@ -2528,7 +2770,8 @@
           <w:p>
             <w:r>
               <w:rPr>
-                <w:sz w:val="13"/>
+                <w:rFonts w:ascii="Times New Roman" w:hAnsi="Times New Roman" w:eastAsia="Times New Roman"/>
+                <w:sz w:val="16"/>
               </w:rPr>
               <w:t>Weekly/monthly</w:t>
             </w:r>
@@ -2537,6 +2780,9 @@
       </w:tr>
     </w:tbl>
     <w:p>
+      <w:pPr>
+        <w:spacing w:after="120" w:line="259" w:lineRule="auto"/>
+      </w:pPr>
       <w:r>
         <w:t>Primary functional signal domains include cognition, mobility/falls, mood/distress, sleep/repair, respiratory burden, dysphagia, caregiver burden, circadian regularity, and modified ADL/IADL function. Tier 2 adds serial EEG, synchronized biomarkers, and wearable capture. The Tier 2 layer strengthens mechanistic plausibility but does not convert the protocol into an efficacy trial.</w:t>
       </w:r>
@@ -2581,8 +2827,9 @@
             </w:pPr>
             <w:r>
               <w:rPr>
+                <w:rFonts w:ascii="Times New Roman" w:hAnsi="Times New Roman" w:eastAsia="Times New Roman"/>
                 <w:b/>
-                <w:sz w:val="13"/>
+                <w:sz w:val="16"/>
                 <w:szCs w:val="24"/>
               </w:rPr>
               <w:t>Domain</w:t>
@@ -2603,8 +2850,9 @@
             </w:pPr>
             <w:r>
               <w:rPr>
+                <w:rFonts w:ascii="Times New Roman" w:hAnsi="Times New Roman" w:eastAsia="Times New Roman"/>
                 <w:b/>
-                <w:sz w:val="13"/>
+                <w:sz w:val="16"/>
                 <w:szCs w:val="24"/>
               </w:rPr>
               <w:t>Tier 1 mandatory</w:t>
@@ -2625,8 +2873,9 @@
             </w:pPr>
             <w:r>
               <w:rPr>
+                <w:rFonts w:ascii="Times New Roman" w:hAnsi="Times New Roman" w:eastAsia="Times New Roman"/>
                 <w:b/>
-                <w:sz w:val="13"/>
+                <w:sz w:val="16"/>
                 <w:szCs w:val="24"/>
               </w:rPr>
               <w:t>Tier 2 required/expanded</w:t>
@@ -2647,8 +2896,9 @@
             </w:pPr>
             <w:r>
               <w:rPr>
+                <w:rFonts w:ascii="Times New Roman" w:hAnsi="Times New Roman" w:eastAsia="Times New Roman"/>
                 <w:b/>
-                <w:sz w:val="13"/>
+                <w:sz w:val="16"/>
                 <w:szCs w:val="24"/>
               </w:rPr>
               <w:t>EEG relation</w:t>
@@ -2669,8 +2919,9 @@
             </w:pPr>
             <w:r>
               <w:rPr>
+                <w:rFonts w:ascii="Times New Roman" w:hAnsi="Times New Roman" w:eastAsia="Times New Roman"/>
                 <w:b/>
-                <w:sz w:val="13"/>
+                <w:sz w:val="16"/>
                 <w:szCs w:val="24"/>
               </w:rPr>
               <w:t>Biomarker relation</w:t>
@@ -2695,10 +2946,68 @@
             </w:pPr>
             <w:r>
               <w:rPr>
+                <w:rFonts w:ascii="Times New Roman" w:hAnsi="Times New Roman" w:eastAsia="Times New Roman"/>
+                <w:sz w:val="16"/>
+                <w:szCs w:val="24"/>
+              </w:rPr>
+              <w:t>Cognition</w:t>
+            </w:r>
+          </w:p>
+        </w:tc>
+        <w:tc>
+          <w:tcPr>
+            <w:tcW w:w="2131" w:type="dxa"/>
+          </w:tcPr>
+          <w:p>
+            <w:pPr>
+              <w:rPr>
                 <w:sz w:val="13"/>
                 <w:szCs w:val="24"/>
               </w:rPr>
-              <w:t>Cognition</w:t>
+            </w:pPr>
+            <w:r>
+              <w:rPr>
+                <w:rFonts w:ascii="Times New Roman" w:hAnsi="Times New Roman" w:eastAsia="Times New Roman"/>
+                <w:sz w:val="16"/>
+                <w:szCs w:val="24"/>
+              </w:rPr>
+              <w:t xml:space="preserve">Daily clarity/memory/attention 0-10; </w:t>
+            </w:r>
+            <w:proofErr w:type="gramStart"/>
+            <w:r>
+              <w:rPr>
+                <w:rFonts w:ascii="Times New Roman" w:hAnsi="Times New Roman" w:eastAsia="Times New Roman"/>
+                <w:sz w:val="16"/>
+                <w:szCs w:val="24"/>
+              </w:rPr>
+              <w:t>MoCA monthly</w:t>
+            </w:r>
+            <w:proofErr w:type="gramEnd"/>
+            <w:r>
+              <w:rPr>
+                <w:rFonts w:ascii="Times New Roman" w:hAnsi="Times New Roman" w:eastAsia="Times New Roman"/>
+                <w:sz w:val="16"/>
+                <w:szCs w:val="24"/>
+              </w:rPr>
+              <w:t xml:space="preserve"> </w:t>
+            </w:r>
+            <w:proofErr w:type="gramStart"/>
+            <w:r>
+              <w:rPr>
+                <w:rFonts w:ascii="Times New Roman" w:hAnsi="Times New Roman" w:eastAsia="Times New Roman"/>
+                <w:sz w:val="16"/>
+                <w:szCs w:val="24"/>
+              </w:rPr>
+              <w:t>where</w:t>
+            </w:r>
+            <w:proofErr w:type="gramEnd"/>
+            <w:r>
+              <w:rPr>
+                <w:rFonts w:ascii="Times New Roman" w:hAnsi="Times New Roman" w:eastAsia="Times New Roman"/>
+                <w:sz w:val="16"/>
+                <w:szCs w:val="24"/>
+              </w:rPr>
+              <w:t xml:space="preserve"> feasible.</w:t>
             </w:r>
           </w:p>
         </w:tc>
@@ -2715,99 +3024,50 @@
             </w:pPr>
             <w:r>
               <w:rPr>
+                <w:rFonts w:ascii="Times New Roman" w:hAnsi="Times New Roman" w:eastAsia="Times New Roman"/>
+                <w:sz w:val="16"/>
+                <w:szCs w:val="24"/>
+              </w:rPr>
+              <w:t>Trail Making A/B; verbal fluency; delayed recall.</w:t>
+            </w:r>
+          </w:p>
+        </w:tc>
+        <w:tc>
+          <w:tcPr>
+            <w:tcW w:w="2131" w:type="dxa"/>
+          </w:tcPr>
+          <w:p>
+            <w:pPr>
+              <w:rPr>
                 <w:sz w:val="13"/>
                 <w:szCs w:val="24"/>
               </w:rPr>
-              <w:t xml:space="preserve">Daily clarity/memory/attention 0-10; </w:t>
-            </w:r>
-            <w:proofErr w:type="gramStart"/>
-            <w:r>
+            </w:pPr>
+            <w:r>
+              <w:rPr>
+                <w:rFonts w:ascii="Times New Roman" w:hAnsi="Times New Roman" w:eastAsia="Times New Roman"/>
+                <w:sz w:val="16"/>
+                <w:szCs w:val="24"/>
+              </w:rPr>
+              <w:t>P300 amplitude/latency; alpha/theta ratio.</w:t>
+            </w:r>
+          </w:p>
+        </w:tc>
+        <w:tc>
+          <w:tcPr>
+            <w:tcW w:w="2131" w:type="dxa"/>
+          </w:tcPr>
+          <w:p>
+            <w:pPr>
               <w:rPr>
                 <w:sz w:val="13"/>
                 <w:szCs w:val="24"/>
               </w:rPr>
-              <w:t>MoCA monthly</w:t>
-            </w:r>
-            <w:proofErr w:type="gramEnd"/>
-            <w:r>
-              <w:rPr>
-                <w:sz w:val="13"/>
-                <w:szCs w:val="24"/>
-              </w:rPr>
-              <w:t xml:space="preserve"> </w:t>
-            </w:r>
-            <w:proofErr w:type="gramStart"/>
-            <w:r>
-              <w:rPr>
-                <w:sz w:val="13"/>
-                <w:szCs w:val="24"/>
-              </w:rPr>
-              <w:t>where</w:t>
-            </w:r>
-            <w:proofErr w:type="gramEnd"/>
-            <w:r>
-              <w:rPr>
-                <w:sz w:val="13"/>
-                <w:szCs w:val="24"/>
-              </w:rPr>
-              <w:t xml:space="preserve"> feasible.</w:t>
-            </w:r>
-          </w:p>
-        </w:tc>
-        <w:tc>
-          <w:tcPr>
-            <w:tcW w:w="2131" w:type="dxa"/>
-          </w:tcPr>
-          <w:p>
-            <w:pPr>
-              <w:rPr>
-                <w:sz w:val="13"/>
-                <w:szCs w:val="24"/>
-              </w:rPr>
             </w:pPr>
             <w:r>
               <w:rPr>
-                <w:sz w:val="13"/>
-                <w:szCs w:val="24"/>
-              </w:rPr>
-              <w:t>Trail Making A/B; verbal fluency; delayed recall.</w:t>
-            </w:r>
-          </w:p>
-        </w:tc>
-        <w:tc>
-          <w:tcPr>
-            <w:tcW w:w="2131" w:type="dxa"/>
-          </w:tcPr>
-          <w:p>
-            <w:pPr>
-              <w:rPr>
-                <w:sz w:val="13"/>
-                <w:szCs w:val="24"/>
-              </w:rPr>
-            </w:pPr>
-            <w:r>
-              <w:rPr>
-                <w:sz w:val="13"/>
-                <w:szCs w:val="24"/>
-              </w:rPr>
-              <w:t>P300 amplitude/latency; alpha/theta ratio.</w:t>
-            </w:r>
-          </w:p>
-        </w:tc>
-        <w:tc>
-          <w:tcPr>
-            <w:tcW w:w="2131" w:type="dxa"/>
-          </w:tcPr>
-          <w:p>
-            <w:pPr>
-              <w:rPr>
-                <w:sz w:val="13"/>
-                <w:szCs w:val="24"/>
-              </w:rPr>
-            </w:pPr>
-            <w:r>
-              <w:rPr>
-                <w:sz w:val="13"/>
+                <w:rFonts w:ascii="Times New Roman" w:hAnsi="Times New Roman" w:eastAsia="Times New Roman"/>
+                <w:sz w:val="16"/>
                 <w:szCs w:val="24"/>
               </w:rPr>
               <w:t>BDNF; p-tau217; NfL.</w:t>
@@ -2832,10 +3092,32 @@
             </w:pPr>
             <w:r>
               <w:rPr>
+                <w:rFonts w:ascii="Times New Roman" w:hAnsi="Times New Roman" w:eastAsia="Times New Roman"/>
+                <w:sz w:val="16"/>
+                <w:szCs w:val="24"/>
+              </w:rPr>
+              <w:t>Mobility and falls</w:t>
+            </w:r>
+          </w:p>
+        </w:tc>
+        <w:tc>
+          <w:tcPr>
+            <w:tcW w:w="2131" w:type="dxa"/>
+          </w:tcPr>
+          <w:p>
+            <w:pPr>
+              <w:rPr>
                 <w:sz w:val="13"/>
                 <w:szCs w:val="24"/>
               </w:rPr>
-              <w:t>Mobility and falls</w:t>
+            </w:pPr>
+            <w:r>
+              <w:rPr>
+                <w:rFonts w:ascii="Times New Roman" w:hAnsi="Times New Roman" w:eastAsia="Times New Roman"/>
+                <w:sz w:val="16"/>
+                <w:szCs w:val="24"/>
+              </w:rPr>
+              <w:t>TUG weekly; daily falls/near-falls; standardized fall event form.</w:t>
             </w:r>
           </w:p>
         </w:tc>
@@ -2852,10 +3134,32 @@
             </w:pPr>
             <w:r>
               <w:rPr>
+                <w:rFonts w:ascii="Times New Roman" w:hAnsi="Times New Roman" w:eastAsia="Times New Roman"/>
+                <w:sz w:val="16"/>
+                <w:szCs w:val="24"/>
+              </w:rPr>
+              <w:t>10-meter walk; MDS-UPDRS Part III; PSP rating scale; video-standardized gait.</w:t>
+            </w:r>
+          </w:p>
+        </w:tc>
+        <w:tc>
+          <w:tcPr>
+            <w:tcW w:w="2131" w:type="dxa"/>
+          </w:tcPr>
+          <w:p>
+            <w:pPr>
+              <w:rPr>
                 <w:sz w:val="13"/>
                 <w:szCs w:val="24"/>
               </w:rPr>
-              <w:t>TUG weekly; daily falls/near-falls; standardized fall event form.</w:t>
+            </w:pPr>
+            <w:r>
+              <w:rPr>
+                <w:rFonts w:ascii="Times New Roman" w:hAnsi="Times New Roman" w:eastAsia="Times New Roman"/>
+                <w:sz w:val="16"/>
+                <w:szCs w:val="24"/>
+              </w:rPr>
+              <w:t>Beta corticomotor coherence; frontal-central connectivity.</w:t>
             </w:r>
           </w:p>
         </w:tc>
@@ -2872,47 +3176,8 @@
             </w:pPr>
             <w:r>
               <w:rPr>
-                <w:sz w:val="13"/>
-                <w:szCs w:val="24"/>
-              </w:rPr>
-              <w:t>10-meter walk; MDS-UPDRS Part III; PSP rating scale; video-standardized gait.</w:t>
-            </w:r>
-          </w:p>
-        </w:tc>
-        <w:tc>
-          <w:tcPr>
-            <w:tcW w:w="2131" w:type="dxa"/>
-          </w:tcPr>
-          <w:p>
-            <w:pPr>
-              <w:rPr>
-                <w:sz w:val="13"/>
-                <w:szCs w:val="24"/>
-              </w:rPr>
-            </w:pPr>
-            <w:r>
-              <w:rPr>
-                <w:sz w:val="13"/>
-                <w:szCs w:val="24"/>
-              </w:rPr>
-              <w:t>Beta corticomotor coherence; frontal-central connectivity.</w:t>
-            </w:r>
-          </w:p>
-        </w:tc>
-        <w:tc>
-          <w:tcPr>
-            <w:tcW w:w="2131" w:type="dxa"/>
-          </w:tcPr>
-          <w:p>
-            <w:pPr>
-              <w:rPr>
-                <w:sz w:val="13"/>
-                <w:szCs w:val="24"/>
-              </w:rPr>
-            </w:pPr>
-            <w:r>
-              <w:rPr>
-                <w:sz w:val="13"/>
+                <w:rFonts w:ascii="Times New Roman" w:hAnsi="Times New Roman" w:eastAsia="Times New Roman"/>
+                <w:sz w:val="16"/>
                 <w:szCs w:val="24"/>
               </w:rPr>
               <w:t>Inflammatory markers as confounder context.</w:t>
@@ -2937,10 +3202,32 @@
             </w:pPr>
             <w:r>
               <w:rPr>
+                <w:rFonts w:ascii="Times New Roman" w:hAnsi="Times New Roman" w:eastAsia="Times New Roman"/>
+                <w:sz w:val="16"/>
+                <w:szCs w:val="24"/>
+              </w:rPr>
+              <w:t>Mood/distress</w:t>
+            </w:r>
+          </w:p>
+        </w:tc>
+        <w:tc>
+          <w:tcPr>
+            <w:tcW w:w="2131" w:type="dxa"/>
+          </w:tcPr>
+          <w:p>
+            <w:pPr>
+              <w:rPr>
                 <w:sz w:val="13"/>
                 <w:szCs w:val="24"/>
               </w:rPr>
-              <w:t>Mood/distress</w:t>
+            </w:pPr>
+            <w:r>
+              <w:rPr>
+                <w:rFonts w:ascii="Times New Roman" w:hAnsi="Times New Roman" w:eastAsia="Times New Roman"/>
+                <w:sz w:val="16"/>
+                <w:szCs w:val="24"/>
+              </w:rPr>
+              <w:t>Daily mood/distress 0-10; weekly PHQ-2/GAD-2 or PHQ-4; PHQ-9/GAD-7 quarterly.</w:t>
             </w:r>
           </w:p>
         </w:tc>
@@ -2957,10 +3244,32 @@
             </w:pPr>
             <w:r>
               <w:rPr>
+                <w:rFonts w:ascii="Times New Roman" w:hAnsi="Times New Roman" w:eastAsia="Times New Roman"/>
+                <w:sz w:val="16"/>
+                <w:szCs w:val="24"/>
+              </w:rPr>
+              <w:t>Monthly PHQ-9/GAD-7 in Tier 2+.</w:t>
+            </w:r>
+          </w:p>
+        </w:tc>
+        <w:tc>
+          <w:tcPr>
+            <w:tcW w:w="2131" w:type="dxa"/>
+          </w:tcPr>
+          <w:p>
+            <w:pPr>
+              <w:rPr>
                 <w:sz w:val="13"/>
                 <w:szCs w:val="24"/>
               </w:rPr>
-              <w:t>Daily mood/distress 0-10; weekly PHQ-2/GAD-2 or PHQ-4; PHQ-9/GAD-7 quarterly.</w:t>
+            </w:pPr>
+            <w:r>
+              <w:rPr>
+                <w:rFonts w:ascii="Times New Roman" w:hAnsi="Times New Roman" w:eastAsia="Times New Roman"/>
+                <w:sz w:val="16"/>
+                <w:szCs w:val="24"/>
+              </w:rPr>
+              <w:t>P300 amplitude/latency; theta power.</w:t>
             </w:r>
           </w:p>
         </w:tc>
@@ -2977,47 +3286,8 @@
             </w:pPr>
             <w:r>
               <w:rPr>
-                <w:sz w:val="13"/>
-                <w:szCs w:val="24"/>
-              </w:rPr>
-              <w:t>Monthly PHQ-9/GAD-7 in Tier 2+.</w:t>
-            </w:r>
-          </w:p>
-        </w:tc>
-        <w:tc>
-          <w:tcPr>
-            <w:tcW w:w="2131" w:type="dxa"/>
-          </w:tcPr>
-          <w:p>
-            <w:pPr>
-              <w:rPr>
-                <w:sz w:val="13"/>
-                <w:szCs w:val="24"/>
-              </w:rPr>
-            </w:pPr>
-            <w:r>
-              <w:rPr>
-                <w:sz w:val="13"/>
-                <w:szCs w:val="24"/>
-              </w:rPr>
-              <w:t>P300 amplitude/latency; theta power.</w:t>
-            </w:r>
-          </w:p>
-        </w:tc>
-        <w:tc>
-          <w:tcPr>
-            <w:tcW w:w="2131" w:type="dxa"/>
-          </w:tcPr>
-          <w:p>
-            <w:pPr>
-              <w:rPr>
-                <w:sz w:val="13"/>
-                <w:szCs w:val="24"/>
-              </w:rPr>
-            </w:pPr>
-            <w:r>
-              <w:rPr>
-                <w:sz w:val="13"/>
+                <w:rFonts w:ascii="Times New Roman" w:hAnsi="Times New Roman" w:eastAsia="Times New Roman"/>
+                <w:sz w:val="16"/>
                 <w:szCs w:val="24"/>
               </w:rPr>
               <w:t>IL-6; TNF-alpha; hs-CRP exploratory correlates.</w:t>
@@ -3042,10 +3312,32 @@
             </w:pPr>
             <w:r>
               <w:rPr>
+                <w:rFonts w:ascii="Times New Roman" w:hAnsi="Times New Roman" w:eastAsia="Times New Roman"/>
+                <w:sz w:val="16"/>
+                <w:szCs w:val="24"/>
+              </w:rPr>
+              <w:t>Sleep/repair</w:t>
+            </w:r>
+          </w:p>
+        </w:tc>
+        <w:tc>
+          <w:tcPr>
+            <w:tcW w:w="2131" w:type="dxa"/>
+          </w:tcPr>
+          <w:p>
+            <w:pPr>
+              <w:rPr>
                 <w:sz w:val="13"/>
                 <w:szCs w:val="24"/>
               </w:rPr>
-              <w:t>Sleep/repair</w:t>
+            </w:pPr>
+            <w:r>
+              <w:rPr>
+                <w:rFonts w:ascii="Times New Roman" w:hAnsi="Times New Roman" w:eastAsia="Times New Roman"/>
+                <w:sz w:val="16"/>
+                <w:szCs w:val="24"/>
+              </w:rPr>
+              <w:t>Daily sleep hours and quality; PSQI quarterly.</w:t>
             </w:r>
           </w:p>
         </w:tc>
@@ -3062,10 +3354,32 @@
             </w:pPr>
             <w:r>
               <w:rPr>
+                <w:rFonts w:ascii="Times New Roman" w:hAnsi="Times New Roman" w:eastAsia="Times New Roman"/>
+                <w:sz w:val="16"/>
+                <w:szCs w:val="24"/>
+              </w:rPr>
+              <w:t>Actigraphy/wearable sleep efficiency; sleep-device adherence where prescribed.</w:t>
+            </w:r>
+          </w:p>
+        </w:tc>
+        <w:tc>
+          <w:tcPr>
+            <w:tcW w:w="2131" w:type="dxa"/>
+          </w:tcPr>
+          <w:p>
+            <w:pPr>
+              <w:rPr>
                 <w:sz w:val="13"/>
                 <w:szCs w:val="24"/>
               </w:rPr>
-              <w:t>Daily sleep hours and quality; PSQI quarterly.</w:t>
+            </w:pPr>
+            <w:r>
+              <w:rPr>
+                <w:rFonts w:ascii="Times New Roman" w:hAnsi="Times New Roman" w:eastAsia="Times New Roman"/>
+                <w:sz w:val="16"/>
+                <w:szCs w:val="24"/>
+              </w:rPr>
+              <w:t>Prior-night sleep quality confounds all EEG sessions.</w:t>
             </w:r>
           </w:p>
         </w:tc>
@@ -3082,47 +3396,8 @@
             </w:pPr>
             <w:r>
               <w:rPr>
-                <w:sz w:val="13"/>
-                <w:szCs w:val="24"/>
-              </w:rPr>
-              <w:t>Actigraphy/wearable sleep efficiency; sleep-device adherence where prescribed.</w:t>
-            </w:r>
-          </w:p>
-        </w:tc>
-        <w:tc>
-          <w:tcPr>
-            <w:tcW w:w="2131" w:type="dxa"/>
-          </w:tcPr>
-          <w:p>
-            <w:pPr>
-              <w:rPr>
-                <w:sz w:val="13"/>
-                <w:szCs w:val="24"/>
-              </w:rPr>
-            </w:pPr>
-            <w:r>
-              <w:rPr>
-                <w:sz w:val="13"/>
-                <w:szCs w:val="24"/>
-              </w:rPr>
-              <w:t>Prior-night sleep quality confounds all EEG sessions.</w:t>
-            </w:r>
-          </w:p>
-        </w:tc>
-        <w:tc>
-          <w:tcPr>
-            <w:tcW w:w="2131" w:type="dxa"/>
-          </w:tcPr>
-          <w:p>
-            <w:pPr>
-              <w:rPr>
-                <w:sz w:val="13"/>
-                <w:szCs w:val="24"/>
-              </w:rPr>
-            </w:pPr>
-            <w:r>
-              <w:rPr>
-                <w:sz w:val="13"/>
+                <w:rFonts w:ascii="Times New Roman" w:hAnsi="Times New Roman" w:eastAsia="Times New Roman"/>
+                <w:sz w:val="16"/>
                 <w:szCs w:val="24"/>
               </w:rPr>
               <w:t>Sleep is an interpretive gate.</w:t>
@@ -3147,10 +3422,50 @@
             </w:pPr>
             <w:r>
               <w:rPr>
+                <w:rFonts w:ascii="Times New Roman" w:hAnsi="Times New Roman" w:eastAsia="Times New Roman"/>
+                <w:sz w:val="16"/>
+                <w:szCs w:val="24"/>
+              </w:rPr>
+              <w:t>Respiratory</w:t>
+            </w:r>
+          </w:p>
+        </w:tc>
+        <w:tc>
+          <w:tcPr>
+            <w:tcW w:w="2131" w:type="dxa"/>
+          </w:tcPr>
+          <w:p>
+            <w:pPr>
+              <w:rPr>
                 <w:sz w:val="13"/>
                 <w:szCs w:val="24"/>
               </w:rPr>
-              <w:t>Respiratory</w:t>
+            </w:pPr>
+            <w:r>
+              <w:rPr>
+                <w:rFonts w:ascii="Times New Roman" w:hAnsi="Times New Roman" w:eastAsia="Times New Roman"/>
+                <w:sz w:val="16"/>
+                <w:szCs w:val="24"/>
+              </w:rPr>
+              <w:t xml:space="preserve">Daily breathlessness 0-10; SpO2 </w:t>
+            </w:r>
+            <w:proofErr w:type="gramStart"/>
+            <w:r>
+              <w:rPr>
+                <w:rFonts w:ascii="Times New Roman" w:hAnsi="Times New Roman" w:eastAsia="Times New Roman"/>
+                <w:sz w:val="16"/>
+                <w:szCs w:val="24"/>
+              </w:rPr>
+              <w:t>where</w:t>
+            </w:r>
+            <w:proofErr w:type="gramEnd"/>
+            <w:r>
+              <w:rPr>
+                <w:rFonts w:ascii="Times New Roman" w:hAnsi="Times New Roman" w:eastAsia="Times New Roman"/>
+                <w:sz w:val="16"/>
+                <w:szCs w:val="24"/>
+              </w:rPr>
+              <w:t xml:space="preserve"> available.</w:t>
             </w:r>
           </w:p>
         </w:tc>
@@ -3167,83 +3482,50 @@
             </w:pPr>
             <w:r>
               <w:rPr>
+                <w:rFonts w:ascii="Times New Roman" w:hAnsi="Times New Roman" w:eastAsia="Times New Roman"/>
+                <w:sz w:val="16"/>
+                <w:szCs w:val="24"/>
+              </w:rPr>
+              <w:t>mMRC/CAT; spirometry; 6MWT.</w:t>
+            </w:r>
+          </w:p>
+        </w:tc>
+        <w:tc>
+          <w:tcPr>
+            <w:tcW w:w="2131" w:type="dxa"/>
+          </w:tcPr>
+          <w:p>
+            <w:pPr>
+              <w:rPr>
                 <w:sz w:val="13"/>
                 <w:szCs w:val="24"/>
               </w:rPr>
-              <w:t xml:space="preserve">Daily breathlessness 0-10; SpO2 </w:t>
-            </w:r>
-            <w:proofErr w:type="gramStart"/>
-            <w:r>
+            </w:pPr>
+            <w:r>
+              <w:rPr>
+                <w:rFonts w:ascii="Times New Roman" w:hAnsi="Times New Roman" w:eastAsia="Times New Roman"/>
+                <w:sz w:val="16"/>
+                <w:szCs w:val="24"/>
+              </w:rPr>
+              <w:t>Low oxygenation flagged as EEG/cognitive confounder.</w:t>
+            </w:r>
+          </w:p>
+        </w:tc>
+        <w:tc>
+          <w:tcPr>
+            <w:tcW w:w="2131" w:type="dxa"/>
+          </w:tcPr>
+          <w:p>
+            <w:pPr>
               <w:rPr>
                 <w:sz w:val="13"/>
                 <w:szCs w:val="24"/>
               </w:rPr>
-              <w:t>where</w:t>
-            </w:r>
-            <w:proofErr w:type="gramEnd"/>
-            <w:r>
-              <w:rPr>
-                <w:sz w:val="13"/>
-                <w:szCs w:val="24"/>
-              </w:rPr>
-              <w:t xml:space="preserve"> available.</w:t>
-            </w:r>
-          </w:p>
-        </w:tc>
-        <w:tc>
-          <w:tcPr>
-            <w:tcW w:w="2131" w:type="dxa"/>
-          </w:tcPr>
-          <w:p>
-            <w:pPr>
-              <w:rPr>
-                <w:sz w:val="13"/>
-                <w:szCs w:val="24"/>
-              </w:rPr>
             </w:pPr>
             <w:r>
               <w:rPr>
-                <w:sz w:val="13"/>
-                <w:szCs w:val="24"/>
-              </w:rPr>
-              <w:t>mMRC/CAT; spirometry; 6MWT.</w:t>
-            </w:r>
-          </w:p>
-        </w:tc>
-        <w:tc>
-          <w:tcPr>
-            <w:tcW w:w="2131" w:type="dxa"/>
-          </w:tcPr>
-          <w:p>
-            <w:pPr>
-              <w:rPr>
-                <w:sz w:val="13"/>
-                <w:szCs w:val="24"/>
-              </w:rPr>
-            </w:pPr>
-            <w:r>
-              <w:rPr>
-                <w:sz w:val="13"/>
-                <w:szCs w:val="24"/>
-              </w:rPr>
-              <w:t>Low oxygenation flagged as EEG/cognitive confounder.</w:t>
-            </w:r>
-          </w:p>
-        </w:tc>
-        <w:tc>
-          <w:tcPr>
-            <w:tcW w:w="2131" w:type="dxa"/>
-          </w:tcPr>
-          <w:p>
-            <w:pPr>
-              <w:rPr>
-                <w:sz w:val="13"/>
-                <w:szCs w:val="24"/>
-              </w:rPr>
-            </w:pPr>
-            <w:r>
-              <w:rPr>
-                <w:sz w:val="13"/>
+                <w:rFonts w:ascii="Times New Roman" w:hAnsi="Times New Roman" w:eastAsia="Times New Roman"/>
+                <w:sz w:val="16"/>
                 <w:szCs w:val="24"/>
               </w:rPr>
               <w:t>Inflammatory markers as respiratory context.</w:t>
@@ -3268,10 +3550,32 @@
             </w:pPr>
             <w:r>
               <w:rPr>
+                <w:rFonts w:ascii="Times New Roman" w:hAnsi="Times New Roman" w:eastAsia="Times New Roman"/>
+                <w:sz w:val="16"/>
+                <w:szCs w:val="24"/>
+              </w:rPr>
+              <w:t>Circadian/light</w:t>
+            </w:r>
+          </w:p>
+        </w:tc>
+        <w:tc>
+          <w:tcPr>
+            <w:tcW w:w="2131" w:type="dxa"/>
+          </w:tcPr>
+          <w:p>
+            <w:pPr>
+              <w:rPr>
                 <w:sz w:val="13"/>
                 <w:szCs w:val="24"/>
               </w:rPr>
-              <w:t>Circadian/light</w:t>
+            </w:pPr>
+            <w:r>
+              <w:rPr>
+                <w:rFonts w:ascii="Times New Roman" w:hAnsi="Times New Roman" w:eastAsia="Times New Roman"/>
+                <w:sz w:val="16"/>
+                <w:szCs w:val="24"/>
+              </w:rPr>
+              <w:t>Wake time; bedtime; morning light yes/no; nap minutes; weekly CRI.</w:t>
             </w:r>
           </w:p>
         </w:tc>
@@ -3288,47 +3592,29 @@
             </w:pPr>
             <w:r>
               <w:rPr>
+                <w:rFonts w:ascii="Times New Roman" w:hAnsi="Times New Roman" w:eastAsia="Times New Roman"/>
+                <w:sz w:val="16"/>
+                <w:szCs w:val="24"/>
+              </w:rPr>
+              <w:t>Actigraphy-derived regularity where available.</w:t>
+            </w:r>
+          </w:p>
+        </w:tc>
+        <w:tc>
+          <w:tcPr>
+            <w:tcW w:w="2131" w:type="dxa"/>
+          </w:tcPr>
+          <w:p>
+            <w:pPr>
+              <w:rPr>
                 <w:sz w:val="13"/>
                 <w:szCs w:val="24"/>
               </w:rPr>
-              <w:t>Wake time; bedtime; morning light yes/no; nap minutes; weekly CRI.</w:t>
-            </w:r>
-          </w:p>
-        </w:tc>
-        <w:tc>
-          <w:tcPr>
-            <w:tcW w:w="2131" w:type="dxa"/>
-          </w:tcPr>
-          <w:p>
-            <w:pPr>
-              <w:rPr>
-                <w:sz w:val="13"/>
-                <w:szCs w:val="24"/>
-              </w:rPr>
             </w:pPr>
             <w:r>
               <w:rPr>
-                <w:sz w:val="13"/>
-                <w:szCs w:val="24"/>
-              </w:rPr>
-              <w:t>Actigraphy-derived regularity where available.</w:t>
-            </w:r>
-          </w:p>
-        </w:tc>
-        <w:tc>
-          <w:tcPr>
-            <w:tcW w:w="2131" w:type="dxa"/>
-          </w:tcPr>
-          <w:p>
-            <w:pPr>
-              <w:rPr>
-                <w:sz w:val="13"/>
-                <w:szCs w:val="24"/>
-              </w:rPr>
-            </w:pPr>
-            <w:r>
-              <w:rPr>
-                <w:sz w:val="13"/>
+                <w:rFonts w:ascii="Times New Roman" w:hAnsi="Times New Roman" w:eastAsia="Times New Roman"/>
+                <w:sz w:val="16"/>
                 <w:szCs w:val="24"/>
               </w:rPr>
               <w:t>CRI tested against EEG alpha/theta ratio.</w:t>
@@ -3349,7 +3635,8 @@
             <w:proofErr w:type="gramStart"/>
             <w:r>
               <w:rPr>
-                <w:sz w:val="13"/>
+                <w:rFonts w:ascii="Times New Roman" w:hAnsi="Times New Roman" w:eastAsia="Times New Roman"/>
+                <w:sz w:val="16"/>
                 <w:szCs w:val="24"/>
               </w:rPr>
               <w:t>None primary</w:t>
@@ -3357,7 +3644,8 @@
             <w:proofErr w:type="gramEnd"/>
             <w:r>
               <w:rPr>
-                <w:sz w:val="13"/>
+                <w:rFonts w:ascii="Times New Roman" w:hAnsi="Times New Roman" w:eastAsia="Times New Roman"/>
+                <w:sz w:val="16"/>
                 <w:szCs w:val="24"/>
               </w:rPr>
               <w:t>.</w:t>
@@ -3382,10 +3670,32 @@
             </w:pPr>
             <w:r>
               <w:rPr>
+                <w:rFonts w:ascii="Times New Roman" w:hAnsi="Times New Roman" w:eastAsia="Times New Roman"/>
+                <w:sz w:val="16"/>
+                <w:szCs w:val="24"/>
+              </w:rPr>
+              <w:t>Dysphagia</w:t>
+            </w:r>
+          </w:p>
+        </w:tc>
+        <w:tc>
+          <w:tcPr>
+            <w:tcW w:w="2131" w:type="dxa"/>
+          </w:tcPr>
+          <w:p>
+            <w:pPr>
+              <w:rPr>
                 <w:sz w:val="13"/>
                 <w:szCs w:val="24"/>
               </w:rPr>
-              <w:t>Dysphagia</w:t>
+            </w:pPr>
+            <w:r>
+              <w:rPr>
+                <w:rFonts w:ascii="Times New Roman" w:hAnsi="Times New Roman" w:eastAsia="Times New Roman"/>
+                <w:sz w:val="16"/>
+                <w:szCs w:val="24"/>
+              </w:rPr>
+              <w:t>EAT-10 baseline, monthly, and as indicated.</w:t>
             </w:r>
           </w:p>
         </w:tc>
@@ -3402,10 +3712,50 @@
             </w:pPr>
             <w:r>
               <w:rPr>
+                <w:rFonts w:ascii="Times New Roman" w:hAnsi="Times New Roman" w:eastAsia="Times New Roman"/>
+                <w:sz w:val="16"/>
+                <w:szCs w:val="24"/>
+              </w:rPr>
+              <w:t xml:space="preserve">Speech-language pathology referral data </w:t>
+            </w:r>
+            <w:proofErr w:type="gramStart"/>
+            <w:r>
+              <w:rPr>
+                <w:rFonts w:ascii="Times New Roman" w:hAnsi="Times New Roman" w:eastAsia="Times New Roman"/>
+                <w:sz w:val="16"/>
+                <w:szCs w:val="24"/>
+              </w:rPr>
+              <w:t>where</w:t>
+            </w:r>
+            <w:proofErr w:type="gramEnd"/>
+            <w:r>
+              <w:rPr>
+                <w:rFonts w:ascii="Times New Roman" w:hAnsi="Times New Roman" w:eastAsia="Times New Roman"/>
+                <w:sz w:val="16"/>
+                <w:szCs w:val="24"/>
+              </w:rPr>
+              <w:t xml:space="preserve"> clinically available.</w:t>
+            </w:r>
+          </w:p>
+        </w:tc>
+        <w:tc>
+          <w:tcPr>
+            <w:tcW w:w="2131" w:type="dxa"/>
+          </w:tcPr>
+          <w:p>
+            <w:pPr>
+              <w:rPr>
                 <w:sz w:val="13"/>
                 <w:szCs w:val="24"/>
               </w:rPr>
-              <w:t>EAT-10 baseline, monthly, and as indicated.</w:t>
+            </w:pPr>
+            <w:r>
+              <w:rPr>
+                <w:rFonts w:ascii="Times New Roman" w:hAnsi="Times New Roman" w:eastAsia="Times New Roman"/>
+                <w:sz w:val="16"/>
+                <w:szCs w:val="24"/>
+              </w:rPr>
+              <w:t>Not EEG-linked.</w:t>
             </w:r>
           </w:p>
         </w:tc>
@@ -3422,63 +3772,8 @@
             </w:pPr>
             <w:r>
               <w:rPr>
-                <w:sz w:val="13"/>
-                <w:szCs w:val="24"/>
-              </w:rPr>
-              <w:t xml:space="preserve">Speech-language pathology referral data </w:t>
-            </w:r>
-            <w:proofErr w:type="gramStart"/>
-            <w:r>
-              <w:rPr>
-                <w:sz w:val="13"/>
-                <w:szCs w:val="24"/>
-              </w:rPr>
-              <w:t>where</w:t>
-            </w:r>
-            <w:proofErr w:type="gramEnd"/>
-            <w:r>
-              <w:rPr>
-                <w:sz w:val="13"/>
-                <w:szCs w:val="24"/>
-              </w:rPr>
-              <w:t xml:space="preserve"> clinically available.</w:t>
-            </w:r>
-          </w:p>
-        </w:tc>
-        <w:tc>
-          <w:tcPr>
-            <w:tcW w:w="2131" w:type="dxa"/>
-          </w:tcPr>
-          <w:p>
-            <w:pPr>
-              <w:rPr>
-                <w:sz w:val="13"/>
-                <w:szCs w:val="24"/>
-              </w:rPr>
-            </w:pPr>
-            <w:r>
-              <w:rPr>
-                <w:sz w:val="13"/>
-                <w:szCs w:val="24"/>
-              </w:rPr>
-              <w:t>Not EEG-linked.</w:t>
-            </w:r>
-          </w:p>
-        </w:tc>
-        <w:tc>
-          <w:tcPr>
-            <w:tcW w:w="2131" w:type="dxa"/>
-          </w:tcPr>
-          <w:p>
-            <w:pPr>
-              <w:rPr>
-                <w:sz w:val="13"/>
-                <w:szCs w:val="24"/>
-              </w:rPr>
-            </w:pPr>
-            <w:r>
-              <w:rPr>
-                <w:sz w:val="13"/>
+                <w:rFonts w:ascii="Times New Roman" w:hAnsi="Times New Roman" w:eastAsia="Times New Roman"/>
+                <w:sz w:val="16"/>
                 <w:szCs w:val="24"/>
               </w:rPr>
               <w:t>Nutrition/adherence confounder.</w:t>
@@ -3503,10 +3798,32 @@
             </w:pPr>
             <w:r>
               <w:rPr>
+                <w:rFonts w:ascii="Times New Roman" w:hAnsi="Times New Roman" w:eastAsia="Times New Roman"/>
+                <w:sz w:val="16"/>
+                <w:szCs w:val="24"/>
+              </w:rPr>
+              <w:t>Function</w:t>
+            </w:r>
+          </w:p>
+        </w:tc>
+        <w:tc>
+          <w:tcPr>
+            <w:tcW w:w="2131" w:type="dxa"/>
+          </w:tcPr>
+          <w:p>
+            <w:pPr>
+              <w:rPr>
                 <w:sz w:val="13"/>
                 <w:szCs w:val="24"/>
               </w:rPr>
-              <w:t>Function</w:t>
+            </w:pPr>
+            <w:r>
+              <w:rPr>
+                <w:rFonts w:ascii="Times New Roman" w:hAnsi="Times New Roman" w:eastAsia="Times New Roman"/>
+                <w:sz w:val="16"/>
+                <w:szCs w:val="24"/>
+              </w:rPr>
+              <w:t>RAY-VASC Modified ADL/IADL v0.1; proxy mode recorded.</w:t>
             </w:r>
           </w:p>
         </w:tc>
@@ -3523,10 +3840,32 @@
             </w:pPr>
             <w:r>
               <w:rPr>
+                <w:rFonts w:ascii="Times New Roman" w:hAnsi="Times New Roman" w:eastAsia="Times New Roman"/>
+                <w:sz w:val="16"/>
+                <w:szCs w:val="24"/>
+              </w:rPr>
+              <w:t>Lawton-Brody IADL; Katz ADL.</w:t>
+            </w:r>
+          </w:p>
+        </w:tc>
+        <w:tc>
+          <w:tcPr>
+            <w:tcW w:w="2131" w:type="dxa"/>
+          </w:tcPr>
+          <w:p>
+            <w:pPr>
+              <w:rPr>
                 <w:sz w:val="13"/>
                 <w:szCs w:val="24"/>
               </w:rPr>
-              <w:t>RAY-VASC Modified ADL/IADL v0.1; proxy mode recorded.</w:t>
+            </w:pPr>
+            <w:r>
+              <w:rPr>
+                <w:rFonts w:ascii="Times New Roman" w:hAnsi="Times New Roman" w:eastAsia="Times New Roman"/>
+                <w:sz w:val="16"/>
+                <w:szCs w:val="24"/>
+              </w:rPr>
+              <w:t>Not primary EEG-linked.</w:t>
             </w:r>
           </w:p>
         </w:tc>
@@ -3543,47 +3882,8 @@
             </w:pPr>
             <w:r>
               <w:rPr>
-                <w:sz w:val="13"/>
-                <w:szCs w:val="24"/>
-              </w:rPr>
-              <w:t>Lawton-Brody IADL; Katz ADL.</w:t>
-            </w:r>
-          </w:p>
-        </w:tc>
-        <w:tc>
-          <w:tcPr>
-            <w:tcW w:w="2131" w:type="dxa"/>
-          </w:tcPr>
-          <w:p>
-            <w:pPr>
-              <w:rPr>
-                <w:sz w:val="13"/>
-                <w:szCs w:val="24"/>
-              </w:rPr>
-            </w:pPr>
-            <w:r>
-              <w:rPr>
-                <w:sz w:val="13"/>
-                <w:szCs w:val="24"/>
-              </w:rPr>
-              <w:t>Not primary EEG-linked.</w:t>
-            </w:r>
-          </w:p>
-        </w:tc>
-        <w:tc>
-          <w:tcPr>
-            <w:tcW w:w="2131" w:type="dxa"/>
-          </w:tcPr>
-          <w:p>
-            <w:pPr>
-              <w:rPr>
-                <w:sz w:val="13"/>
-                <w:szCs w:val="24"/>
-              </w:rPr>
-            </w:pPr>
-            <w:r>
-              <w:rPr>
-                <w:sz w:val="13"/>
+                <w:rFonts w:ascii="Times New Roman" w:hAnsi="Times New Roman" w:eastAsia="Times New Roman"/>
+                <w:sz w:val="16"/>
                 <w:szCs w:val="24"/>
               </w:rPr>
               <w:t>Adherence and caregiver context.</w:t>
@@ -3608,27 +3908,29 @@
             </w:pPr>
             <w:r>
               <w:rPr>
+                <w:rFonts w:ascii="Times New Roman" w:hAnsi="Times New Roman" w:eastAsia="Times New Roman"/>
+                <w:sz w:val="16"/>
+                <w:szCs w:val="24"/>
+              </w:rPr>
+              <w:t>Caregiver burden</w:t>
+            </w:r>
+          </w:p>
+        </w:tc>
+        <w:tc>
+          <w:tcPr>
+            <w:tcW w:w="2131" w:type="dxa"/>
+          </w:tcPr>
+          <w:p>
+            <w:pPr>
+              <w:rPr>
                 <w:sz w:val="13"/>
                 <w:szCs w:val="24"/>
               </w:rPr>
-              <w:t>Caregiver burden</w:t>
-            </w:r>
-          </w:p>
-        </w:tc>
-        <w:tc>
-          <w:tcPr>
-            <w:tcW w:w="2131" w:type="dxa"/>
-          </w:tcPr>
-          <w:p>
-            <w:pPr>
-              <w:rPr>
-                <w:sz w:val="13"/>
-                <w:szCs w:val="24"/>
-              </w:rPr>
             </w:pPr>
             <w:r>
               <w:rPr>
-                <w:sz w:val="13"/>
+                <w:rFonts w:ascii="Times New Roman" w:hAnsi="Times New Roman" w:eastAsia="Times New Roman"/>
+                <w:sz w:val="16"/>
                 <w:szCs w:val="24"/>
               </w:rPr>
               <w:t xml:space="preserve">ZBI-12 alternate-week or weekly </w:t>
@@ -3636,7 +3938,8 @@
             <w:proofErr w:type="gramStart"/>
             <w:r>
               <w:rPr>
-                <w:sz w:val="13"/>
+                <w:rFonts w:ascii="Times New Roman" w:hAnsi="Times New Roman" w:eastAsia="Times New Roman"/>
+                <w:sz w:val="16"/>
                 <w:szCs w:val="24"/>
               </w:rPr>
               <w:lastRenderedPageBreak/>
@@ -3645,27 +3948,29 @@
             <w:proofErr w:type="gramEnd"/>
             <w:r>
               <w:rPr>
+                <w:rFonts w:ascii="Times New Roman" w:hAnsi="Times New Roman" w:eastAsia="Times New Roman"/>
+                <w:sz w:val="16"/>
+                <w:szCs w:val="24"/>
+              </w:rPr>
+              <w:t xml:space="preserve"> tier; caregiver flag retained.</w:t>
+            </w:r>
+          </w:p>
+        </w:tc>
+        <w:tc>
+          <w:tcPr>
+            <w:tcW w:w="2131" w:type="dxa"/>
+          </w:tcPr>
+          <w:p>
+            <w:pPr>
+              <w:rPr>
                 <w:sz w:val="13"/>
                 <w:szCs w:val="24"/>
               </w:rPr>
-              <w:t xml:space="preserve"> tier; caregiver flag retained.</w:t>
-            </w:r>
-          </w:p>
-        </w:tc>
-        <w:tc>
-          <w:tcPr>
-            <w:tcW w:w="2131" w:type="dxa"/>
-          </w:tcPr>
-          <w:p>
-            <w:pPr>
-              <w:rPr>
-                <w:sz w:val="13"/>
-                <w:szCs w:val="24"/>
-              </w:rPr>
             </w:pPr>
             <w:r>
               <w:rPr>
-                <w:sz w:val="13"/>
+                <w:rFonts w:ascii="Times New Roman" w:hAnsi="Times New Roman" w:eastAsia="Times New Roman"/>
+                <w:sz w:val="16"/>
                 <w:szCs w:val="24"/>
               </w:rPr>
               <w:lastRenderedPageBreak/>
@@ -3674,55 +3979,59 @@
             <w:proofErr w:type="gramStart"/>
             <w:r>
               <w:rPr>
+                <w:rFonts w:ascii="Times New Roman" w:hAnsi="Times New Roman" w:eastAsia="Times New Roman"/>
+                <w:sz w:val="16"/>
+                <w:szCs w:val="24"/>
+              </w:rPr>
+              <w:t>battery</w:t>
+            </w:r>
+            <w:proofErr w:type="gramEnd"/>
+            <w:r>
+              <w:rPr>
+                <w:rFonts w:ascii="Times New Roman" w:hAnsi="Times New Roman" w:eastAsia="Times New Roman"/>
+                <w:sz w:val="16"/>
+                <w:szCs w:val="24"/>
+              </w:rPr>
+              <w:t xml:space="preserve"> where feasible.</w:t>
+            </w:r>
+          </w:p>
+        </w:tc>
+        <w:tc>
+          <w:tcPr>
+            <w:tcW w:w="2131" w:type="dxa"/>
+          </w:tcPr>
+          <w:p>
+            <w:pPr>
+              <w:rPr>
                 <w:sz w:val="13"/>
                 <w:szCs w:val="24"/>
               </w:rPr>
-              <w:t>battery</w:t>
-            </w:r>
-            <w:proofErr w:type="gramEnd"/>
-            <w:r>
+            </w:pPr>
+            <w:r>
+              <w:rPr>
+                <w:rFonts w:ascii="Times New Roman" w:hAnsi="Times New Roman" w:eastAsia="Times New Roman"/>
+                <w:sz w:val="16"/>
+                <w:szCs w:val="24"/>
+              </w:rPr>
+              <w:t>Not EEG-linked.</w:t>
+            </w:r>
+          </w:p>
+        </w:tc>
+        <w:tc>
+          <w:tcPr>
+            <w:tcW w:w="2131" w:type="dxa"/>
+          </w:tcPr>
+          <w:p>
+            <w:pPr>
               <w:rPr>
                 <w:sz w:val="13"/>
                 <w:szCs w:val="24"/>
               </w:rPr>
-              <w:t xml:space="preserve"> where feasible.</w:t>
-            </w:r>
-          </w:p>
-        </w:tc>
-        <w:tc>
-          <w:tcPr>
-            <w:tcW w:w="2131" w:type="dxa"/>
-          </w:tcPr>
-          <w:p>
-            <w:pPr>
-              <w:rPr>
-                <w:sz w:val="13"/>
-                <w:szCs w:val="24"/>
-              </w:rPr>
             </w:pPr>
             <w:r>
               <w:rPr>
-                <w:sz w:val="13"/>
-                <w:szCs w:val="24"/>
-              </w:rPr>
-              <w:t>Not EEG-linked.</w:t>
-            </w:r>
-          </w:p>
-        </w:tc>
-        <w:tc>
-          <w:tcPr>
-            <w:tcW w:w="2131" w:type="dxa"/>
-          </w:tcPr>
-          <w:p>
-            <w:pPr>
-              <w:rPr>
-                <w:sz w:val="13"/>
-                <w:szCs w:val="24"/>
-              </w:rPr>
-            </w:pPr>
-            <w:r>
-              <w:rPr>
-                <w:sz w:val="13"/>
+                <w:rFonts w:ascii="Times New Roman" w:hAnsi="Times New Roman" w:eastAsia="Times New Roman"/>
+                <w:sz w:val="16"/>
                 <w:szCs w:val="24"/>
               </w:rPr>
               <w:t>Primary feasibility/safety context.</w:t>
@@ -3747,10 +4056,32 @@
             </w:pPr>
             <w:r>
               <w:rPr>
+                <w:rFonts w:ascii="Times New Roman" w:hAnsi="Times New Roman" w:eastAsia="Times New Roman"/>
+                <w:sz w:val="16"/>
+                <w:szCs w:val="24"/>
+              </w:rPr>
+              <w:t>EEG/neuroplasticity</w:t>
+            </w:r>
+          </w:p>
+        </w:tc>
+        <w:tc>
+          <w:tcPr>
+            <w:tcW w:w="2131" w:type="dxa"/>
+          </w:tcPr>
+          <w:p>
+            <w:pPr>
+              <w:rPr>
                 <w:sz w:val="13"/>
                 <w:szCs w:val="24"/>
               </w:rPr>
-              <w:t>EEG/neuroplasticity</w:t>
+            </w:pPr>
+            <w:r>
+              <w:rPr>
+                <w:rFonts w:ascii="Times New Roman" w:hAnsi="Times New Roman" w:eastAsia="Times New Roman"/>
+                <w:sz w:val="16"/>
+                <w:szCs w:val="24"/>
+              </w:rPr>
+              <w:t>Tier 2 Required across all phases and both cycles when Tier 2 implemented.</w:t>
             </w:r>
           </w:p>
         </w:tc>
@@ -3767,10 +4098,32 @@
             </w:pPr>
             <w:r>
               <w:rPr>
+                <w:rFonts w:ascii="Times New Roman" w:hAnsi="Times New Roman" w:eastAsia="Times New Roman"/>
+                <w:sz w:val="16"/>
+                <w:szCs w:val="24"/>
+              </w:rPr>
+              <w:t>Twelve-session schedule; connectivity at Phase 2 transition and closeout.</w:t>
+            </w:r>
+          </w:p>
+        </w:tc>
+        <w:tc>
+          <w:tcPr>
+            <w:tcW w:w="2131" w:type="dxa"/>
+          </w:tcPr>
+          <w:p>
+            <w:pPr>
+              <w:rPr>
                 <w:sz w:val="13"/>
                 <w:szCs w:val="24"/>
               </w:rPr>
-              <w:t>Tier 2 Required across all phases and both cycles when Tier 2 implemented.</w:t>
+            </w:pPr>
+            <w:r>
+              <w:rPr>
+                <w:rFonts w:ascii="Times New Roman" w:hAnsi="Times New Roman" w:eastAsia="Times New Roman"/>
+                <w:sz w:val="16"/>
+                <w:szCs w:val="24"/>
+              </w:rPr>
+              <w:t>Primary EEG readout: delta/theta, alpha/beta, alpha/theta, P300, aperiodic exponent.</w:t>
             </w:r>
           </w:p>
         </w:tc>
@@ -3787,47 +4140,8 @@
             </w:pPr>
             <w:r>
               <w:rPr>
-                <w:sz w:val="13"/>
-                <w:szCs w:val="24"/>
-              </w:rPr>
-              <w:t>Twelve-session schedule; connectivity at Phase 2 transition and closeout.</w:t>
-            </w:r>
-          </w:p>
-        </w:tc>
-        <w:tc>
-          <w:tcPr>
-            <w:tcW w:w="2131" w:type="dxa"/>
-          </w:tcPr>
-          <w:p>
-            <w:pPr>
-              <w:rPr>
-                <w:sz w:val="13"/>
-                <w:szCs w:val="24"/>
-              </w:rPr>
-            </w:pPr>
-            <w:r>
-              <w:rPr>
-                <w:sz w:val="13"/>
-                <w:szCs w:val="24"/>
-              </w:rPr>
-              <w:t>Primary EEG readout: delta/theta, alpha/beta, alpha/theta, P300, aperiodic exponent.</w:t>
-            </w:r>
-          </w:p>
-        </w:tc>
-        <w:tc>
-          <w:tcPr>
-            <w:tcW w:w="2131" w:type="dxa"/>
-          </w:tcPr>
-          <w:p>
-            <w:pPr>
-              <w:rPr>
-                <w:sz w:val="13"/>
-                <w:szCs w:val="24"/>
-              </w:rPr>
-            </w:pPr>
-            <w:r>
-              <w:rPr>
-                <w:sz w:val="13"/>
+                <w:rFonts w:ascii="Times New Roman" w:hAnsi="Times New Roman" w:eastAsia="Times New Roman"/>
+                <w:sz w:val="16"/>
                 <w:szCs w:val="24"/>
               </w:rPr>
               <w:t>hs-CRP; IL-6; TNF-alpha; BDNF; p-tau217; NfL.</w:t>
@@ -3852,10 +4166,32 @@
             </w:pPr>
             <w:r>
               <w:rPr>
+                <w:rFonts w:ascii="Times New Roman" w:hAnsi="Times New Roman" w:eastAsia="Times New Roman"/>
+                <w:sz w:val="16"/>
+                <w:szCs w:val="24"/>
+              </w:rPr>
+              <w:t>Biomarkers</w:t>
+            </w:r>
+          </w:p>
+        </w:tc>
+        <w:tc>
+          <w:tcPr>
+            <w:tcW w:w="2131" w:type="dxa"/>
+          </w:tcPr>
+          <w:p>
+            <w:pPr>
+              <w:rPr>
                 <w:sz w:val="13"/>
                 <w:szCs w:val="24"/>
               </w:rPr>
-              <w:t>Biomarkers</w:t>
+            </w:pPr>
+            <w:r>
+              <w:rPr>
+                <w:rFonts w:ascii="Times New Roman" w:hAnsi="Times New Roman" w:eastAsia="Times New Roman"/>
+                <w:sz w:val="16"/>
+                <w:szCs w:val="24"/>
+              </w:rPr>
+              <w:t>Not Tier 1 mandatory.</w:t>
             </w:r>
           </w:p>
         </w:tc>
@@ -3872,10 +4208,32 @@
             </w:pPr>
             <w:r>
               <w:rPr>
+                <w:rFonts w:ascii="Times New Roman" w:hAnsi="Times New Roman" w:eastAsia="Times New Roman"/>
+                <w:sz w:val="16"/>
+                <w:szCs w:val="24"/>
+              </w:rPr>
+              <w:t>Tier 2 Required quarterly, co-scheduled with EEG within 72 hours.</w:t>
+            </w:r>
+          </w:p>
+        </w:tc>
+        <w:tc>
+          <w:tcPr>
+            <w:tcW w:w="2131" w:type="dxa"/>
+          </w:tcPr>
+          <w:p>
+            <w:pPr>
+              <w:rPr>
                 <w:sz w:val="13"/>
                 <w:szCs w:val="24"/>
               </w:rPr>
-              <w:t>Not Tier 1 mandatory.</w:t>
+            </w:pPr>
+            <w:r>
+              <w:rPr>
+                <w:rFonts w:ascii="Times New Roman" w:hAnsi="Times New Roman" w:eastAsia="Times New Roman"/>
+                <w:sz w:val="16"/>
+                <w:szCs w:val="24"/>
+              </w:rPr>
+              <w:t>Correlated with EEG at matched timepoints.</w:t>
             </w:r>
           </w:p>
         </w:tc>
@@ -3892,47 +4250,8 @@
             </w:pPr>
             <w:r>
               <w:rPr>
-                <w:sz w:val="13"/>
-                <w:szCs w:val="24"/>
-              </w:rPr>
-              <w:t>Tier 2 Required quarterly, co-scheduled with EEG within 72 hours.</w:t>
-            </w:r>
-          </w:p>
-        </w:tc>
-        <w:tc>
-          <w:tcPr>
-            <w:tcW w:w="2131" w:type="dxa"/>
-          </w:tcPr>
-          <w:p>
-            <w:pPr>
-              <w:rPr>
-                <w:sz w:val="13"/>
-                <w:szCs w:val="24"/>
-              </w:rPr>
-            </w:pPr>
-            <w:r>
-              <w:rPr>
-                <w:sz w:val="13"/>
-                <w:szCs w:val="24"/>
-              </w:rPr>
-              <w:t>Correlated with EEG at matched timepoints.</w:t>
-            </w:r>
-          </w:p>
-        </w:tc>
-        <w:tc>
-          <w:tcPr>
-            <w:tcW w:w="2131" w:type="dxa"/>
-          </w:tcPr>
-          <w:p>
-            <w:pPr>
-              <w:rPr>
-                <w:sz w:val="13"/>
-                <w:szCs w:val="24"/>
-              </w:rPr>
-            </w:pPr>
-            <w:r>
-              <w:rPr>
-                <w:sz w:val="13"/>
+                <w:rFonts w:ascii="Times New Roman" w:hAnsi="Times New Roman" w:eastAsia="Times New Roman"/>
+                <w:sz w:val="16"/>
                 <w:szCs w:val="24"/>
               </w:rPr>
               <w:t>hs-CRP; IL-6; TNF-alpha; BDNF; p-tau217; NfL; HbA1c; eGFR; homocysteine; B12; CBC.</w:t>
@@ -3957,10 +4276,32 @@
             </w:pPr>
             <w:r>
               <w:rPr>
+                <w:rFonts w:ascii="Times New Roman" w:hAnsi="Times New Roman" w:eastAsia="Times New Roman"/>
+                <w:sz w:val="16"/>
+                <w:szCs w:val="24"/>
+              </w:rPr>
+              <w:t>Wearables</w:t>
+            </w:r>
+          </w:p>
+        </w:tc>
+        <w:tc>
+          <w:tcPr>
+            <w:tcW w:w="2131" w:type="dxa"/>
+          </w:tcPr>
+          <w:p>
+            <w:pPr>
+              <w:rPr>
                 <w:sz w:val="13"/>
                 <w:szCs w:val="24"/>
               </w:rPr>
-              <w:t>Wearables</w:t>
+            </w:pPr>
+            <w:r>
+              <w:rPr>
+                <w:rFonts w:ascii="Times New Roman" w:hAnsi="Times New Roman" w:eastAsia="Times New Roman"/>
+                <w:sz w:val="16"/>
+                <w:szCs w:val="24"/>
+              </w:rPr>
+              <w:t>Not Tier 1 mandatory; passive capture preferred.</w:t>
             </w:r>
           </w:p>
         </w:tc>
@@ -3977,10 +4318,32 @@
             </w:pPr>
             <w:r>
               <w:rPr>
+                <w:rFonts w:ascii="Times New Roman" w:hAnsi="Times New Roman" w:eastAsia="Times New Roman"/>
+                <w:sz w:val="16"/>
+                <w:szCs w:val="24"/>
+              </w:rPr>
+              <w:t>Valid day requires &gt;=20 hours wear; CSV or structured export.</w:t>
+            </w:r>
+          </w:p>
+        </w:tc>
+        <w:tc>
+          <w:tcPr>
+            <w:tcW w:w="2131" w:type="dxa"/>
+          </w:tcPr>
+          <w:p>
+            <w:pPr>
+              <w:rPr>
                 <w:sz w:val="13"/>
                 <w:szCs w:val="24"/>
               </w:rPr>
-              <w:t>Not Tier 1 mandatory; passive capture preferred.</w:t>
+            </w:pPr>
+            <w:r>
+              <w:rPr>
+                <w:rFonts w:ascii="Times New Roman" w:hAnsi="Times New Roman" w:eastAsia="Times New Roman"/>
+                <w:sz w:val="16"/>
+                <w:szCs w:val="24"/>
+              </w:rPr>
+              <w:t>Sleep and oxygenation confound EEG.</w:t>
             </w:r>
           </w:p>
         </w:tc>
@@ -3997,47 +4360,8 @@
             </w:pPr>
             <w:r>
               <w:rPr>
-                <w:sz w:val="13"/>
-                <w:szCs w:val="24"/>
-              </w:rPr>
-              <w:t>Valid day requires &gt;=20 hours wear; CSV or structured export.</w:t>
-            </w:r>
-          </w:p>
-        </w:tc>
-        <w:tc>
-          <w:tcPr>
-            <w:tcW w:w="2131" w:type="dxa"/>
-          </w:tcPr>
-          <w:p>
-            <w:pPr>
-              <w:rPr>
-                <w:sz w:val="13"/>
-                <w:szCs w:val="24"/>
-              </w:rPr>
-            </w:pPr>
-            <w:r>
-              <w:rPr>
-                <w:sz w:val="13"/>
-                <w:szCs w:val="24"/>
-              </w:rPr>
-              <w:t>Sleep and oxygenation confound EEG.</w:t>
-            </w:r>
-          </w:p>
-        </w:tc>
-        <w:tc>
-          <w:tcPr>
-            <w:tcW w:w="2131" w:type="dxa"/>
-          </w:tcPr>
-          <w:p>
-            <w:pPr>
-              <w:rPr>
-                <w:sz w:val="13"/>
-                <w:szCs w:val="24"/>
-              </w:rPr>
-            </w:pPr>
-            <w:r>
-              <w:rPr>
-                <w:sz w:val="13"/>
+                <w:rFonts w:ascii="Times New Roman" w:hAnsi="Times New Roman" w:eastAsia="Times New Roman"/>
+                <w:sz w:val="16"/>
                 <w:szCs w:val="24"/>
               </w:rPr>
               <w:t>Feasibility and confounder layer.</w:t>
@@ -4062,10 +4386,32 @@
             </w:pPr>
             <w:r>
               <w:rPr>
+                <w:rFonts w:ascii="Times New Roman" w:hAnsi="Times New Roman" w:eastAsia="Times New Roman"/>
+                <w:sz w:val="16"/>
+                <w:szCs w:val="24"/>
+              </w:rPr>
+              <w:t>Legal stack adherence</w:t>
+            </w:r>
+          </w:p>
+        </w:tc>
+        <w:tc>
+          <w:tcPr>
+            <w:tcW w:w="2131" w:type="dxa"/>
+          </w:tcPr>
+          <w:p>
+            <w:pPr>
+              <w:rPr>
                 <w:sz w:val="13"/>
                 <w:szCs w:val="24"/>
               </w:rPr>
-              <w:t>Legal stack adherence</w:t>
+            </w:pPr>
+            <w:r>
+              <w:rPr>
+                <w:rFonts w:ascii="Times New Roman" w:hAnsi="Times New Roman" w:eastAsia="Times New Roman"/>
+                <w:sz w:val="16"/>
+                <w:szCs w:val="24"/>
+              </w:rPr>
+              <w:t>Daily adherence log; standardized stack/legal input log.</w:t>
             </w:r>
           </w:p>
         </w:tc>
@@ -4082,10 +4428,32 @@
             </w:pPr>
             <w:r>
               <w:rPr>
+                <w:rFonts w:ascii="Times New Roman" w:hAnsi="Times New Roman" w:eastAsia="Times New Roman"/>
+                <w:sz w:val="16"/>
+                <w:szCs w:val="24"/>
+              </w:rPr>
+              <w:t>Lot/batch; CoA; reviewer; response-policy version.</w:t>
+            </w:r>
+          </w:p>
+        </w:tc>
+        <w:tc>
+          <w:tcPr>
+            <w:tcW w:w="2131" w:type="dxa"/>
+          </w:tcPr>
+          <w:p>
+            <w:pPr>
+              <w:rPr>
                 <w:sz w:val="13"/>
                 <w:szCs w:val="24"/>
               </w:rPr>
-              <w:t>Daily adherence log; standardized stack/legal input log.</w:t>
+            </w:pPr>
+            <w:r>
+              <w:rPr>
+                <w:rFonts w:ascii="Times New Roman" w:hAnsi="Times New Roman" w:eastAsia="Times New Roman"/>
+                <w:sz w:val="16"/>
+                <w:szCs w:val="24"/>
+              </w:rPr>
+              <w:t>Stack changes create 14-day confounder window.</w:t>
             </w:r>
           </w:p>
         </w:tc>
@@ -4102,47 +4470,8 @@
             </w:pPr>
             <w:r>
               <w:rPr>
-                <w:sz w:val="13"/>
-                <w:szCs w:val="24"/>
-              </w:rPr>
-              <w:t>Lot/batch; CoA; reviewer; response-policy version.</w:t>
-            </w:r>
-          </w:p>
-        </w:tc>
-        <w:tc>
-          <w:tcPr>
-            <w:tcW w:w="2131" w:type="dxa"/>
-          </w:tcPr>
-          <w:p>
-            <w:pPr>
-              <w:rPr>
-                <w:sz w:val="13"/>
-                <w:szCs w:val="24"/>
-              </w:rPr>
-            </w:pPr>
-            <w:r>
-              <w:rPr>
-                <w:sz w:val="13"/>
-                <w:szCs w:val="24"/>
-              </w:rPr>
-              <w:t>Stack changes create 14-day confounder window.</w:t>
-            </w:r>
-          </w:p>
-        </w:tc>
-        <w:tc>
-          <w:tcPr>
-            <w:tcW w:w="2131" w:type="dxa"/>
-          </w:tcPr>
-          <w:p>
-            <w:pPr>
-              <w:rPr>
-                <w:sz w:val="13"/>
-                <w:szCs w:val="24"/>
-              </w:rPr>
-            </w:pPr>
-            <w:r>
-              <w:rPr>
-                <w:sz w:val="13"/>
+                <w:rFonts w:ascii="Times New Roman" w:hAnsi="Times New Roman" w:eastAsia="Times New Roman"/>
+                <w:sz w:val="16"/>
                 <w:szCs w:val="24"/>
               </w:rPr>
               <w:t>Adherent days vs biomarker trajectory.</w:t>
@@ -4152,11 +4481,17 @@
       </w:tr>
     </w:tbl>
     <w:p>
+      <w:pPr>
+        <w:spacing w:after="120" w:line="259" w:lineRule="auto"/>
+      </w:pPr>
       <w:r>
         <w:t>EEG is Tier 2 Required across all phases and both cycles when a site implements Tier 2. EEG sessions use resting-state recording and P300 ERP to capture serial neurophysiology. The standard Tier 2 platform is the Bitbrain Diadem 12-channel dry-electrode portable EEG system or an analytically compatible system that documents channel layout, electrode type, sampling rate, export format, and preprocessing pipeline. Sites with institutional lab capacity may use higher-density systems at Phase 2 transition and closeout timepoints, provided the analysis pipeline remains compatible.</w:t>
       </w:r>
     </w:p>
     <w:p>
+      <w:pPr>
+        <w:spacing w:after="120" w:line="259" w:lineRule="auto"/>
+      </w:pPr>
       <w:r>
         <w:t>The Tier 2 biomarker panel is co-scheduled with EEG within a 72-hour window at quarterly timepoints. The core panel includes inflammatory markers (hs-CRP, IL-6, TNF-alpha), neuroplasticity/neurodegeneration markers (BDNF, p-tau217, NfL), and metabolic/vascular/safety markers (HbA1c, eGFR, homocysteine, B12, CBC). Sites must document laboratory, assay method, reference range, and maintain assay consistency across timepoints. Plasma pTau217 testing is commercially available through reference laboratories, but values from different methods cannot be used interchangeably; laboratory and assay method must remain consistent for within-subject interpretation.</w:t>
       </w:r>
@@ -4194,8 +4529,9 @@
           <w:p>
             <w:r>
               <w:rPr>
+                <w:rFonts w:ascii="Times New Roman" w:hAnsi="Times New Roman" w:eastAsia="Times New Roman"/>
                 <w:b/>
-                <w:sz w:val="13"/>
+                <w:sz w:val="16"/>
               </w:rPr>
               <w:t>EEG metric</w:t>
             </w:r>
@@ -4209,8 +4545,9 @@
           <w:p>
             <w:r>
               <w:rPr>
+                <w:rFonts w:ascii="Times New Roman" w:hAnsi="Times New Roman" w:eastAsia="Times New Roman"/>
                 <w:b/>
-                <w:sz w:val="13"/>
+                <w:sz w:val="16"/>
               </w:rPr>
               <w:t>Correlated biomarker</w:t>
             </w:r>
@@ -4224,8 +4561,9 @@
           <w:p>
             <w:r>
               <w:rPr>
+                <w:rFonts w:ascii="Times New Roman" w:hAnsi="Times New Roman" w:eastAsia="Times New Roman"/>
                 <w:b/>
-                <w:sz w:val="13"/>
+                <w:sz w:val="16"/>
               </w:rPr>
               <w:t>Expected direction</w:t>
             </w:r>
@@ -4239,8 +4577,9 @@
           <w:p>
             <w:r>
               <w:rPr>
+                <w:rFonts w:ascii="Times New Roman" w:hAnsi="Times New Roman" w:eastAsia="Times New Roman"/>
                 <w:b/>
-                <w:sz w:val="13"/>
+                <w:sz w:val="16"/>
               </w:rPr>
               <w:t>Interpretation boundary</w:t>
             </w:r>
@@ -4258,7 +4597,8 @@
           <w:p>
             <w:r>
               <w:rPr>
-                <w:sz w:val="13"/>
+                <w:rFonts w:ascii="Times New Roman" w:hAnsi="Times New Roman" w:eastAsia="Times New Roman"/>
+                <w:sz w:val="16"/>
               </w:rPr>
               <w:t>Delta/theta power</w:t>
             </w:r>
@@ -4271,7 +4611,8 @@
           <w:p>
             <w:r>
               <w:rPr>
-                <w:sz w:val="13"/>
+                <w:rFonts w:ascii="Times New Roman" w:hAnsi="Times New Roman" w:eastAsia="Times New Roman"/>
+                <w:sz w:val="16"/>
               </w:rPr>
               <w:t>hs-CRP, IL-6, TNF-alpha</w:t>
             </w:r>
@@ -4284,7 +4625,8 @@
           <w:p>
             <w:r>
               <w:rPr>
-                <w:sz w:val="13"/>
+                <w:rFonts w:ascii="Times New Roman" w:hAnsi="Times New Roman" w:eastAsia="Times New Roman"/>
+                <w:sz w:val="16"/>
               </w:rPr>
               <w:t>Higher inflammation expected to align with higher slow-wave burden.</w:t>
             </w:r>
@@ -4297,7 +4639,8 @@
           <w:p>
             <w:r>
               <w:rPr>
-                <w:sz w:val="13"/>
+                <w:rFonts w:ascii="Times New Roman" w:hAnsi="Times New Roman" w:eastAsia="Times New Roman"/>
+                <w:sz w:val="16"/>
               </w:rPr>
               <w:t>Exploratory; matched timepoints only.</w:t>
             </w:r>
@@ -4315,7 +4658,8 @@
           <w:p>
             <w:r>
               <w:rPr>
-                <w:sz w:val="13"/>
+                <w:rFonts w:ascii="Times New Roman" w:hAnsi="Times New Roman" w:eastAsia="Times New Roman"/>
+                <w:sz w:val="16"/>
               </w:rPr>
               <w:t>Alpha/beta coherence</w:t>
             </w:r>
@@ -4328,7 +4672,8 @@
           <w:p>
             <w:r>
               <w:rPr>
-                <w:sz w:val="13"/>
+                <w:rFonts w:ascii="Times New Roman" w:hAnsi="Times New Roman" w:eastAsia="Times New Roman"/>
+                <w:sz w:val="16"/>
               </w:rPr>
               <w:t>BDNF</w:t>
             </w:r>
@@ -4341,7 +4686,8 @@
           <w:p>
             <w:r>
               <w:rPr>
-                <w:sz w:val="13"/>
+                <w:rFonts w:ascii="Times New Roman" w:hAnsi="Times New Roman" w:eastAsia="Times New Roman"/>
+                <w:sz w:val="16"/>
               </w:rPr>
               <w:t>Higher BDNF hypothesized to align with higher alpha/beta coherence.</w:t>
             </w:r>
@@ -4354,7 +4700,8 @@
           <w:p>
             <w:r>
               <w:rPr>
-                <w:sz w:val="13"/>
+                <w:rFonts w:ascii="Times New Roman" w:hAnsi="Times New Roman" w:eastAsia="Times New Roman"/>
+                <w:sz w:val="16"/>
               </w:rPr>
               <w:t>Exploratory; no efficacy threshold.</w:t>
             </w:r>
@@ -4372,7 +4719,8 @@
           <w:p>
             <w:r>
               <w:rPr>
-                <w:sz w:val="13"/>
+                <w:rFonts w:ascii="Times New Roman" w:hAnsi="Times New Roman" w:eastAsia="Times New Roman"/>
+                <w:sz w:val="16"/>
               </w:rPr>
               <w:t>Alpha/theta ratio</w:t>
             </w:r>
@@ -4385,7 +4733,8 @@
           <w:p>
             <w:r>
               <w:rPr>
-                <w:sz w:val="13"/>
+                <w:rFonts w:ascii="Times New Roman" w:hAnsi="Times New Roman" w:eastAsia="Times New Roman"/>
+                <w:sz w:val="16"/>
               </w:rPr>
               <w:t>p-tau217</w:t>
             </w:r>
@@ -4398,7 +4747,8 @@
           <w:p>
             <w:r>
               <w:rPr>
-                <w:sz w:val="13"/>
+                <w:rFonts w:ascii="Times New Roman" w:hAnsi="Times New Roman" w:eastAsia="Times New Roman"/>
+                <w:sz w:val="16"/>
               </w:rPr>
               <w:t>Higher tau burden hypothesized to align with lower alpha/theta ratio.</w:t>
             </w:r>
@@ -4411,7 +4761,8 @@
           <w:p>
             <w:r>
               <w:rPr>
-                <w:sz w:val="13"/>
+                <w:rFonts w:ascii="Times New Roman" w:hAnsi="Times New Roman" w:eastAsia="Times New Roman"/>
+                <w:sz w:val="16"/>
               </w:rPr>
               <w:t>Exploratory.</w:t>
             </w:r>
@@ -4429,7 +4780,8 @@
           <w:p>
             <w:r>
               <w:rPr>
-                <w:sz w:val="13"/>
+                <w:rFonts w:ascii="Times New Roman" w:hAnsi="Times New Roman" w:eastAsia="Times New Roman"/>
+                <w:sz w:val="16"/>
               </w:rPr>
               <w:t>P300 amplitude</w:t>
             </w:r>
@@ -4442,7 +4794,8 @@
           <w:p>
             <w:r>
               <w:rPr>
-                <w:sz w:val="13"/>
+                <w:rFonts w:ascii="Times New Roman" w:hAnsi="Times New Roman" w:eastAsia="Times New Roman"/>
+                <w:sz w:val="16"/>
               </w:rPr>
               <w:t>BDNF, NfL</w:t>
             </w:r>
@@ -4455,7 +4808,8 @@
           <w:p>
             <w:r>
               <w:rPr>
-                <w:sz w:val="13"/>
+                <w:rFonts w:ascii="Times New Roman" w:hAnsi="Times New Roman" w:eastAsia="Times New Roman"/>
+                <w:sz w:val="16"/>
               </w:rPr>
               <w:t>Higher BDNF and lower NfL hypothesized to align with larger P300 amplitude.</w:t>
             </w:r>
@@ -4468,7 +4822,8 @@
           <w:p>
             <w:r>
               <w:rPr>
-                <w:sz w:val="13"/>
+                <w:rFonts w:ascii="Times New Roman" w:hAnsi="Times New Roman" w:eastAsia="Times New Roman"/>
+                <w:sz w:val="16"/>
               </w:rPr>
               <w:t>Exploratory.</w:t>
             </w:r>
@@ -4486,7 +4841,8 @@
           <w:p>
             <w:r>
               <w:rPr>
-                <w:sz w:val="13"/>
+                <w:rFonts w:ascii="Times New Roman" w:hAnsi="Times New Roman" w:eastAsia="Times New Roman"/>
+                <w:sz w:val="16"/>
               </w:rPr>
               <w:t>P300 latency</w:t>
             </w:r>
@@ -4499,7 +4855,8 @@
           <w:p>
             <w:r>
               <w:rPr>
-                <w:sz w:val="13"/>
+                <w:rFonts w:ascii="Times New Roman" w:hAnsi="Times New Roman" w:eastAsia="Times New Roman"/>
+                <w:sz w:val="16"/>
               </w:rPr>
               <w:t>hs-CRP, eGFR</w:t>
             </w:r>
@@ -4512,7 +4869,8 @@
           <w:p>
             <w:r>
               <w:rPr>
-                <w:sz w:val="13"/>
+                <w:rFonts w:ascii="Times New Roman" w:hAnsi="Times New Roman" w:eastAsia="Times New Roman"/>
+                <w:sz w:val="16"/>
               </w:rPr>
               <w:t>Higher inflammatory or renal stress may align with slower P300 latency.</w:t>
             </w:r>
@@ -4525,7 +4883,8 @@
           <w:p>
             <w:r>
               <w:rPr>
-                <w:sz w:val="13"/>
+                <w:rFonts w:ascii="Times New Roman" w:hAnsi="Times New Roman" w:eastAsia="Times New Roman"/>
+                <w:sz w:val="16"/>
               </w:rPr>
               <w:t>Exploratory.</w:t>
             </w:r>
@@ -4543,7 +4902,8 @@
           <w:p>
             <w:r>
               <w:rPr>
-                <w:sz w:val="13"/>
+                <w:rFonts w:ascii="Times New Roman" w:hAnsi="Times New Roman" w:eastAsia="Times New Roman"/>
+                <w:sz w:val="16"/>
               </w:rPr>
               <w:t>Aperiodic exponent</w:t>
             </w:r>
@@ -4556,7 +4916,8 @@
           <w:p>
             <w:r>
               <w:rPr>
-                <w:sz w:val="13"/>
+                <w:rFonts w:ascii="Times New Roman" w:hAnsi="Times New Roman" w:eastAsia="Times New Roman"/>
+                <w:sz w:val="16"/>
               </w:rPr>
               <w:t>Neuroinflammatory composite</w:t>
             </w:r>
@@ -4569,7 +4930,8 @@
           <w:p>
             <w:r>
               <w:rPr>
-                <w:sz w:val="13"/>
+                <w:rFonts w:ascii="Times New Roman" w:hAnsi="Times New Roman" w:eastAsia="Times New Roman"/>
+                <w:sz w:val="16"/>
               </w:rPr>
               <w:t>Steeper slope hypothesized to reflect higher disease/system burden.</w:t>
             </w:r>
@@ -4582,7 +4944,8 @@
           <w:p>
             <w:r>
               <w:rPr>
-                <w:sz w:val="13"/>
+                <w:rFonts w:ascii="Times New Roman" w:hAnsi="Times New Roman" w:eastAsia="Times New Roman"/>
+                <w:sz w:val="16"/>
               </w:rPr>
               <w:t>Exploratory.</w:t>
             </w:r>
@@ -4600,7 +4963,8 @@
           <w:p>
             <w:r>
               <w:rPr>
-                <w:sz w:val="13"/>
+                <w:rFonts w:ascii="Times New Roman" w:hAnsi="Times New Roman" w:eastAsia="Times New Roman"/>
+                <w:sz w:val="16"/>
               </w:rPr>
               <w:t>Theta/alpha ratio</w:t>
             </w:r>
@@ -4613,7 +4977,8 @@
           <w:p>
             <w:r>
               <w:rPr>
-                <w:sz w:val="13"/>
+                <w:rFonts w:ascii="Times New Roman" w:hAnsi="Times New Roman" w:eastAsia="Times New Roman"/>
+                <w:sz w:val="16"/>
               </w:rPr>
               <w:t>Cognitive decline trajectory</w:t>
             </w:r>
@@ -4626,7 +4991,8 @@
           <w:p>
             <w:r>
               <w:rPr>
-                <w:sz w:val="13"/>
+                <w:rFonts w:ascii="Times New Roman" w:hAnsi="Times New Roman" w:eastAsia="Times New Roman"/>
+                <w:sz w:val="16"/>
               </w:rPr>
               <w:t>Higher theta/alpha hypothesized to align with worse cognitive trajectory.</w:t>
             </w:r>
@@ -4639,7 +5005,8 @@
           <w:p>
             <w:r>
               <w:rPr>
-                <w:sz w:val="13"/>
+                <w:rFonts w:ascii="Times New Roman" w:hAnsi="Times New Roman" w:eastAsia="Times New Roman"/>
+                <w:sz w:val="16"/>
               </w:rPr>
               <w:t>Exploratory.</w:t>
             </w:r>
@@ -4648,16 +5015,25 @@
       </w:tr>
     </w:tbl>
     <w:p>
+      <w:pPr>
+        <w:spacing w:after="120" w:line="259" w:lineRule="auto"/>
+      </w:pPr>
       <w:r>
         <w:t>Dysphagia is tracked because PSP-spectrum and vascular Parkinsonian phenotypes commonly involve swallowing risk, aspiration risk, nutrition risk, and oral-adherence confounding. EAT-10 is administered at baseline, monthly, and after any adverse event suggesting swallowing difficulty. EAT-10 score of 3 or higher triggers clinical referral and supplement/medication administration-route review. Route changes are logged as adherence-affecting protocol adaptations.</w:t>
       </w:r>
     </w:p>
     <w:p>
+      <w:pPr>
+        <w:spacing w:after="120" w:line="259" w:lineRule="auto"/>
+      </w:pPr>
       <w:r>
         <w:t>Falls are documented through daily fall/near-fall capture and a standardized Fall Event Form. A near-fall is operationally defined as loss of balance requiring support, wall, furniture, or another person to prevent ground contact. Post-injurious fall confounder windows are applied to motor/gait analysis.</w:t>
       </w:r>
     </w:p>
     <w:p>
+      <w:pPr>
+        <w:spacing w:after="120" w:line="259" w:lineRule="auto"/>
+      </w:pPr>
       <w:r>
         <w:t>The RAY-VASC Modified ADL/IADL v0.1 is an 11-item caregiver-proxy-capable instrument scored 0-22, with higher scores indicating greater independence. It is designed for frail neurovascular populations where standard IADL items may floor out. A change of at least 3 points is treated as clinically meaningful for surveillance, and a decline of at least 4 points within 4 weeks triggers clinical escalation review. ZBI-12 is included to quantify caregiver burden because caregiver sustainability is a direct feasibility and safety variable.</w:t>
       </w:r>
@@ -4696,8 +5072,9 @@
           <w:p>
             <w:r>
               <w:rPr>
+                <w:rFonts w:ascii="Times New Roman" w:hAnsi="Times New Roman" w:eastAsia="Times New Roman"/>
                 <w:b/>
-                <w:sz w:val="11"/>
+                <w:sz w:val="16"/>
               </w:rPr>
               <w:t>#</w:t>
             </w:r>
@@ -4711,8 +5088,9 @@
           <w:p>
             <w:r>
               <w:rPr>
+                <w:rFonts w:ascii="Times New Roman" w:hAnsi="Times New Roman" w:eastAsia="Times New Roman"/>
                 <w:b/>
-                <w:sz w:val="11"/>
+                <w:sz w:val="16"/>
               </w:rPr>
               <w:t>Domain</w:t>
             </w:r>
@@ -4726,8 +5104,9 @@
           <w:p>
             <w:r>
               <w:rPr>
+                <w:rFonts w:ascii="Times New Roman" w:hAnsi="Times New Roman" w:eastAsia="Times New Roman"/>
                 <w:b/>
-                <w:sz w:val="11"/>
+                <w:sz w:val="16"/>
               </w:rPr>
               <w:t>0 - Dependent</w:t>
             </w:r>
@@ -4741,8 +5120,9 @@
           <w:p>
             <w:r>
               <w:rPr>
+                <w:rFonts w:ascii="Times New Roman" w:hAnsi="Times New Roman" w:eastAsia="Times New Roman"/>
                 <w:b/>
-                <w:sz w:val="11"/>
+                <w:sz w:val="16"/>
               </w:rPr>
               <w:t>1 - Partially independent</w:t>
             </w:r>
@@ -4756,8 +5136,9 @@
           <w:p>
             <w:r>
               <w:rPr>
+                <w:rFonts w:ascii="Times New Roman" w:hAnsi="Times New Roman" w:eastAsia="Times New Roman"/>
                 <w:b/>
-                <w:sz w:val="11"/>
+                <w:sz w:val="16"/>
               </w:rPr>
               <w:t>2 - Independent</w:t>
             </w:r>
@@ -4781,10 +5162,32 @@
             </w:pPr>
             <w:r>
               <w:rPr>
+                <w:rFonts w:ascii="Times New Roman" w:hAnsi="Times New Roman" w:eastAsia="Times New Roman"/>
+                <w:sz w:val="16"/>
+                <w:szCs w:val="24"/>
+              </w:rPr>
+              <w:t>1</w:t>
+            </w:r>
+          </w:p>
+        </w:tc>
+        <w:tc>
+          <w:tcPr>
+            <w:tcW w:w="2131" w:type="dxa"/>
+          </w:tcPr>
+          <w:p>
+            <w:pPr>
+              <w:rPr>
                 <w:sz w:val="13"/>
                 <w:szCs w:val="24"/>
               </w:rPr>
-              <w:t>1</w:t>
+            </w:pPr>
+            <w:r>
+              <w:rPr>
+                <w:rFonts w:ascii="Times New Roman" w:hAnsi="Times New Roman" w:eastAsia="Times New Roman"/>
+                <w:sz w:val="16"/>
+                <w:szCs w:val="24"/>
+              </w:rPr>
+              <w:t>Mobility / ambulation</w:t>
             </w:r>
           </w:p>
         </w:tc>
@@ -4801,10 +5204,68 @@
             </w:pPr>
             <w:r>
               <w:rPr>
+                <w:rFonts w:ascii="Times New Roman" w:hAnsi="Times New Roman" w:eastAsia="Times New Roman"/>
+                <w:sz w:val="16"/>
+                <w:szCs w:val="24"/>
+              </w:rPr>
+              <w:t xml:space="preserve">Cannot </w:t>
+            </w:r>
+            <w:proofErr w:type="gramStart"/>
+            <w:r>
+              <w:rPr>
+                <w:rFonts w:ascii="Times New Roman" w:hAnsi="Times New Roman" w:eastAsia="Times New Roman"/>
+                <w:sz w:val="16"/>
+                <w:szCs w:val="24"/>
+              </w:rPr>
+              <w:t>ambulate</w:t>
+            </w:r>
+            <w:proofErr w:type="gramEnd"/>
+            <w:r>
+              <w:rPr>
+                <w:rFonts w:ascii="Times New Roman" w:hAnsi="Times New Roman" w:eastAsia="Times New Roman"/>
+                <w:sz w:val="16"/>
+                <w:szCs w:val="24"/>
+              </w:rPr>
+              <w:t xml:space="preserve">; bedbound or </w:t>
+            </w:r>
+            <w:proofErr w:type="gramStart"/>
+            <w:r>
+              <w:rPr>
+                <w:rFonts w:ascii="Times New Roman" w:hAnsi="Times New Roman" w:eastAsia="Times New Roman"/>
+                <w:sz w:val="16"/>
+                <w:szCs w:val="24"/>
+              </w:rPr>
+              <w:t>chair-bound</w:t>
+            </w:r>
+            <w:proofErr w:type="gramEnd"/>
+            <w:r>
+              <w:rPr>
+                <w:rFonts w:ascii="Times New Roman" w:hAnsi="Times New Roman" w:eastAsia="Times New Roman"/>
+                <w:sz w:val="16"/>
+                <w:szCs w:val="24"/>
+              </w:rPr>
+              <w:t>.</w:t>
+            </w:r>
+          </w:p>
+        </w:tc>
+        <w:tc>
+          <w:tcPr>
+            <w:tcW w:w="2131" w:type="dxa"/>
+          </w:tcPr>
+          <w:p>
+            <w:pPr>
+              <w:rPr>
                 <w:sz w:val="13"/>
                 <w:szCs w:val="24"/>
               </w:rPr>
-              <w:t>Mobility / ambulation</w:t>
+            </w:pPr>
+            <w:r>
+              <w:rPr>
+                <w:rFonts w:ascii="Times New Roman" w:hAnsi="Times New Roman" w:eastAsia="Times New Roman"/>
+                <w:sz w:val="16"/>
+                <w:szCs w:val="24"/>
+              </w:rPr>
+              <w:t>Ambulates with physical assistance.</w:t>
             </w:r>
           </w:p>
         </w:tc>
@@ -4821,79 +5282,8 @@
             </w:pPr>
             <w:r>
               <w:rPr>
-                <w:sz w:val="13"/>
-                <w:szCs w:val="24"/>
-              </w:rPr>
-              <w:t xml:space="preserve">Cannot </w:t>
-            </w:r>
-            <w:proofErr w:type="gramStart"/>
-            <w:r>
-              <w:rPr>
-                <w:sz w:val="13"/>
-                <w:szCs w:val="24"/>
-              </w:rPr>
-              <w:t>ambulate</w:t>
-            </w:r>
-            <w:proofErr w:type="gramEnd"/>
-            <w:r>
-              <w:rPr>
-                <w:sz w:val="13"/>
-                <w:szCs w:val="24"/>
-              </w:rPr>
-              <w:t xml:space="preserve">; bedbound or </w:t>
-            </w:r>
-            <w:proofErr w:type="gramStart"/>
-            <w:r>
-              <w:rPr>
-                <w:sz w:val="13"/>
-                <w:szCs w:val="24"/>
-              </w:rPr>
-              <w:t>chair-bound</w:t>
-            </w:r>
-            <w:proofErr w:type="gramEnd"/>
-            <w:r>
-              <w:rPr>
-                <w:sz w:val="13"/>
-                <w:szCs w:val="24"/>
-              </w:rPr>
-              <w:t>.</w:t>
-            </w:r>
-          </w:p>
-        </w:tc>
-        <w:tc>
-          <w:tcPr>
-            <w:tcW w:w="2131" w:type="dxa"/>
-          </w:tcPr>
-          <w:p>
-            <w:pPr>
-              <w:rPr>
-                <w:sz w:val="13"/>
-                <w:szCs w:val="24"/>
-              </w:rPr>
-            </w:pPr>
-            <w:r>
-              <w:rPr>
-                <w:sz w:val="13"/>
-                <w:szCs w:val="24"/>
-              </w:rPr>
-              <w:t>Ambulates with physical assistance.</w:t>
-            </w:r>
-          </w:p>
-        </w:tc>
-        <w:tc>
-          <w:tcPr>
-            <w:tcW w:w="2131" w:type="dxa"/>
-          </w:tcPr>
-          <w:p>
-            <w:pPr>
-              <w:rPr>
-                <w:sz w:val="13"/>
-                <w:szCs w:val="24"/>
-              </w:rPr>
-            </w:pPr>
-            <w:r>
-              <w:rPr>
-                <w:sz w:val="13"/>
+                <w:rFonts w:ascii="Times New Roman" w:hAnsi="Times New Roman" w:eastAsia="Times New Roman"/>
+                <w:sz w:val="16"/>
                 <w:szCs w:val="24"/>
               </w:rPr>
               <w:t>Ambulates independently with or without assistive device.</w:t>
@@ -4918,10 +5308,32 @@
             </w:pPr>
             <w:r>
               <w:rPr>
+                <w:rFonts w:ascii="Times New Roman" w:hAnsi="Times New Roman" w:eastAsia="Times New Roman"/>
+                <w:sz w:val="16"/>
+                <w:szCs w:val="24"/>
+              </w:rPr>
+              <w:t>2</w:t>
+            </w:r>
+          </w:p>
+        </w:tc>
+        <w:tc>
+          <w:tcPr>
+            <w:tcW w:w="2131" w:type="dxa"/>
+          </w:tcPr>
+          <w:p>
+            <w:pPr>
+              <w:rPr>
                 <w:sz w:val="13"/>
                 <w:szCs w:val="24"/>
               </w:rPr>
-              <w:t>2</w:t>
+            </w:pPr>
+            <w:r>
+              <w:rPr>
+                <w:rFonts w:ascii="Times New Roman" w:hAnsi="Times New Roman" w:eastAsia="Times New Roman"/>
+                <w:sz w:val="16"/>
+                <w:szCs w:val="24"/>
+              </w:rPr>
+              <w:t>Transfer</w:t>
             </w:r>
           </w:p>
         </w:tc>
@@ -4938,10 +5350,32 @@
             </w:pPr>
             <w:r>
               <w:rPr>
+                <w:rFonts w:ascii="Times New Roman" w:hAnsi="Times New Roman" w:eastAsia="Times New Roman"/>
+                <w:sz w:val="16"/>
+                <w:szCs w:val="24"/>
+              </w:rPr>
+              <w:t>Cannot transfer without full physical lift.</w:t>
+            </w:r>
+          </w:p>
+        </w:tc>
+        <w:tc>
+          <w:tcPr>
+            <w:tcW w:w="2131" w:type="dxa"/>
+          </w:tcPr>
+          <w:p>
+            <w:pPr>
+              <w:rPr>
                 <w:sz w:val="13"/>
                 <w:szCs w:val="24"/>
               </w:rPr>
-              <w:t>Transfer</w:t>
+            </w:pPr>
+            <w:r>
+              <w:rPr>
+                <w:rFonts w:ascii="Times New Roman" w:hAnsi="Times New Roman" w:eastAsia="Times New Roman"/>
+                <w:sz w:val="16"/>
+                <w:szCs w:val="24"/>
+              </w:rPr>
+              <w:t>Transfers with standby/minimal assist.</w:t>
             </w:r>
           </w:p>
         </w:tc>
@@ -4958,47 +5392,8 @@
             </w:pPr>
             <w:r>
               <w:rPr>
-                <w:sz w:val="13"/>
-                <w:szCs w:val="24"/>
-              </w:rPr>
-              <w:t>Cannot transfer without full physical lift.</w:t>
-            </w:r>
-          </w:p>
-        </w:tc>
-        <w:tc>
-          <w:tcPr>
-            <w:tcW w:w="2131" w:type="dxa"/>
-          </w:tcPr>
-          <w:p>
-            <w:pPr>
-              <w:rPr>
-                <w:sz w:val="13"/>
-                <w:szCs w:val="24"/>
-              </w:rPr>
-            </w:pPr>
-            <w:r>
-              <w:rPr>
-                <w:sz w:val="13"/>
-                <w:szCs w:val="24"/>
-              </w:rPr>
-              <w:t>Transfers with standby/minimal assist.</w:t>
-            </w:r>
-          </w:p>
-        </w:tc>
-        <w:tc>
-          <w:tcPr>
-            <w:tcW w:w="2131" w:type="dxa"/>
-          </w:tcPr>
-          <w:p>
-            <w:pPr>
-              <w:rPr>
-                <w:sz w:val="13"/>
-                <w:szCs w:val="24"/>
-              </w:rPr>
-            </w:pPr>
-            <w:r>
-              <w:rPr>
-                <w:sz w:val="13"/>
+                <w:rFonts w:ascii="Times New Roman" w:hAnsi="Times New Roman" w:eastAsia="Times New Roman"/>
+                <w:sz w:val="16"/>
                 <w:szCs w:val="24"/>
               </w:rPr>
               <w:t>Transfers independently.</w:t>
@@ -5023,10 +5418,32 @@
             </w:pPr>
             <w:r>
               <w:rPr>
+                <w:rFonts w:ascii="Times New Roman" w:hAnsi="Times New Roman" w:eastAsia="Times New Roman"/>
+                <w:sz w:val="16"/>
+                <w:szCs w:val="24"/>
+              </w:rPr>
+              <w:t>3</w:t>
+            </w:r>
+          </w:p>
+        </w:tc>
+        <w:tc>
+          <w:tcPr>
+            <w:tcW w:w="2131" w:type="dxa"/>
+          </w:tcPr>
+          <w:p>
+            <w:pPr>
+              <w:rPr>
                 <w:sz w:val="13"/>
                 <w:szCs w:val="24"/>
               </w:rPr>
-              <w:t>3</w:t>
+            </w:pPr>
+            <w:r>
+              <w:rPr>
+                <w:rFonts w:ascii="Times New Roman" w:hAnsi="Times New Roman" w:eastAsia="Times New Roman"/>
+                <w:sz w:val="16"/>
+                <w:szCs w:val="24"/>
+              </w:rPr>
+              <w:t>Oral intake / swallowing</w:t>
             </w:r>
           </w:p>
         </w:tc>
@@ -5043,10 +5460,32 @@
             </w:pPr>
             <w:r>
               <w:rPr>
+                <w:rFonts w:ascii="Times New Roman" w:hAnsi="Times New Roman" w:eastAsia="Times New Roman"/>
+                <w:sz w:val="16"/>
+                <w:szCs w:val="24"/>
+              </w:rPr>
+              <w:t>NPO/full tube feeding or unsafe oral intake.</w:t>
+            </w:r>
+          </w:p>
+        </w:tc>
+        <w:tc>
+          <w:tcPr>
+            <w:tcW w:w="2131" w:type="dxa"/>
+          </w:tcPr>
+          <w:p>
+            <w:pPr>
+              <w:rPr>
                 <w:sz w:val="13"/>
                 <w:szCs w:val="24"/>
               </w:rPr>
-              <w:t>Oral intake / swallowing</w:t>
+            </w:pPr>
+            <w:r>
+              <w:rPr>
+                <w:rFonts w:ascii="Times New Roman" w:hAnsi="Times New Roman" w:eastAsia="Times New Roman"/>
+                <w:sz w:val="16"/>
+                <w:szCs w:val="24"/>
+              </w:rPr>
+              <w:t>Modified texture/thickened liquid or supervision.</w:t>
             </w:r>
           </w:p>
         </w:tc>
@@ -5063,47 +5502,8 @@
             </w:pPr>
             <w:r>
               <w:rPr>
-                <w:sz w:val="13"/>
-                <w:szCs w:val="24"/>
-              </w:rPr>
-              <w:t>NPO/full tube feeding or unsafe oral intake.</w:t>
-            </w:r>
-          </w:p>
-        </w:tc>
-        <w:tc>
-          <w:tcPr>
-            <w:tcW w:w="2131" w:type="dxa"/>
-          </w:tcPr>
-          <w:p>
-            <w:pPr>
-              <w:rPr>
-                <w:sz w:val="13"/>
-                <w:szCs w:val="24"/>
-              </w:rPr>
-            </w:pPr>
-            <w:r>
-              <w:rPr>
-                <w:sz w:val="13"/>
-                <w:szCs w:val="24"/>
-              </w:rPr>
-              <w:t>Modified texture/thickened liquid or supervision.</w:t>
-            </w:r>
-          </w:p>
-        </w:tc>
-        <w:tc>
-          <w:tcPr>
-            <w:tcW w:w="2131" w:type="dxa"/>
-          </w:tcPr>
-          <w:p>
-            <w:pPr>
-              <w:rPr>
-                <w:sz w:val="13"/>
-                <w:szCs w:val="24"/>
-              </w:rPr>
-            </w:pPr>
-            <w:r>
-              <w:rPr>
-                <w:sz w:val="13"/>
+                <w:rFonts w:ascii="Times New Roman" w:hAnsi="Times New Roman" w:eastAsia="Times New Roman"/>
+                <w:sz w:val="16"/>
                 <w:szCs w:val="24"/>
               </w:rPr>
               <w:t>Regular/soft diet and liquids without supervision.</w:t>
@@ -5128,10 +5528,32 @@
             </w:pPr>
             <w:r>
               <w:rPr>
+                <w:rFonts w:ascii="Times New Roman" w:hAnsi="Times New Roman" w:eastAsia="Times New Roman"/>
+                <w:sz w:val="16"/>
+                <w:szCs w:val="24"/>
+              </w:rPr>
+              <w:t>4</w:t>
+            </w:r>
+          </w:p>
+        </w:tc>
+        <w:tc>
+          <w:tcPr>
+            <w:tcW w:w="2131" w:type="dxa"/>
+          </w:tcPr>
+          <w:p>
+            <w:pPr>
+              <w:rPr>
                 <w:sz w:val="13"/>
                 <w:szCs w:val="24"/>
               </w:rPr>
-              <w:t>4</w:t>
+            </w:pPr>
+            <w:r>
+              <w:rPr>
+                <w:rFonts w:ascii="Times New Roman" w:hAnsi="Times New Roman" w:eastAsia="Times New Roman"/>
+                <w:sz w:val="16"/>
+                <w:szCs w:val="24"/>
+              </w:rPr>
+              <w:t>Medication administration</w:t>
             </w:r>
           </w:p>
         </w:tc>
@@ -5148,10 +5570,32 @@
             </w:pPr>
             <w:r>
               <w:rPr>
+                <w:rFonts w:ascii="Times New Roman" w:hAnsi="Times New Roman" w:eastAsia="Times New Roman"/>
+                <w:sz w:val="16"/>
+                <w:szCs w:val="24"/>
+              </w:rPr>
+              <w:t>Full caregiver setup and administration.</w:t>
+            </w:r>
+          </w:p>
+        </w:tc>
+        <w:tc>
+          <w:tcPr>
+            <w:tcW w:w="2131" w:type="dxa"/>
+          </w:tcPr>
+          <w:p>
+            <w:pPr>
+              <w:rPr>
                 <w:sz w:val="13"/>
                 <w:szCs w:val="24"/>
               </w:rPr>
-              <w:t>Medication administration</w:t>
+            </w:pPr>
+            <w:r>
+              <w:rPr>
+                <w:rFonts w:ascii="Times New Roman" w:hAnsi="Times New Roman" w:eastAsia="Times New Roman"/>
+                <w:sz w:val="16"/>
+                <w:szCs w:val="24"/>
+              </w:rPr>
+              <w:t>Takes pre-organized meds with prompt.</w:t>
             </w:r>
           </w:p>
         </w:tc>
@@ -5168,47 +5612,8 @@
             </w:pPr>
             <w:r>
               <w:rPr>
-                <w:sz w:val="13"/>
-                <w:szCs w:val="24"/>
-              </w:rPr>
-              <w:t>Full caregiver setup and administration.</w:t>
-            </w:r>
-          </w:p>
-        </w:tc>
-        <w:tc>
-          <w:tcPr>
-            <w:tcW w:w="2131" w:type="dxa"/>
-          </w:tcPr>
-          <w:p>
-            <w:pPr>
-              <w:rPr>
-                <w:sz w:val="13"/>
-                <w:szCs w:val="24"/>
-              </w:rPr>
-            </w:pPr>
-            <w:r>
-              <w:rPr>
-                <w:sz w:val="13"/>
-                <w:szCs w:val="24"/>
-              </w:rPr>
-              <w:t>Takes pre-organized meds with prompt.</w:t>
-            </w:r>
-          </w:p>
-        </w:tc>
-        <w:tc>
-          <w:tcPr>
-            <w:tcW w:w="2131" w:type="dxa"/>
-          </w:tcPr>
-          <w:p>
-            <w:pPr>
-              <w:rPr>
-                <w:sz w:val="13"/>
-                <w:szCs w:val="24"/>
-              </w:rPr>
-            </w:pPr>
-            <w:r>
-              <w:rPr>
-                <w:sz w:val="13"/>
+                <w:rFonts w:ascii="Times New Roman" w:hAnsi="Times New Roman" w:eastAsia="Times New Roman"/>
+                <w:sz w:val="16"/>
                 <w:szCs w:val="24"/>
               </w:rPr>
               <w:t>Self-administers reliably.</w:t>
@@ -5233,10 +5638,32 @@
             </w:pPr>
             <w:r>
               <w:rPr>
+                <w:rFonts w:ascii="Times New Roman" w:hAnsi="Times New Roman" w:eastAsia="Times New Roman"/>
+                <w:sz w:val="16"/>
+                <w:szCs w:val="24"/>
+              </w:rPr>
+              <w:t>5</w:t>
+            </w:r>
+          </w:p>
+        </w:tc>
+        <w:tc>
+          <w:tcPr>
+            <w:tcW w:w="2131" w:type="dxa"/>
+          </w:tcPr>
+          <w:p>
+            <w:pPr>
+              <w:rPr>
                 <w:sz w:val="13"/>
                 <w:szCs w:val="24"/>
               </w:rPr>
-              <w:t>5</w:t>
+            </w:pPr>
+            <w:r>
+              <w:rPr>
+                <w:rFonts w:ascii="Times New Roman" w:hAnsi="Times New Roman" w:eastAsia="Times New Roman"/>
+                <w:sz w:val="16"/>
+                <w:szCs w:val="24"/>
+              </w:rPr>
+              <w:t>Communication</w:t>
             </w:r>
           </w:p>
         </w:tc>
@@ -5253,47 +5680,29 @@
             </w:pPr>
             <w:r>
               <w:rPr>
+                <w:rFonts w:ascii="Times New Roman" w:hAnsi="Times New Roman" w:eastAsia="Times New Roman"/>
+                <w:sz w:val="16"/>
+                <w:szCs w:val="24"/>
+              </w:rPr>
+              <w:t>Cannot express basic needs reliably.</w:t>
+            </w:r>
+          </w:p>
+        </w:tc>
+        <w:tc>
+          <w:tcPr>
+            <w:tcW w:w="2131" w:type="dxa"/>
+          </w:tcPr>
+          <w:p>
+            <w:pPr>
+              <w:rPr>
                 <w:sz w:val="13"/>
                 <w:szCs w:val="24"/>
               </w:rPr>
-              <w:t>Communication</w:t>
-            </w:r>
-          </w:p>
-        </w:tc>
-        <w:tc>
-          <w:tcPr>
-            <w:tcW w:w="2131" w:type="dxa"/>
-          </w:tcPr>
-          <w:p>
-            <w:pPr>
-              <w:rPr>
-                <w:sz w:val="13"/>
-                <w:szCs w:val="24"/>
-              </w:rPr>
             </w:pPr>
             <w:r>
               <w:rPr>
-                <w:sz w:val="13"/>
-                <w:szCs w:val="24"/>
-              </w:rPr>
-              <w:t>Cannot express basic needs reliably.</w:t>
-            </w:r>
-          </w:p>
-        </w:tc>
-        <w:tc>
-          <w:tcPr>
-            <w:tcW w:w="2131" w:type="dxa"/>
-          </w:tcPr>
-          <w:p>
-            <w:pPr>
-              <w:rPr>
-                <w:sz w:val="13"/>
-                <w:szCs w:val="24"/>
-              </w:rPr>
-            </w:pPr>
-            <w:r>
-              <w:rPr>
-                <w:sz w:val="13"/>
+                <w:rFonts w:ascii="Times New Roman" w:hAnsi="Times New Roman" w:eastAsia="Times New Roman"/>
+                <w:sz w:val="16"/>
                 <w:szCs w:val="24"/>
               </w:rPr>
               <w:t>Expresses needs with effort/gesture/partial speech.</w:t>
@@ -5314,7 +5723,8 @@
             <w:proofErr w:type="gramStart"/>
             <w:r>
               <w:rPr>
-                <w:sz w:val="13"/>
+                <w:rFonts w:ascii="Times New Roman" w:hAnsi="Times New Roman" w:eastAsia="Times New Roman"/>
+                <w:sz w:val="16"/>
                 <w:szCs w:val="24"/>
               </w:rPr>
               <w:t>Communicates needs and</w:t>
@@ -5322,7 +5732,8 @@
             <w:proofErr w:type="gramEnd"/>
             <w:r>
               <w:rPr>
-                <w:sz w:val="13"/>
+                <w:rFonts w:ascii="Times New Roman" w:hAnsi="Times New Roman" w:eastAsia="Times New Roman"/>
+                <w:sz w:val="16"/>
                 <w:szCs w:val="24"/>
               </w:rPr>
               <w:t xml:space="preserve"> simple information.</w:t>
@@ -5347,7 +5758,8 @@
             </w:pPr>
             <w:r>
               <w:rPr>
-                <w:sz w:val="13"/>
+                <w:rFonts w:ascii="Times New Roman" w:hAnsi="Times New Roman" w:eastAsia="Times New Roman"/>
+                <w:sz w:val="16"/>
                 <w:szCs w:val="24"/>
               </w:rPr>
               <w:lastRenderedPageBreak/>
@@ -5368,10 +5780,32 @@
             </w:pPr>
             <w:r>
               <w:rPr>
+                <w:rFonts w:ascii="Times New Roman" w:hAnsi="Times New Roman" w:eastAsia="Times New Roman"/>
+                <w:sz w:val="16"/>
+                <w:szCs w:val="24"/>
+              </w:rPr>
+              <w:t>Toileting / continence</w:t>
+            </w:r>
+          </w:p>
+        </w:tc>
+        <w:tc>
+          <w:tcPr>
+            <w:tcW w:w="2131" w:type="dxa"/>
+          </w:tcPr>
+          <w:p>
+            <w:pPr>
+              <w:rPr>
                 <w:sz w:val="13"/>
                 <w:szCs w:val="24"/>
               </w:rPr>
-              <w:t>Toileting / continence</w:t>
+            </w:pPr>
+            <w:r>
+              <w:rPr>
+                <w:rFonts w:ascii="Times New Roman" w:hAnsi="Times New Roman" w:eastAsia="Times New Roman"/>
+                <w:sz w:val="16"/>
+                <w:szCs w:val="24"/>
+              </w:rPr>
+              <w:t>Fully dependent.</w:t>
             </w:r>
           </w:p>
         </w:tc>
@@ -5388,47 +5822,29 @@
             </w:pPr>
             <w:r>
               <w:rPr>
+                <w:rFonts w:ascii="Times New Roman" w:hAnsi="Times New Roman" w:eastAsia="Times New Roman"/>
+                <w:sz w:val="16"/>
+                <w:szCs w:val="24"/>
+              </w:rPr>
+              <w:t>Managed with schedule/prompt/products.</w:t>
+            </w:r>
+          </w:p>
+        </w:tc>
+        <w:tc>
+          <w:tcPr>
+            <w:tcW w:w="2131" w:type="dxa"/>
+          </w:tcPr>
+          <w:p>
+            <w:pPr>
+              <w:rPr>
                 <w:sz w:val="13"/>
                 <w:szCs w:val="24"/>
               </w:rPr>
-              <w:t>Fully dependent.</w:t>
-            </w:r>
-          </w:p>
-        </w:tc>
-        <w:tc>
-          <w:tcPr>
-            <w:tcW w:w="2131" w:type="dxa"/>
-          </w:tcPr>
-          <w:p>
-            <w:pPr>
-              <w:rPr>
-                <w:sz w:val="13"/>
-                <w:szCs w:val="24"/>
-              </w:rPr>
             </w:pPr>
             <w:r>
               <w:rPr>
-                <w:sz w:val="13"/>
-                <w:szCs w:val="24"/>
-              </w:rPr>
-              <w:t>Managed with schedule/prompt/products.</w:t>
-            </w:r>
-          </w:p>
-        </w:tc>
-        <w:tc>
-          <w:tcPr>
-            <w:tcW w:w="2131" w:type="dxa"/>
-          </w:tcPr>
-          <w:p>
-            <w:pPr>
-              <w:rPr>
-                <w:sz w:val="13"/>
-                <w:szCs w:val="24"/>
-              </w:rPr>
-            </w:pPr>
-            <w:r>
-              <w:rPr>
-                <w:sz w:val="13"/>
+                <w:rFonts w:ascii="Times New Roman" w:hAnsi="Times New Roman" w:eastAsia="Times New Roman"/>
+                <w:sz w:val="16"/>
                 <w:szCs w:val="24"/>
               </w:rPr>
               <w:t>Manages independently.</w:t>
@@ -5453,10 +5869,32 @@
             </w:pPr>
             <w:r>
               <w:rPr>
+                <w:rFonts w:ascii="Times New Roman" w:hAnsi="Times New Roman" w:eastAsia="Times New Roman"/>
+                <w:sz w:val="16"/>
+                <w:szCs w:val="24"/>
+              </w:rPr>
+              <w:t>7</w:t>
+            </w:r>
+          </w:p>
+        </w:tc>
+        <w:tc>
+          <w:tcPr>
+            <w:tcW w:w="2131" w:type="dxa"/>
+          </w:tcPr>
+          <w:p>
+            <w:pPr>
+              <w:rPr>
                 <w:sz w:val="13"/>
                 <w:szCs w:val="24"/>
               </w:rPr>
-              <w:t>7</w:t>
+            </w:pPr>
+            <w:r>
+              <w:rPr>
+                <w:rFonts w:ascii="Times New Roman" w:hAnsi="Times New Roman" w:eastAsia="Times New Roman"/>
+                <w:sz w:val="16"/>
+                <w:szCs w:val="24"/>
+              </w:rPr>
+              <w:t>Dressing / basic self-care</w:t>
             </w:r>
           </w:p>
         </w:tc>
@@ -5473,10 +5911,32 @@
             </w:pPr>
             <w:r>
               <w:rPr>
+                <w:rFonts w:ascii="Times New Roman" w:hAnsi="Times New Roman" w:eastAsia="Times New Roman"/>
+                <w:sz w:val="16"/>
+                <w:szCs w:val="24"/>
+              </w:rPr>
+              <w:t>Fully dependent.</w:t>
+            </w:r>
+          </w:p>
+        </w:tc>
+        <w:tc>
+          <w:tcPr>
+            <w:tcW w:w="2131" w:type="dxa"/>
+          </w:tcPr>
+          <w:p>
+            <w:pPr>
+              <w:rPr>
                 <w:sz w:val="13"/>
                 <w:szCs w:val="24"/>
               </w:rPr>
-              <w:t>Dressing / basic self-care</w:t>
+            </w:pPr>
+            <w:r>
+              <w:rPr>
+                <w:rFonts w:ascii="Times New Roman" w:hAnsi="Times New Roman" w:eastAsia="Times New Roman"/>
+                <w:sz w:val="16"/>
+                <w:szCs w:val="24"/>
+              </w:rPr>
+              <w:t>Participates partially.</w:t>
             </w:r>
           </w:p>
         </w:tc>
@@ -5493,47 +5953,8 @@
             </w:pPr>
             <w:r>
               <w:rPr>
-                <w:sz w:val="13"/>
-                <w:szCs w:val="24"/>
-              </w:rPr>
-              <w:t>Fully dependent.</w:t>
-            </w:r>
-          </w:p>
-        </w:tc>
-        <w:tc>
-          <w:tcPr>
-            <w:tcW w:w="2131" w:type="dxa"/>
-          </w:tcPr>
-          <w:p>
-            <w:pPr>
-              <w:rPr>
-                <w:sz w:val="13"/>
-                <w:szCs w:val="24"/>
-              </w:rPr>
-            </w:pPr>
-            <w:r>
-              <w:rPr>
-                <w:sz w:val="13"/>
-                <w:szCs w:val="24"/>
-              </w:rPr>
-              <w:t>Participates partially.</w:t>
-            </w:r>
-          </w:p>
-        </w:tc>
-        <w:tc>
-          <w:tcPr>
-            <w:tcW w:w="2131" w:type="dxa"/>
-          </w:tcPr>
-          <w:p>
-            <w:pPr>
-              <w:rPr>
-                <w:sz w:val="13"/>
-                <w:szCs w:val="24"/>
-              </w:rPr>
-            </w:pPr>
-            <w:r>
-              <w:rPr>
-                <w:sz w:val="13"/>
+                <w:rFonts w:ascii="Times New Roman" w:hAnsi="Times New Roman" w:eastAsia="Times New Roman"/>
+                <w:sz w:val="16"/>
                 <w:szCs w:val="24"/>
               </w:rPr>
               <w:t>Independent with adaptive equipment if needed.</w:t>
@@ -5558,10 +5979,32 @@
             </w:pPr>
             <w:r>
               <w:rPr>
+                <w:rFonts w:ascii="Times New Roman" w:hAnsi="Times New Roman" w:eastAsia="Times New Roman"/>
+                <w:sz w:val="16"/>
+                <w:szCs w:val="24"/>
+              </w:rPr>
+              <w:t>8</w:t>
+            </w:r>
+          </w:p>
+        </w:tc>
+        <w:tc>
+          <w:tcPr>
+            <w:tcW w:w="2131" w:type="dxa"/>
+          </w:tcPr>
+          <w:p>
+            <w:pPr>
+              <w:rPr>
                 <w:sz w:val="13"/>
                 <w:szCs w:val="24"/>
               </w:rPr>
-              <w:t>8</w:t>
+            </w:pPr>
+            <w:r>
+              <w:rPr>
+                <w:rFonts w:ascii="Times New Roman" w:hAnsi="Times New Roman" w:eastAsia="Times New Roman"/>
+                <w:sz w:val="16"/>
+                <w:szCs w:val="24"/>
+              </w:rPr>
+              <w:t>Safety awareness</w:t>
             </w:r>
           </w:p>
         </w:tc>
@@ -5578,10 +6021,32 @@
             </w:pPr>
             <w:r>
               <w:rPr>
+                <w:rFonts w:ascii="Times New Roman" w:hAnsi="Times New Roman" w:eastAsia="Times New Roman"/>
+                <w:sz w:val="16"/>
+                <w:szCs w:val="24"/>
+              </w:rPr>
+              <w:t>Cannot recognize hazards; continuous supervision.</w:t>
+            </w:r>
+          </w:p>
+        </w:tc>
+        <w:tc>
+          <w:tcPr>
+            <w:tcW w:w="2131" w:type="dxa"/>
+          </w:tcPr>
+          <w:p>
+            <w:pPr>
+              <w:rPr>
                 <w:sz w:val="13"/>
                 <w:szCs w:val="24"/>
               </w:rPr>
-              <w:t>Safety awareness</w:t>
+            </w:pPr>
+            <w:r>
+              <w:rPr>
+                <w:rFonts w:ascii="Times New Roman" w:hAnsi="Times New Roman" w:eastAsia="Times New Roman"/>
+                <w:sz w:val="16"/>
+                <w:szCs w:val="24"/>
+              </w:rPr>
+              <w:t>Recognizes some hazards with reminders.</w:t>
             </w:r>
           </w:p>
         </w:tc>
@@ -5598,47 +6063,8 @@
             </w:pPr>
             <w:r>
               <w:rPr>
-                <w:sz w:val="13"/>
-                <w:szCs w:val="24"/>
-              </w:rPr>
-              <w:t>Cannot recognize hazards; continuous supervision.</w:t>
-            </w:r>
-          </w:p>
-        </w:tc>
-        <w:tc>
-          <w:tcPr>
-            <w:tcW w:w="2131" w:type="dxa"/>
-          </w:tcPr>
-          <w:p>
-            <w:pPr>
-              <w:rPr>
-                <w:sz w:val="13"/>
-                <w:szCs w:val="24"/>
-              </w:rPr>
-            </w:pPr>
-            <w:r>
-              <w:rPr>
-                <w:sz w:val="13"/>
-                <w:szCs w:val="24"/>
-              </w:rPr>
-              <w:t>Recognizes some hazards with reminders.</w:t>
-            </w:r>
-          </w:p>
-        </w:tc>
-        <w:tc>
-          <w:tcPr>
-            <w:tcW w:w="2131" w:type="dxa"/>
-          </w:tcPr>
-          <w:p>
-            <w:pPr>
-              <w:rPr>
-                <w:sz w:val="13"/>
-                <w:szCs w:val="24"/>
-              </w:rPr>
-            </w:pPr>
-            <w:r>
-              <w:rPr>
-                <w:sz w:val="13"/>
+                <w:rFonts w:ascii="Times New Roman" w:hAnsi="Times New Roman" w:eastAsia="Times New Roman"/>
+                <w:sz w:val="16"/>
                 <w:szCs w:val="24"/>
               </w:rPr>
               <w:t>Consistently recognizes hazards and asks for help.</w:t>
@@ -5663,10 +6089,32 @@
             </w:pPr>
             <w:r>
               <w:rPr>
+                <w:rFonts w:ascii="Times New Roman" w:hAnsi="Times New Roman" w:eastAsia="Times New Roman"/>
+                <w:sz w:val="16"/>
+                <w:szCs w:val="24"/>
+              </w:rPr>
+              <w:t>9</w:t>
+            </w:r>
+          </w:p>
+        </w:tc>
+        <w:tc>
+          <w:tcPr>
+            <w:tcW w:w="2131" w:type="dxa"/>
+          </w:tcPr>
+          <w:p>
+            <w:pPr>
+              <w:rPr>
                 <w:sz w:val="13"/>
                 <w:szCs w:val="24"/>
               </w:rPr>
-              <w:t>9</w:t>
+            </w:pPr>
+            <w:r>
+              <w:rPr>
+                <w:rFonts w:ascii="Times New Roman" w:hAnsi="Times New Roman" w:eastAsia="Times New Roman"/>
+                <w:sz w:val="16"/>
+                <w:szCs w:val="24"/>
+              </w:rPr>
+              <w:t>Caregiver burden</w:t>
             </w:r>
           </w:p>
         </w:tc>
@@ -5683,10 +6131,32 @@
             </w:pPr>
             <w:r>
               <w:rPr>
+                <w:rFonts w:ascii="Times New Roman" w:hAnsi="Times New Roman" w:eastAsia="Times New Roman"/>
+                <w:sz w:val="16"/>
+                <w:szCs w:val="24"/>
+              </w:rPr>
+              <w:t>High/critical burden; care unsustainable.</w:t>
+            </w:r>
+          </w:p>
+        </w:tc>
+        <w:tc>
+          <w:tcPr>
+            <w:tcW w:w="2131" w:type="dxa"/>
+          </w:tcPr>
+          <w:p>
+            <w:pPr>
+              <w:rPr>
                 <w:sz w:val="13"/>
                 <w:szCs w:val="24"/>
               </w:rPr>
-              <w:t>Caregiver burden</w:t>
+            </w:pPr>
+            <w:r>
+              <w:rPr>
+                <w:rFonts w:ascii="Times New Roman" w:hAnsi="Times New Roman" w:eastAsia="Times New Roman"/>
+                <w:sz w:val="16"/>
+                <w:szCs w:val="24"/>
+              </w:rPr>
+              <w:t>Moderate burden; respite/support needed.</w:t>
             </w:r>
           </w:p>
         </w:tc>
@@ -5703,47 +6173,8 @@
             </w:pPr>
             <w:r>
               <w:rPr>
-                <w:sz w:val="13"/>
-                <w:szCs w:val="24"/>
-              </w:rPr>
-              <w:t>High/critical burden; care unsustainable.</w:t>
-            </w:r>
-          </w:p>
-        </w:tc>
-        <w:tc>
-          <w:tcPr>
-            <w:tcW w:w="2131" w:type="dxa"/>
-          </w:tcPr>
-          <w:p>
-            <w:pPr>
-              <w:rPr>
-                <w:sz w:val="13"/>
-                <w:szCs w:val="24"/>
-              </w:rPr>
-            </w:pPr>
-            <w:r>
-              <w:rPr>
-                <w:sz w:val="13"/>
-                <w:szCs w:val="24"/>
-              </w:rPr>
-              <w:t>Moderate burden; respite/support needed.</w:t>
-            </w:r>
-          </w:p>
-        </w:tc>
-        <w:tc>
-          <w:tcPr>
-            <w:tcW w:w="2131" w:type="dxa"/>
-          </w:tcPr>
-          <w:p>
-            <w:pPr>
-              <w:rPr>
-                <w:sz w:val="13"/>
-                <w:szCs w:val="24"/>
-              </w:rPr>
-            </w:pPr>
-            <w:r>
-              <w:rPr>
-                <w:sz w:val="13"/>
+                <w:rFonts w:ascii="Times New Roman" w:hAnsi="Times New Roman" w:eastAsia="Times New Roman"/>
+                <w:sz w:val="16"/>
                 <w:szCs w:val="24"/>
               </w:rPr>
               <w:t>Manageable burden.</w:t>
@@ -5768,10 +6199,32 @@
             </w:pPr>
             <w:r>
               <w:rPr>
+                <w:rFonts w:ascii="Times New Roman" w:hAnsi="Times New Roman" w:eastAsia="Times New Roman"/>
+                <w:sz w:val="16"/>
+                <w:szCs w:val="24"/>
+              </w:rPr>
+              <w:t>10</w:t>
+            </w:r>
+          </w:p>
+        </w:tc>
+        <w:tc>
+          <w:tcPr>
+            <w:tcW w:w="2131" w:type="dxa"/>
+          </w:tcPr>
+          <w:p>
+            <w:pPr>
+              <w:rPr>
                 <w:sz w:val="13"/>
                 <w:szCs w:val="24"/>
               </w:rPr>
-              <w:t>10</w:t>
+            </w:pPr>
+            <w:r>
+              <w:rPr>
+                <w:rFonts w:ascii="Times New Roman" w:hAnsi="Times New Roman" w:eastAsia="Times New Roman"/>
+                <w:sz w:val="16"/>
+                <w:szCs w:val="24"/>
+              </w:rPr>
+              <w:t>Social engagement</w:t>
             </w:r>
           </w:p>
         </w:tc>
@@ -5788,27 +6241,8 @@
             </w:pPr>
             <w:r>
               <w:rPr>
-                <w:sz w:val="13"/>
-                <w:szCs w:val="24"/>
-              </w:rPr>
-              <w:t>Social engagement</w:t>
-            </w:r>
-          </w:p>
-        </w:tc>
-        <w:tc>
-          <w:tcPr>
-            <w:tcW w:w="2131" w:type="dxa"/>
-          </w:tcPr>
-          <w:p>
-            <w:pPr>
-              <w:rPr>
-                <w:sz w:val="13"/>
-                <w:szCs w:val="24"/>
-              </w:rPr>
-            </w:pPr>
-            <w:r>
-              <w:rPr>
-                <w:sz w:val="13"/>
+                <w:rFonts w:ascii="Times New Roman" w:hAnsi="Times New Roman" w:eastAsia="Times New Roman"/>
+                <w:sz w:val="16"/>
                 <w:szCs w:val="24"/>
               </w:rPr>
               <w:t>No response/initiation.</w:t>
@@ -5829,35 +6263,38 @@
             <w:proofErr w:type="gramStart"/>
             <w:r>
               <w:rPr>
+                <w:rFonts w:ascii="Times New Roman" w:hAnsi="Times New Roman" w:eastAsia="Times New Roman"/>
+                <w:sz w:val="16"/>
+                <w:szCs w:val="24"/>
+              </w:rPr>
+              <w:t>Responds</w:t>
+            </w:r>
+            <w:proofErr w:type="gramEnd"/>
+            <w:r>
+              <w:rPr>
+                <w:rFonts w:ascii="Times New Roman" w:hAnsi="Times New Roman" w:eastAsia="Times New Roman"/>
+                <w:sz w:val="16"/>
+                <w:szCs w:val="24"/>
+              </w:rPr>
+              <w:t xml:space="preserve"> when others initiate.</w:t>
+            </w:r>
+          </w:p>
+        </w:tc>
+        <w:tc>
+          <w:tcPr>
+            <w:tcW w:w="2131" w:type="dxa"/>
+          </w:tcPr>
+          <w:p>
+            <w:pPr>
+              <w:rPr>
                 <w:sz w:val="13"/>
                 <w:szCs w:val="24"/>
               </w:rPr>
-              <w:t>Responds</w:t>
-            </w:r>
-            <w:proofErr w:type="gramEnd"/>
-            <w:r>
-              <w:rPr>
-                <w:sz w:val="13"/>
-                <w:szCs w:val="24"/>
-              </w:rPr>
-              <w:t xml:space="preserve"> when others initiate.</w:t>
-            </w:r>
-          </w:p>
-        </w:tc>
-        <w:tc>
-          <w:tcPr>
-            <w:tcW w:w="2131" w:type="dxa"/>
-          </w:tcPr>
-          <w:p>
-            <w:pPr>
-              <w:rPr>
-                <w:sz w:val="13"/>
-                <w:szCs w:val="24"/>
-              </w:rPr>
             </w:pPr>
             <w:r>
               <w:rPr>
-                <w:sz w:val="13"/>
+                <w:rFonts w:ascii="Times New Roman" w:hAnsi="Times New Roman" w:eastAsia="Times New Roman"/>
+                <w:sz w:val="16"/>
                 <w:szCs w:val="24"/>
               </w:rPr>
               <w:t>Initiates/sustains familiar interaction.</w:t>
@@ -5882,10 +6319,32 @@
             </w:pPr>
             <w:r>
               <w:rPr>
+                <w:rFonts w:ascii="Times New Roman" w:hAnsi="Times New Roman" w:eastAsia="Times New Roman"/>
+                <w:sz w:val="16"/>
+                <w:szCs w:val="24"/>
+              </w:rPr>
+              <w:t>11</w:t>
+            </w:r>
+          </w:p>
+        </w:tc>
+        <w:tc>
+          <w:tcPr>
+            <w:tcW w:w="2131" w:type="dxa"/>
+          </w:tcPr>
+          <w:p>
+            <w:pPr>
+              <w:rPr>
                 <w:sz w:val="13"/>
                 <w:szCs w:val="24"/>
               </w:rPr>
-              <w:t>11</w:t>
+            </w:pPr>
+            <w:r>
+              <w:rPr>
+                <w:rFonts w:ascii="Times New Roman" w:hAnsi="Times New Roman" w:eastAsia="Times New Roman"/>
+                <w:sz w:val="16"/>
+                <w:szCs w:val="24"/>
+              </w:rPr>
+              <w:t>Structured activity</w:t>
             </w:r>
           </w:p>
         </w:tc>
@@ -5902,10 +6361,32 @@
             </w:pPr>
             <w:r>
               <w:rPr>
+                <w:rFonts w:ascii="Times New Roman" w:hAnsi="Times New Roman" w:eastAsia="Times New Roman"/>
+                <w:sz w:val="16"/>
+                <w:szCs w:val="24"/>
+              </w:rPr>
+              <w:t>No structured activity.</w:t>
+            </w:r>
+          </w:p>
+        </w:tc>
+        <w:tc>
+          <w:tcPr>
+            <w:tcW w:w="2131" w:type="dxa"/>
+          </w:tcPr>
+          <w:p>
+            <w:pPr>
+              <w:rPr>
                 <w:sz w:val="13"/>
                 <w:szCs w:val="24"/>
               </w:rPr>
-              <w:t>Structured activity</w:t>
+            </w:pPr>
+            <w:r>
+              <w:rPr>
+                <w:rFonts w:ascii="Times New Roman" w:hAnsi="Times New Roman" w:eastAsia="Times New Roman"/>
+                <w:sz w:val="16"/>
+                <w:szCs w:val="24"/>
+              </w:rPr>
+              <w:t>&gt;=1 structured activity/day with support.</w:t>
             </w:r>
           </w:p>
         </w:tc>
@@ -5922,47 +6403,8 @@
             </w:pPr>
             <w:r>
               <w:rPr>
-                <w:sz w:val="13"/>
-                <w:szCs w:val="24"/>
-              </w:rPr>
-              <w:t>No structured activity.</w:t>
-            </w:r>
-          </w:p>
-        </w:tc>
-        <w:tc>
-          <w:tcPr>
-            <w:tcW w:w="2131" w:type="dxa"/>
-          </w:tcPr>
-          <w:p>
-            <w:pPr>
-              <w:rPr>
-                <w:sz w:val="13"/>
-                <w:szCs w:val="24"/>
-              </w:rPr>
-            </w:pPr>
-            <w:r>
-              <w:rPr>
-                <w:sz w:val="13"/>
-                <w:szCs w:val="24"/>
-              </w:rPr>
-              <w:t>&gt;=1 structured activity/day with support.</w:t>
-            </w:r>
-          </w:p>
-        </w:tc>
-        <w:tc>
-          <w:tcPr>
-            <w:tcW w:w="2131" w:type="dxa"/>
-          </w:tcPr>
-          <w:p>
-            <w:pPr>
-              <w:rPr>
-                <w:sz w:val="13"/>
-                <w:szCs w:val="24"/>
-              </w:rPr>
-            </w:pPr>
-            <w:r>
-              <w:rPr>
-                <w:sz w:val="13"/>
+                <w:rFonts w:ascii="Times New Roman" w:hAnsi="Times New Roman" w:eastAsia="Times New Roman"/>
+                <w:sz w:val="16"/>
                 <w:szCs w:val="24"/>
               </w:rPr>
               <w:t>&gt;=2 structured activities with minimal prompt.</w:t>
@@ -5972,11 +6414,17 @@
       </w:tr>
     </w:tbl>
     <w:p>
+      <w:pPr>
+        <w:spacing w:after="120" w:line="259" w:lineRule="auto"/>
+      </w:pPr>
       <w:r>
         <w:t>Interpretation bands for the Modified ADL/IADL are: 18-22 mildly dependent; 11-17 moderately dependent; 6-10 severely dependent; 0-5 profoundly dependent. Required confounder flags include acute infection within 7 days, medication change within 14 days, fall within 7 days, caregiver disruption, sleep collapse, and hospital/ER visit.</w:t>
       </w:r>
     </w:p>
     <w:p>
+      <w:pPr>
+        <w:spacing w:after="120" w:line="259" w:lineRule="auto"/>
+      </w:pPr>
       <w:r>
         <w:t>Because this is a feasibility and signal-detection protocol, PROs are not used to declare efficacy. Multiplicity is handled by domain separation, pre-specified feasibility endpoints, graphical reporting, and avoidance of confirmatory claims. Future powered trials must specify a single primary endpoint or formal multiplicity strategy.</w:t>
       </w:r>
@@ -5990,6 +6438,9 @@
       </w:r>
     </w:p>
     <w:p>
+      <w:pPr>
+        <w:spacing w:after="120" w:line="259" w:lineRule="auto"/>
+      </w:pPr>
       <w:r>
         <w:t>The 52-week observation window is divided into two 26-week cycles. Cycle 1 establishes feasibility, baseline variability, and initial signal detection. Cycle 2 restarts Phase 1 with a fresh baseline window while treating Cycle 1 findings as prior hypotheses rather than established effects. If Phase 2 is unavailable, the protocol remains valid as a Phase 1 to Phase 3 observational execution across both cycles.</w:t>
       </w:r>
@@ -6026,8 +6477,9 @@
           <w:p>
             <w:r>
               <w:rPr>
+                <w:rFonts w:ascii="Times New Roman" w:hAnsi="Times New Roman" w:eastAsia="Times New Roman"/>
                 <w:b/>
-                <w:sz w:val="14"/>
+                <w:sz w:val="16"/>
               </w:rPr>
               <w:t>Visit / Timepoint</w:t>
             </w:r>
@@ -6041,8 +6493,9 @@
           <w:p>
             <w:r>
               <w:rPr>
+                <w:rFonts w:ascii="Times New Roman" w:hAnsi="Times New Roman" w:eastAsia="Times New Roman"/>
                 <w:b/>
-                <w:sz w:val="14"/>
+                <w:sz w:val="16"/>
               </w:rPr>
               <w:t>Week</w:t>
             </w:r>
@@ -6056,8 +6509,9 @@
           <w:p>
             <w:r>
               <w:rPr>
+                <w:rFonts w:ascii="Times New Roman" w:hAnsi="Times New Roman" w:eastAsia="Times New Roman"/>
                 <w:b/>
-                <w:sz w:val="14"/>
+                <w:sz w:val="16"/>
               </w:rPr>
               <w:t>Required procedures</w:t>
             </w:r>
@@ -6075,7 +6529,8 @@
           <w:p>
             <w:r>
               <w:rPr>
-                <w:sz w:val="14"/>
+                <w:rFonts w:ascii="Times New Roman" w:hAnsi="Times New Roman" w:eastAsia="Times New Roman"/>
+                <w:sz w:val="16"/>
               </w:rPr>
               <w:t>Screening</w:t>
             </w:r>
@@ -6088,7 +6543,8 @@
           <w:p>
             <w:r>
               <w:rPr>
-                <w:sz w:val="14"/>
+                <w:rFonts w:ascii="Times New Roman" w:hAnsi="Times New Roman" w:eastAsia="Times New Roman"/>
+                <w:sz w:val="16"/>
               </w:rPr>
               <w:t>-2 to 0</w:t>
             </w:r>
@@ -6101,7 +6557,8 @@
           <w:p>
             <w:r>
               <w:rPr>
-                <w:sz w:val="14"/>
+                <w:rFonts w:ascii="Times New Roman" w:hAnsi="Times New Roman" w:eastAsia="Times New Roman"/>
+                <w:sz w:val="16"/>
               </w:rPr>
               <w:t>Eligibility, site capability, consent/LAR, clinician oversight, medication review, safety baseline.</w:t>
             </w:r>
@@ -6119,7 +6576,8 @@
           <w:p>
             <w:r>
               <w:rPr>
-                <w:sz w:val="14"/>
+                <w:rFonts w:ascii="Times New Roman" w:hAnsi="Times New Roman" w:eastAsia="Times New Roman"/>
+                <w:sz w:val="16"/>
               </w:rPr>
               <w:t>Cycle 1 baseline</w:t>
             </w:r>
@@ -6132,7 +6590,8 @@
           <w:p>
             <w:r>
               <w:rPr>
-                <w:sz w:val="14"/>
+                <w:rFonts w:ascii="Times New Roman" w:hAnsi="Times New Roman" w:eastAsia="Times New Roman"/>
+                <w:sz w:val="16"/>
               </w:rPr>
               <w:t>0-1</w:t>
             </w:r>
@@ -6145,7 +6604,8 @@
           <w:p>
             <w:r>
               <w:rPr>
-                <w:sz w:val="14"/>
+                <w:rFonts w:ascii="Times New Roman" w:hAnsi="Times New Roman" w:eastAsia="Times New Roman"/>
+                <w:sz w:val="16"/>
               </w:rPr>
               <w:t>Full baseline battery, EEG-01, Tier 2 biomarker panel, EAT-10, APPRE schema lock.</w:t>
             </w:r>
@@ -6163,7 +6623,8 @@
           <w:p>
             <w:r>
               <w:rPr>
-                <w:sz w:val="14"/>
+                <w:rFonts w:ascii="Times New Roman" w:hAnsi="Times New Roman" w:eastAsia="Times New Roman"/>
+                <w:sz w:val="16"/>
               </w:rPr>
               <w:t>Cycle 1 Phase 1</w:t>
             </w:r>
@@ -6176,7 +6637,8 @@
           <w:p>
             <w:r>
               <w:rPr>
-                <w:sz w:val="14"/>
+                <w:rFonts w:ascii="Times New Roman" w:hAnsi="Times New Roman" w:eastAsia="Times New Roman"/>
+                <w:sz w:val="16"/>
               </w:rPr>
               <w:t>1-4</w:t>
             </w:r>
@@ -6189,7 +6651,8 @@
           <w:p>
             <w:r>
               <w:rPr>
-                <w:sz w:val="14"/>
+                <w:rFonts w:ascii="Times New Roman" w:hAnsi="Times New Roman" w:eastAsia="Times New Roman"/>
+                <w:sz w:val="16"/>
               </w:rPr>
               <w:t>Daily Tier 1 log, weekly packet, circadian/light capture, legal stack log, AE/confounder review; EEG-02 at Week 4.</w:t>
             </w:r>
@@ -6207,7 +6670,8 @@
           <w:p>
             <w:r>
               <w:rPr>
-                <w:sz w:val="14"/>
+                <w:rFonts w:ascii="Times New Roman" w:hAnsi="Times New Roman" w:eastAsia="Times New Roman"/>
+                <w:sz w:val="16"/>
               </w:rPr>
               <w:t>Cycle 1 Phase 2 if activated</w:t>
             </w:r>
@@ -6220,7 +6684,8 @@
           <w:p>
             <w:r>
               <w:rPr>
-                <w:sz w:val="14"/>
+                <w:rFonts w:ascii="Times New Roman" w:hAnsi="Times New Roman" w:eastAsia="Times New Roman"/>
+                <w:sz w:val="16"/>
               </w:rPr>
               <w:t>5-16</w:t>
             </w:r>
@@ -6233,7 +6698,8 @@
           <w:p>
             <w:r>
               <w:rPr>
-                <w:sz w:val="14"/>
+                <w:rFonts w:ascii="Times New Roman" w:hAnsi="Times New Roman" w:eastAsia="Times New Roman"/>
+                <w:sz w:val="16"/>
               </w:rPr>
               <w:t>Governance-specific safety log, daily/weekly capture, EEG-03 Week 8-9, EEG-04 Week 16, biomarker sync within 72 hours.</w:t>
             </w:r>
@@ -6251,7 +6717,8 @@
           <w:p>
             <w:r>
               <w:rPr>
-                <w:sz w:val="14"/>
+                <w:rFonts w:ascii="Times New Roman" w:hAnsi="Times New Roman" w:eastAsia="Times New Roman"/>
+                <w:sz w:val="16"/>
               </w:rPr>
               <w:t>Cycle 1 Phase 3</w:t>
             </w:r>
@@ -6264,7 +6731,8 @@
           <w:p>
             <w:r>
               <w:rPr>
-                <w:sz w:val="14"/>
+                <w:rFonts w:ascii="Times New Roman" w:hAnsi="Times New Roman" w:eastAsia="Times New Roman"/>
+                <w:sz w:val="16"/>
               </w:rPr>
               <w:t>17-26</w:t>
             </w:r>
@@ -6277,7 +6745,8 @@
           <w:p>
             <w:r>
               <w:rPr>
-                <w:sz w:val="14"/>
+                <w:rFonts w:ascii="Times New Roman" w:hAnsi="Times New Roman" w:eastAsia="Times New Roman"/>
+                <w:sz w:val="16"/>
               </w:rPr>
               <w:t>Sustain/integration; EEG-05 Week 22, EEG-06 Week 26, full domain battery and Tier 2 biomarkers.</w:t>
             </w:r>
@@ -6295,7 +6764,8 @@
           <w:p>
             <w:r>
               <w:rPr>
-                <w:sz w:val="14"/>
+                <w:rFonts w:ascii="Times New Roman" w:hAnsi="Times New Roman" w:eastAsia="Times New Roman"/>
+                <w:sz w:val="16"/>
               </w:rPr>
               <w:t>Cycle 2 baseline</w:t>
             </w:r>
@@ -6308,7 +6778,8 @@
           <w:p>
             <w:r>
               <w:rPr>
-                <w:sz w:val="14"/>
+                <w:rFonts w:ascii="Times New Roman" w:hAnsi="Times New Roman" w:eastAsia="Times New Roman"/>
+                <w:sz w:val="16"/>
               </w:rPr>
               <w:t>27</w:t>
             </w:r>
@@ -6321,7 +6792,8 @@
           <w:p>
             <w:r>
               <w:rPr>
-                <w:sz w:val="14"/>
+                <w:rFonts w:ascii="Times New Roman" w:hAnsi="Times New Roman" w:eastAsia="Times New Roman"/>
+                <w:sz w:val="16"/>
               </w:rPr>
               <w:t>Fresh baseline window; full battery; EEG-07; compare to Week 0.</w:t>
             </w:r>
@@ -6339,7 +6811,8 @@
           <w:p>
             <w:r>
               <w:rPr>
-                <w:sz w:val="14"/>
+                <w:rFonts w:ascii="Times New Roman" w:hAnsi="Times New Roman" w:eastAsia="Times New Roman"/>
+                <w:sz w:val="16"/>
               </w:rPr>
               <w:t>Cycle 2 Phase 1</w:t>
             </w:r>
@@ -6352,7 +6825,8 @@
           <w:p>
             <w:r>
               <w:rPr>
-                <w:sz w:val="14"/>
+                <w:rFonts w:ascii="Times New Roman" w:hAnsi="Times New Roman" w:eastAsia="Times New Roman"/>
+                <w:sz w:val="16"/>
               </w:rPr>
               <w:t>27-30</w:t>
             </w:r>
@@ -6365,7 +6839,8 @@
           <w:p>
             <w:r>
               <w:rPr>
-                <w:sz w:val="14"/>
+                <w:rFonts w:ascii="Times New Roman" w:hAnsi="Times New Roman" w:eastAsia="Times New Roman"/>
+                <w:sz w:val="16"/>
               </w:rPr>
               <w:t>Daily/weekly capture, legal stack log, CRI, EEG-08 Week 30.</w:t>
             </w:r>
@@ -6383,7 +6858,8 @@
           <w:p>
             <w:r>
               <w:rPr>
-                <w:sz w:val="14"/>
+                <w:rFonts w:ascii="Times New Roman" w:hAnsi="Times New Roman" w:eastAsia="Times New Roman"/>
+                <w:sz w:val="16"/>
               </w:rPr>
               <w:t>Cycle 2 Phase 2 if activated</w:t>
             </w:r>
@@ -6396,7 +6872,8 @@
           <w:p>
             <w:r>
               <w:rPr>
-                <w:sz w:val="14"/>
+                <w:rFonts w:ascii="Times New Roman" w:hAnsi="Times New Roman" w:eastAsia="Times New Roman"/>
+                <w:sz w:val="16"/>
               </w:rPr>
               <w:t>31-42</w:t>
             </w:r>
@@ -6409,7 +6886,8 @@
           <w:p>
             <w:r>
               <w:rPr>
-                <w:sz w:val="14"/>
+                <w:rFonts w:ascii="Times New Roman" w:hAnsi="Times New Roman" w:eastAsia="Times New Roman"/>
+                <w:sz w:val="16"/>
               </w:rPr>
               <w:t>Governance-specific safety log, EEG-09 Week 34-35, EEG-10 Week 42, biomarker sync.</w:t>
             </w:r>
@@ -6427,7 +6905,8 @@
           <w:p>
             <w:r>
               <w:rPr>
-                <w:sz w:val="14"/>
+                <w:rFonts w:ascii="Times New Roman" w:hAnsi="Times New Roman" w:eastAsia="Times New Roman"/>
+                <w:sz w:val="16"/>
               </w:rPr>
               <w:t>Cycle 2 Phase 3</w:t>
             </w:r>
@@ -6440,7 +6919,8 @@
           <w:p>
             <w:r>
               <w:rPr>
-                <w:sz w:val="14"/>
+                <w:rFonts w:ascii="Times New Roman" w:hAnsi="Times New Roman" w:eastAsia="Times New Roman"/>
+                <w:sz w:val="16"/>
               </w:rPr>
               <w:t>43-52</w:t>
             </w:r>
@@ -6453,7 +6933,8 @@
           <w:p>
             <w:r>
               <w:rPr>
-                <w:sz w:val="14"/>
+                <w:rFonts w:ascii="Times New Roman" w:hAnsi="Times New Roman" w:eastAsia="Times New Roman"/>
+                <w:sz w:val="16"/>
               </w:rPr>
               <w:t>Final sustain/integration; EEG-11 Week 48; EEG-12 Week 50-52; final domain battery and biomarkers.</w:t>
             </w:r>
@@ -6471,7 +6952,8 @@
           <w:p>
             <w:r>
               <w:rPr>
-                <w:sz w:val="14"/>
+                <w:rFonts w:ascii="Times New Roman" w:hAnsi="Times New Roman" w:eastAsia="Times New Roman"/>
+                <w:sz w:val="16"/>
               </w:rPr>
               <w:t>Closeout</w:t>
             </w:r>
@@ -6484,7 +6966,8 @@
           <w:p>
             <w:r>
               <w:rPr>
-                <w:sz w:val="14"/>
+                <w:rFonts w:ascii="Times New Roman" w:hAnsi="Times New Roman" w:eastAsia="Times New Roman"/>
+                <w:sz w:val="16"/>
               </w:rPr>
               <w:t>52</w:t>
             </w:r>
@@ -6497,7 +6980,8 @@
           <w:p>
             <w:r>
               <w:rPr>
-                <w:sz w:val="14"/>
+                <w:rFonts w:ascii="Times New Roman" w:hAnsi="Times New Roman" w:eastAsia="Times New Roman"/>
+                <w:sz w:val="16"/>
               </w:rPr>
               <w:t>Data lock, AE/confounder audit, missingness summary, APPRE final response policy, repository package.</w:t>
             </w:r>
@@ -6539,8 +7023,9 @@
           <w:p>
             <w:r>
               <w:rPr>
+                <w:rFonts w:ascii="Times New Roman" w:hAnsi="Times New Roman" w:eastAsia="Times New Roman"/>
                 <w:b/>
-                <w:sz w:val="13"/>
+                <w:sz w:val="16"/>
               </w:rPr>
               <w:t>EEG session</w:t>
             </w:r>
@@ -6554,8 +7039,9 @@
           <w:p>
             <w:r>
               <w:rPr>
+                <w:rFonts w:ascii="Times New Roman" w:hAnsi="Times New Roman" w:eastAsia="Times New Roman"/>
                 <w:b/>
-                <w:sz w:val="13"/>
+                <w:sz w:val="16"/>
               </w:rPr>
               <w:t>Week</w:t>
             </w:r>
@@ -6569,8 +7055,9 @@
           <w:p>
             <w:r>
               <w:rPr>
+                <w:rFonts w:ascii="Times New Roman" w:hAnsi="Times New Roman" w:eastAsia="Times New Roman"/>
                 <w:b/>
-                <w:sz w:val="13"/>
+                <w:sz w:val="16"/>
               </w:rPr>
               <w:t>Cycle/phase</w:t>
             </w:r>
@@ -6584,8 +7071,9 @@
           <w:p>
             <w:r>
               <w:rPr>
+                <w:rFonts w:ascii="Times New Roman" w:hAnsi="Times New Roman" w:eastAsia="Times New Roman"/>
                 <w:b/>
-                <w:sz w:val="13"/>
+                <w:sz w:val="16"/>
               </w:rPr>
               <w:t>Type</w:t>
             </w:r>
@@ -6599,8 +7087,9 @@
           <w:p>
             <w:r>
               <w:rPr>
+                <w:rFonts w:ascii="Times New Roman" w:hAnsi="Times New Roman" w:eastAsia="Times New Roman"/>
                 <w:b/>
-                <w:sz w:val="13"/>
+                <w:sz w:val="16"/>
               </w:rPr>
               <w:t>Primary scientific purpose</w:t>
             </w:r>
@@ -6618,7 +7107,8 @@
           <w:p>
             <w:r>
               <w:rPr>
-                <w:sz w:val="13"/>
+                <w:rFonts w:ascii="Times New Roman" w:hAnsi="Times New Roman" w:eastAsia="Times New Roman"/>
+                <w:sz w:val="16"/>
               </w:rPr>
               <w:t>EEG-01</w:t>
             </w:r>
@@ -6631,7 +7121,8 @@
           <w:p>
             <w:r>
               <w:rPr>
-                <w:sz w:val="13"/>
+                <w:rFonts w:ascii="Times New Roman" w:hAnsi="Times New Roman" w:eastAsia="Times New Roman"/>
+                <w:sz w:val="16"/>
               </w:rPr>
               <w:t>0-1</w:t>
             </w:r>
@@ -6644,7 +7135,8 @@
           <w:p>
             <w:r>
               <w:rPr>
-                <w:sz w:val="13"/>
+                <w:rFonts w:ascii="Times New Roman" w:hAnsi="Times New Roman" w:eastAsia="Times New Roman"/>
+                <w:sz w:val="16"/>
               </w:rPr>
               <w:t>Cycle 1 Phase 1 baseline</w:t>
             </w:r>
@@ -6657,7 +7149,8 @@
           <w:p>
             <w:r>
               <w:rPr>
-                <w:sz w:val="13"/>
+                <w:rFonts w:ascii="Times New Roman" w:hAnsi="Times New Roman" w:eastAsia="Times New Roman"/>
+                <w:sz w:val="16"/>
               </w:rPr>
               <w:t>Resting + P300</w:t>
             </w:r>
@@ -6670,7 +7163,8 @@
           <w:p>
             <w:r>
               <w:rPr>
-                <w:sz w:val="13"/>
+                <w:rFonts w:ascii="Times New Roman" w:hAnsi="Times New Roman" w:eastAsia="Times New Roman"/>
+                <w:sz w:val="16"/>
               </w:rPr>
               <w:t>Reference values for band power, alpha/theta, P300, aperiodic exponent.</w:t>
             </w:r>
@@ -6688,7 +7182,8 @@
           <w:p>
             <w:r>
               <w:rPr>
-                <w:sz w:val="13"/>
+                <w:rFonts w:ascii="Times New Roman" w:hAnsi="Times New Roman" w:eastAsia="Times New Roman"/>
+                <w:sz w:val="16"/>
               </w:rPr>
               <w:t>EEG-02</w:t>
             </w:r>
@@ -6701,7 +7196,8 @@
           <w:p>
             <w:r>
               <w:rPr>
-                <w:sz w:val="13"/>
+                <w:rFonts w:ascii="Times New Roman" w:hAnsi="Times New Roman" w:eastAsia="Times New Roman"/>
+                <w:sz w:val="16"/>
               </w:rPr>
               <w:t>4</w:t>
             </w:r>
@@ -6714,7 +7210,8 @@
           <w:p>
             <w:r>
               <w:rPr>
-                <w:sz w:val="13"/>
+                <w:rFonts w:ascii="Times New Roman" w:hAnsi="Times New Roman" w:eastAsia="Times New Roman"/>
+                <w:sz w:val="16"/>
               </w:rPr>
               <w:t>Cycle 1 Phase 1 exit</w:t>
             </w:r>
@@ -6727,7 +7224,8 @@
           <w:p>
             <w:r>
               <w:rPr>
-                <w:sz w:val="13"/>
+                <w:rFonts w:ascii="Times New Roman" w:hAnsi="Times New Roman" w:eastAsia="Times New Roman"/>
+                <w:sz w:val="16"/>
               </w:rPr>
               <w:t>Resting + P300</w:t>
             </w:r>
@@ -6740,7 +7238,8 @@
           <w:p>
             <w:r>
               <w:rPr>
-                <w:sz w:val="13"/>
+                <w:rFonts w:ascii="Times New Roman" w:hAnsi="Times New Roman" w:eastAsia="Times New Roman"/>
+                <w:sz w:val="16"/>
               </w:rPr>
               <w:t>Pre-load delta from legal stack and Regenerative Loop before any Phase 2 consideration.</w:t>
             </w:r>
@@ -6758,7 +7257,8 @@
           <w:p>
             <w:r>
               <w:rPr>
-                <w:sz w:val="13"/>
+                <w:rFonts w:ascii="Times New Roman" w:hAnsi="Times New Roman" w:eastAsia="Times New Roman"/>
+                <w:sz w:val="16"/>
               </w:rPr>
               <w:t>EEG-03</w:t>
             </w:r>
@@ -6771,7 +7271,8 @@
           <w:p>
             <w:r>
               <w:rPr>
-                <w:sz w:val="13"/>
+                <w:rFonts w:ascii="Times New Roman" w:hAnsi="Times New Roman" w:eastAsia="Times New Roman"/>
+                <w:sz w:val="16"/>
               </w:rPr>
               <w:t>8-9</w:t>
             </w:r>
@@ -6784,7 +7285,8 @@
           <w:p>
             <w:r>
               <w:rPr>
-                <w:sz w:val="13"/>
+                <w:rFonts w:ascii="Times New Roman" w:hAnsi="Times New Roman" w:eastAsia="Times New Roman"/>
+                <w:sz w:val="16"/>
               </w:rPr>
               <w:t>Cycle 1 Phase 2 mid, if activated</w:t>
             </w:r>
@@ -6797,7 +7299,8 @@
           <w:p>
             <w:r>
               <w:rPr>
-                <w:sz w:val="13"/>
+                <w:rFonts w:ascii="Times New Roman" w:hAnsi="Times New Roman" w:eastAsia="Times New Roman"/>
+                <w:sz w:val="16"/>
               </w:rPr>
               <w:t>Resting + P300</w:t>
             </w:r>
@@ -6810,7 +7313,8 @@
           <w:p>
             <w:r>
               <w:rPr>
-                <w:sz w:val="13"/>
+                <w:rFonts w:ascii="Times New Roman" w:hAnsi="Times New Roman" w:eastAsia="Times New Roman"/>
+                <w:sz w:val="16"/>
               </w:rPr>
               <w:t>Early Phase 2 signal vs EEG-02.</w:t>
             </w:r>
@@ -6828,7 +7332,8 @@
           <w:p>
             <w:r>
               <w:rPr>
-                <w:sz w:val="13"/>
+                <w:rFonts w:ascii="Times New Roman" w:hAnsi="Times New Roman" w:eastAsia="Times New Roman"/>
+                <w:sz w:val="16"/>
               </w:rPr>
               <w:t>EEG-04</w:t>
             </w:r>
@@ -6841,7 +7346,8 @@
           <w:p>
             <w:r>
               <w:rPr>
-                <w:sz w:val="13"/>
+                <w:rFonts w:ascii="Times New Roman" w:hAnsi="Times New Roman" w:eastAsia="Times New Roman"/>
+                <w:sz w:val="16"/>
               </w:rPr>
               <w:t>16</w:t>
             </w:r>
@@ -6854,7 +7360,8 @@
           <w:p>
             <w:r>
               <w:rPr>
-                <w:sz w:val="13"/>
+                <w:rFonts w:ascii="Times New Roman" w:hAnsi="Times New Roman" w:eastAsia="Times New Roman"/>
+                <w:sz w:val="16"/>
               </w:rPr>
               <w:t>Cycle 1 Phase 2 exit, if activated</w:t>
             </w:r>
@@ -6867,7 +7374,8 @@
           <w:p>
             <w:r>
               <w:rPr>
-                <w:sz w:val="13"/>
+                <w:rFonts w:ascii="Times New Roman" w:hAnsi="Times New Roman" w:eastAsia="Times New Roman"/>
+                <w:sz w:val="16"/>
               </w:rPr>
               <w:t>Resting + P300 + connectivity</w:t>
             </w:r>
@@ -6880,7 +7388,8 @@
           <w:p>
             <w:r>
               <w:rPr>
-                <w:sz w:val="13"/>
+                <w:rFonts w:ascii="Times New Roman" w:hAnsi="Times New Roman" w:eastAsia="Times New Roman"/>
+                <w:sz w:val="16"/>
               </w:rPr>
               <w:t>Phase 2 neuroplasticity readout; biomarker sync.</w:t>
             </w:r>
@@ -6898,7 +7407,8 @@
           <w:p>
             <w:r>
               <w:rPr>
-                <w:sz w:val="13"/>
+                <w:rFonts w:ascii="Times New Roman" w:hAnsi="Times New Roman" w:eastAsia="Times New Roman"/>
+                <w:sz w:val="16"/>
               </w:rPr>
               <w:t>EEG-05</w:t>
             </w:r>
@@ -6911,7 +7421,8 @@
           <w:p>
             <w:r>
               <w:rPr>
-                <w:sz w:val="13"/>
+                <w:rFonts w:ascii="Times New Roman" w:hAnsi="Times New Roman" w:eastAsia="Times New Roman"/>
+                <w:sz w:val="16"/>
               </w:rPr>
               <w:t>22</w:t>
             </w:r>
@@ -6924,7 +7435,8 @@
           <w:p>
             <w:r>
               <w:rPr>
-                <w:sz w:val="13"/>
+                <w:rFonts w:ascii="Times New Roman" w:hAnsi="Times New Roman" w:eastAsia="Times New Roman"/>
+                <w:sz w:val="16"/>
               </w:rPr>
               <w:t>Cycle 1 Phase 3 mid</w:t>
             </w:r>
@@ -6937,7 +7449,8 @@
           <w:p>
             <w:r>
               <w:rPr>
-                <w:sz w:val="13"/>
+                <w:rFonts w:ascii="Times New Roman" w:hAnsi="Times New Roman" w:eastAsia="Times New Roman"/>
+                <w:sz w:val="16"/>
               </w:rPr>
               <w:t>Resting + P300</w:t>
             </w:r>
@@ -6950,7 +7463,8 @@
           <w:p>
             <w:r>
               <w:rPr>
-                <w:sz w:val="13"/>
+                <w:rFonts w:ascii="Times New Roman" w:hAnsi="Times New Roman" w:eastAsia="Times New Roman"/>
+                <w:sz w:val="16"/>
               </w:rPr>
               <w:t>Durability check after Cycle 1 transition.</w:t>
             </w:r>
@@ -6968,7 +7482,8 @@
           <w:p>
             <w:r>
               <w:rPr>
-                <w:sz w:val="13"/>
+                <w:rFonts w:ascii="Times New Roman" w:hAnsi="Times New Roman" w:eastAsia="Times New Roman"/>
+                <w:sz w:val="16"/>
               </w:rPr>
               <w:t>EEG-06</w:t>
             </w:r>
@@ -6981,7 +7496,8 @@
           <w:p>
             <w:r>
               <w:rPr>
-                <w:sz w:val="13"/>
+                <w:rFonts w:ascii="Times New Roman" w:hAnsi="Times New Roman" w:eastAsia="Times New Roman"/>
+                <w:sz w:val="16"/>
               </w:rPr>
               <w:t>26</w:t>
             </w:r>
@@ -6994,7 +7510,8 @@
           <w:p>
             <w:r>
               <w:rPr>
-                <w:sz w:val="13"/>
+                <w:rFonts w:ascii="Times New Roman" w:hAnsi="Times New Roman" w:eastAsia="Times New Roman"/>
+                <w:sz w:val="16"/>
               </w:rPr>
               <w:t>Cycle 1 closeout</w:t>
             </w:r>
@@ -7007,7 +7524,8 @@
           <w:p>
             <w:r>
               <w:rPr>
-                <w:sz w:val="13"/>
+                <w:rFonts w:ascii="Times New Roman" w:hAnsi="Times New Roman" w:eastAsia="Times New Roman"/>
+                <w:sz w:val="16"/>
               </w:rPr>
               <w:t>Resting + P300 + connectivity</w:t>
             </w:r>
@@ -7020,7 +7538,8 @@
           <w:p>
             <w:r>
               <w:rPr>
-                <w:sz w:val="13"/>
+                <w:rFonts w:ascii="Times New Roman" w:hAnsi="Times New Roman" w:eastAsia="Times New Roman"/>
+                <w:sz w:val="16"/>
               </w:rPr>
               <w:t>Cycle 1 trajectory summary; biomarker sync.</w:t>
             </w:r>
@@ -7038,7 +7557,8 @@
           <w:p>
             <w:r>
               <w:rPr>
-                <w:sz w:val="13"/>
+                <w:rFonts w:ascii="Times New Roman" w:hAnsi="Times New Roman" w:eastAsia="Times New Roman"/>
+                <w:sz w:val="16"/>
               </w:rPr>
               <w:t>EEG-07</w:t>
             </w:r>
@@ -7051,7 +7571,8 @@
           <w:p>
             <w:r>
               <w:rPr>
-                <w:sz w:val="13"/>
+                <w:rFonts w:ascii="Times New Roman" w:hAnsi="Times New Roman" w:eastAsia="Times New Roman"/>
+                <w:sz w:val="16"/>
               </w:rPr>
               <w:t>27</w:t>
             </w:r>
@@ -7064,7 +7585,8 @@
           <w:p>
             <w:r>
               <w:rPr>
-                <w:sz w:val="13"/>
+                <w:rFonts w:ascii="Times New Roman" w:hAnsi="Times New Roman" w:eastAsia="Times New Roman"/>
+                <w:sz w:val="16"/>
               </w:rPr>
               <w:t>Cycle 2 baseline</w:t>
             </w:r>
@@ -7077,7 +7599,8 @@
           <w:p>
             <w:r>
               <w:rPr>
-                <w:sz w:val="13"/>
+                <w:rFonts w:ascii="Times New Roman" w:hAnsi="Times New Roman" w:eastAsia="Times New Roman"/>
+                <w:sz w:val="16"/>
               </w:rPr>
               <w:t>Resting + P300</w:t>
             </w:r>
@@ -7090,7 +7613,8 @@
           <w:p>
             <w:r>
               <w:rPr>
-                <w:sz w:val="13"/>
+                <w:rFonts w:ascii="Times New Roman" w:hAnsi="Times New Roman" w:eastAsia="Times New Roman"/>
+                <w:sz w:val="16"/>
               </w:rPr>
               <w:t>Six-month longitudinal delta vs EEG-01.</w:t>
             </w:r>
@@ -7108,7 +7632,8 @@
           <w:p>
             <w:r>
               <w:rPr>
-                <w:sz w:val="13"/>
+                <w:rFonts w:ascii="Times New Roman" w:hAnsi="Times New Roman" w:eastAsia="Times New Roman"/>
+                <w:sz w:val="16"/>
               </w:rPr>
               <w:t>EEG-08</w:t>
             </w:r>
@@ -7121,7 +7646,8 @@
           <w:p>
             <w:r>
               <w:rPr>
-                <w:sz w:val="13"/>
+                <w:rFonts w:ascii="Times New Roman" w:hAnsi="Times New Roman" w:eastAsia="Times New Roman"/>
+                <w:sz w:val="16"/>
               </w:rPr>
               <w:t>30</w:t>
             </w:r>
@@ -7134,7 +7660,8 @@
           <w:p>
             <w:r>
               <w:rPr>
-                <w:sz w:val="13"/>
+                <w:rFonts w:ascii="Times New Roman" w:hAnsi="Times New Roman" w:eastAsia="Times New Roman"/>
+                <w:sz w:val="16"/>
               </w:rPr>
               <w:t>Cycle 2 Phase 1 exit</w:t>
             </w:r>
@@ -7147,7 +7674,8 @@
           <w:p>
             <w:r>
               <w:rPr>
-                <w:sz w:val="13"/>
+                <w:rFonts w:ascii="Times New Roman" w:hAnsi="Times New Roman" w:eastAsia="Times New Roman"/>
+                <w:sz w:val="16"/>
               </w:rPr>
               <w:t>Resting + P300</w:t>
             </w:r>
@@ -7160,7 +7688,8 @@
           <w:p>
             <w:r>
               <w:rPr>
-                <w:sz w:val="13"/>
+                <w:rFonts w:ascii="Times New Roman" w:hAnsi="Times New Roman" w:eastAsia="Times New Roman"/>
+                <w:sz w:val="16"/>
               </w:rPr>
               <w:t>Cycle 2 pre-load effect vs EEG-07 and EEG-02.</w:t>
             </w:r>
@@ -7178,7 +7707,8 @@
           <w:p>
             <w:r>
               <w:rPr>
-                <w:sz w:val="13"/>
+                <w:rFonts w:ascii="Times New Roman" w:hAnsi="Times New Roman" w:eastAsia="Times New Roman"/>
+                <w:sz w:val="16"/>
               </w:rPr>
               <w:t>EEG-09</w:t>
             </w:r>
@@ -7191,7 +7721,8 @@
           <w:p>
             <w:r>
               <w:rPr>
-                <w:sz w:val="13"/>
+                <w:rFonts w:ascii="Times New Roman" w:hAnsi="Times New Roman" w:eastAsia="Times New Roman"/>
+                <w:sz w:val="16"/>
               </w:rPr>
               <w:t>34-35</w:t>
             </w:r>
@@ -7204,7 +7735,8 @@
           <w:p>
             <w:r>
               <w:rPr>
-                <w:sz w:val="13"/>
+                <w:rFonts w:ascii="Times New Roman" w:hAnsi="Times New Roman" w:eastAsia="Times New Roman"/>
+                <w:sz w:val="16"/>
               </w:rPr>
               <w:t>Cycle 2 Phase 2 mid, if activated</w:t>
             </w:r>
@@ -7217,7 +7749,8 @@
           <w:p>
             <w:r>
               <w:rPr>
-                <w:sz w:val="13"/>
+                <w:rFonts w:ascii="Times New Roman" w:hAnsi="Times New Roman" w:eastAsia="Times New Roman"/>
+                <w:sz w:val="16"/>
               </w:rPr>
               <w:t>Resting + P300</w:t>
             </w:r>
@@ -7230,7 +7763,8 @@
           <w:p>
             <w:r>
               <w:rPr>
-                <w:sz w:val="13"/>
+                <w:rFonts w:ascii="Times New Roman" w:hAnsi="Times New Roman" w:eastAsia="Times New Roman"/>
+                <w:sz w:val="16"/>
               </w:rPr>
               <w:t>Second-cycle early Phase 2 signal.</w:t>
             </w:r>
@@ -7248,7 +7782,8 @@
           <w:p>
             <w:r>
               <w:rPr>
-                <w:sz w:val="13"/>
+                <w:rFonts w:ascii="Times New Roman" w:hAnsi="Times New Roman" w:eastAsia="Times New Roman"/>
+                <w:sz w:val="16"/>
               </w:rPr>
               <w:t>EEG-10</w:t>
             </w:r>
@@ -7261,7 +7796,8 @@
           <w:p>
             <w:r>
               <w:rPr>
-                <w:sz w:val="13"/>
+                <w:rFonts w:ascii="Times New Roman" w:hAnsi="Times New Roman" w:eastAsia="Times New Roman"/>
+                <w:sz w:val="16"/>
               </w:rPr>
               <w:t>42</w:t>
             </w:r>
@@ -7274,7 +7810,8 @@
           <w:p>
             <w:r>
               <w:rPr>
-                <w:sz w:val="13"/>
+                <w:rFonts w:ascii="Times New Roman" w:hAnsi="Times New Roman" w:eastAsia="Times New Roman"/>
+                <w:sz w:val="16"/>
               </w:rPr>
               <w:t>Cycle 2 Phase 2 exit, if activated</w:t>
             </w:r>
@@ -7287,7 +7824,8 @@
           <w:p>
             <w:r>
               <w:rPr>
-                <w:sz w:val="13"/>
+                <w:rFonts w:ascii="Times New Roman" w:hAnsi="Times New Roman" w:eastAsia="Times New Roman"/>
+                <w:sz w:val="16"/>
               </w:rPr>
               <w:t>Resting + P300 + connectivity</w:t>
             </w:r>
@@ -7300,7 +7838,8 @@
           <w:p>
             <w:r>
               <w:rPr>
-                <w:sz w:val="13"/>
+                <w:rFonts w:ascii="Times New Roman" w:hAnsi="Times New Roman" w:eastAsia="Times New Roman"/>
+                <w:sz w:val="16"/>
               </w:rPr>
               <w:t>Second-cycle full readout; compounding architecture hypothesis.</w:t>
             </w:r>
@@ -7318,7 +7857,8 @@
           <w:p>
             <w:r>
               <w:rPr>
-                <w:sz w:val="13"/>
+                <w:rFonts w:ascii="Times New Roman" w:hAnsi="Times New Roman" w:eastAsia="Times New Roman"/>
+                <w:sz w:val="16"/>
               </w:rPr>
               <w:t>EEG-11</w:t>
             </w:r>
@@ -7331,7 +7871,8 @@
           <w:p>
             <w:r>
               <w:rPr>
-                <w:sz w:val="13"/>
+                <w:rFonts w:ascii="Times New Roman" w:hAnsi="Times New Roman" w:eastAsia="Times New Roman"/>
+                <w:sz w:val="16"/>
               </w:rPr>
               <w:t>48</w:t>
             </w:r>
@@ -7344,7 +7885,8 @@
           <w:p>
             <w:r>
               <w:rPr>
-                <w:sz w:val="13"/>
+                <w:rFonts w:ascii="Times New Roman" w:hAnsi="Times New Roman" w:eastAsia="Times New Roman"/>
+                <w:sz w:val="16"/>
               </w:rPr>
               <w:t>Cycle 2 Phase 3 mid</w:t>
             </w:r>
@@ -7357,7 +7899,8 @@
           <w:p>
             <w:r>
               <w:rPr>
-                <w:sz w:val="13"/>
+                <w:rFonts w:ascii="Times New Roman" w:hAnsi="Times New Roman" w:eastAsia="Times New Roman"/>
+                <w:sz w:val="16"/>
               </w:rPr>
               <w:t>Resting + P300</w:t>
             </w:r>
@@ -7370,7 +7913,8 @@
           <w:p>
             <w:r>
               <w:rPr>
-                <w:sz w:val="13"/>
+                <w:rFonts w:ascii="Times New Roman" w:hAnsi="Times New Roman" w:eastAsia="Times New Roman"/>
+                <w:sz w:val="16"/>
               </w:rPr>
               <w:t>Durability of Cycle 2 trajectory.</w:t>
             </w:r>
@@ -7388,7 +7932,8 @@
           <w:p>
             <w:r>
               <w:rPr>
-                <w:sz w:val="13"/>
+                <w:rFonts w:ascii="Times New Roman" w:hAnsi="Times New Roman" w:eastAsia="Times New Roman"/>
+                <w:sz w:val="16"/>
               </w:rPr>
               <w:lastRenderedPageBreak/>
               <w:t>EEG-12</w:t>
@@ -7402,7 +7947,8 @@
           <w:p>
             <w:r>
               <w:rPr>
-                <w:sz w:val="13"/>
+                <w:rFonts w:ascii="Times New Roman" w:hAnsi="Times New Roman" w:eastAsia="Times New Roman"/>
+                <w:sz w:val="16"/>
               </w:rPr>
               <w:t>50-52</w:t>
             </w:r>
@@ -7415,7 +7961,8 @@
           <w:p>
             <w:r>
               <w:rPr>
-                <w:sz w:val="13"/>
+                <w:rFonts w:ascii="Times New Roman" w:hAnsi="Times New Roman" w:eastAsia="Times New Roman"/>
+                <w:sz w:val="16"/>
               </w:rPr>
               <w:t>Final closeout</w:t>
             </w:r>
@@ -7428,7 +7975,8 @@
           <w:p>
             <w:r>
               <w:rPr>
-                <w:sz w:val="13"/>
+                <w:rFonts w:ascii="Times New Roman" w:hAnsi="Times New Roman" w:eastAsia="Times New Roman"/>
+                <w:sz w:val="16"/>
               </w:rPr>
               <w:t>Resting + P300 + connectivity + full-band summary</w:t>
             </w:r>
@@ -7441,7 +7989,8 @@
           <w:p>
             <w:r>
               <w:rPr>
-                <w:sz w:val="13"/>
+                <w:rFonts w:ascii="Times New Roman" w:hAnsi="Times New Roman" w:eastAsia="Times New Roman"/>
+                <w:sz w:val="16"/>
               </w:rPr>
               <w:t>Complete 52-week longitudinal EEG trajectory; final biomarker sync.</w:t>
             </w:r>
@@ -7450,6 +7999,9 @@
       </w:tr>
     </w:tbl>
     <w:p>
+      <w:pPr>
+        <w:spacing w:after="120" w:line="259" w:lineRule="auto"/>
+      </w:pPr>
       <w:r>
         <w:t>The full twelve-session EEG schedule is the standard Tier 2 target. When site resources cannot support all sessions, minimum Tier 2 deviation-supported coverage consists of EEG-01, EEG-02, EEG-06, EEG-07, and EEG-12. Deviation-supported coverage must be documented as missingness/deviation, not treated as the full protocol target.</w:t>
       </w:r>
@@ -7463,16 +8015,25 @@
       </w:r>
     </w:p>
     <w:p>
+      <w:pPr>
+        <w:spacing w:after="120" w:line="259" w:lineRule="auto"/>
+      </w:pPr>
       <w:r>
         <w:t>Acceptable data capture modes include paper forms with later double-entry, secure spreadsheet, REDCap, ePRO platform, custom schema implementation, or hybrid paper-to-digital workflow. Tier 1 must remain usable on paper. Data must be stored in access-controlled systems. Public repository files may include protocol documents, forms, schemas, synthetic examples, code, and de-identified templates only.</w:t>
       </w:r>
     </w:p>
     <w:p>
+      <w:pPr>
+        <w:spacing w:after="120" w:line="259" w:lineRule="auto"/>
+      </w:pPr>
       <w:r>
         <w:t>Wearable devices are Tier 2 Recommended. Acceptable device classes include consumer-grade wrist wearables with step count, heart rate, sleep duration, and SpO2 where available, and medical-grade ambulatory devices in Tier 3. A valid wearable day requires at least 20 hours of device wear. Wearable-day completeness is tracked as a feasibility metric alongside Tier 1 daily log completion. Data must be exportable in CSV or another structured format. When wearable-derived sleep and self-reported sleep quality diverge by more than one standard deviation from baseline, self-report is treated as primary and the discordance is annotated as a data-quality item.</w:t>
       </w:r>
     </w:p>
     <w:p>
+      <w:pPr>
+        <w:spacing w:after="120" w:line="259" w:lineRule="auto"/>
+      </w:pPr>
       <w:r>
         <w:t>APPRE is implemented as a transparent schema-and-rules layer: Subject Profile -&gt; Inputs -&gt; Outcomes -&gt; Updated Response Policy. APPRE is not validated artificial intelligence, not clinical decision support, and not a medical device in this manuscript. APPRE produces versioned response-policy documentation; it does not diagnose, prescribe, or replace clinician judgment.</w:t>
       </w:r>
@@ -7508,8 +8069,9 @@
           <w:p>
             <w:r>
               <w:rPr>
+                <w:rFonts w:ascii="Times New Roman" w:hAnsi="Times New Roman" w:eastAsia="Times New Roman"/>
                 <w:b/>
-                <w:sz w:val="13"/>
+                <w:sz w:val="16"/>
               </w:rPr>
               <w:t>Layer</w:t>
             </w:r>
@@ -7523,8 +8085,9 @@
           <w:p>
             <w:r>
               <w:rPr>
+                <w:rFonts w:ascii="Times New Roman" w:hAnsi="Times New Roman" w:eastAsia="Times New Roman"/>
                 <w:b/>
-                <w:sz w:val="13"/>
+                <w:sz w:val="16"/>
               </w:rPr>
               <w:t>Fields / content</w:t>
             </w:r>
@@ -7542,7 +8105,8 @@
           <w:p>
             <w:r>
               <w:rPr>
-                <w:sz w:val="13"/>
+                <w:rFonts w:ascii="Times New Roman" w:hAnsi="Times New Roman" w:eastAsia="Times New Roman"/>
+                <w:sz w:val="16"/>
               </w:rPr>
               <w:t>Subject Profile</w:t>
             </w:r>
@@ -7555,7 +8119,8 @@
           <w:p>
             <w:r>
               <w:rPr>
-                <w:sz w:val="13"/>
+                <w:rFonts w:ascii="Times New Roman" w:hAnsi="Times New Roman" w:eastAsia="Times New Roman"/>
+                <w:sz w:val="16"/>
               </w:rPr>
               <w:t>subject_id; age_band; sex; diagnosis_category; phenotype_tags; baseline_moca; baseline_function_score; caregiver_available; setting_type; medication_list_hash; major_safety_flags; renal/hepatic status; falls risk; dysphagia status; respiratory status; sleep status; tier_level; consent_type.</w:t>
             </w:r>
@@ -7573,7 +8138,8 @@
           <w:p>
             <w:r>
               <w:rPr>
-                <w:sz w:val="13"/>
+                <w:rFonts w:ascii="Times New Roman" w:hAnsi="Times New Roman" w:eastAsia="Times New Roman"/>
+                <w:sz w:val="16"/>
               </w:rPr>
               <w:t>Daily Input Log</w:t>
             </w:r>
@@ -7586,7 +8152,8 @@
           <w:p>
             <w:r>
               <w:rPr>
-                <w:sz w:val="13"/>
+                <w:rFonts w:ascii="Times New Roman" w:hAnsi="Times New Roman" w:eastAsia="Times New Roman"/>
+                <w:sz w:val="16"/>
               </w:rPr>
               <w:t>date; phase; entry_by; sleep_hours; sleep_quality_0_10; wake_time_hhmm; bedtime_hhmm; morning_light_yn; nap_minutes; exertion_minutes; fall_count; near_fall_count; breathlessness_0_10; fatigue_0_10; mood_distress_0_10; medication_adherence; legal_input_adherence; sleep_treatment_adherence; social_contact; adverse_event_present; confounder_flag.</w:t>
             </w:r>
@@ -7604,7 +8171,8 @@
           <w:p>
             <w:r>
               <w:rPr>
-                <w:sz w:val="13"/>
+                <w:rFonts w:ascii="Times New Roman" w:hAnsi="Times New Roman" w:eastAsia="Times New Roman"/>
+                <w:sz w:val="16"/>
               </w:rPr>
               <w:t>Weekly Assessment</w:t>
             </w:r>
@@ -7617,7 +8185,8 @@
           <w:p>
             <w:r>
               <w:rPr>
-                <w:sz w:val="13"/>
+                <w:rFonts w:ascii="Times New Roman" w:hAnsi="Times New Roman" w:eastAsia="Times New Roman"/>
+                <w:sz w:val="16"/>
               </w:rPr>
               <w:t>week_number; phq2_total; gad2_total; phq4_total where used; zbi12_total; modified_adl_iadl_total_or_estimated; tug_seconds; falls_week; near_falls_week; adherence_percent; caregiver_burden_flag; ae_count; confounder_summary; CRI_minutes; cycle_interpretable.</w:t>
             </w:r>
@@ -7635,7 +8204,8 @@
           <w:p>
             <w:r>
               <w:rPr>
-                <w:sz w:val="13"/>
+                <w:rFonts w:ascii="Times New Roman" w:hAnsi="Times New Roman" w:eastAsia="Times New Roman"/>
+                <w:sz w:val="16"/>
               </w:rPr>
               <w:t>Monthly/Quarterly Assessment</w:t>
             </w:r>
@@ -7648,7 +8218,8 @@
           <w:p>
             <w:r>
               <w:rPr>
-                <w:sz w:val="13"/>
+                <w:rFonts w:ascii="Times New Roman" w:hAnsi="Times New Roman" w:eastAsia="Times New Roman"/>
+                <w:sz w:val="16"/>
               </w:rPr>
               <w:t>timepoint; moca_total; phq9_total; gad7_total; psqi_total; EAT10_total; mMRC/CAT; ten_meter_walk_seconds; biomarker_panel_complete; eeg_session_id; eeg_confounder_flags_complete; response_policy_version; interpretation_status.</w:t>
             </w:r>
@@ -7688,8 +8259,9 @@
           <w:p>
             <w:r>
               <w:rPr>
+                <w:rFonts w:ascii="Times New Roman" w:hAnsi="Times New Roman" w:eastAsia="Times New Roman"/>
                 <w:b/>
-                <w:sz w:val="12"/>
+                <w:sz w:val="16"/>
               </w:rPr>
               <w:t>Rule</w:t>
             </w:r>
@@ -7703,8 +8275,9 @@
           <w:p>
             <w:r>
               <w:rPr>
+                <w:rFonts w:ascii="Times New Roman" w:hAnsi="Times New Roman" w:eastAsia="Times New Roman"/>
                 <w:b/>
-                <w:sz w:val="12"/>
+                <w:sz w:val="16"/>
               </w:rPr>
               <w:t>Name</w:t>
             </w:r>
@@ -7718,8 +8291,9 @@
           <w:p>
             <w:r>
               <w:rPr>
+                <w:rFonts w:ascii="Times New Roman" w:hAnsi="Times New Roman" w:eastAsia="Times New Roman"/>
                 <w:b/>
-                <w:sz w:val="12"/>
+                <w:sz w:val="16"/>
               </w:rPr>
               <w:t>Operational meaning</w:t>
             </w:r>
@@ -7743,10 +8317,32 @@
             </w:pPr>
             <w:r>
               <w:rPr>
+                <w:rFonts w:ascii="Times New Roman" w:hAnsi="Times New Roman" w:eastAsia="Times New Roman"/>
+                <w:sz w:val="16"/>
+                <w:szCs w:val="24"/>
+              </w:rPr>
+              <w:t>R1</w:t>
+            </w:r>
+          </w:p>
+        </w:tc>
+        <w:tc>
+          <w:tcPr>
+            <w:tcW w:w="3552" w:type="dxa"/>
+          </w:tcPr>
+          <w:p>
+            <w:pPr>
+              <w:rPr>
                 <w:sz w:val="14"/>
                 <w:szCs w:val="24"/>
               </w:rPr>
-              <w:t>R1</w:t>
+            </w:pPr>
+            <w:r>
+              <w:rPr>
+                <w:rFonts w:ascii="Times New Roman" w:hAnsi="Times New Roman" w:eastAsia="Times New Roman"/>
+                <w:sz w:val="16"/>
+                <w:szCs w:val="24"/>
+              </w:rPr>
+              <w:t>Safety override</w:t>
             </w:r>
           </w:p>
         </w:tc>
@@ -7763,27 +8359,8 @@
             </w:pPr>
             <w:r>
               <w:rPr>
-                <w:sz w:val="14"/>
-                <w:szCs w:val="24"/>
-              </w:rPr>
-              <w:t>Safety override</w:t>
-            </w:r>
-          </w:p>
-        </w:tc>
-        <w:tc>
-          <w:tcPr>
-            <w:tcW w:w="3552" w:type="dxa"/>
-          </w:tcPr>
-          <w:p>
-            <w:pPr>
-              <w:rPr>
-                <w:sz w:val="14"/>
-                <w:szCs w:val="24"/>
-              </w:rPr>
-            </w:pPr>
-            <w:r>
-              <w:rPr>
-                <w:sz w:val="14"/>
+                <w:rFonts w:ascii="Times New Roman" w:hAnsi="Times New Roman" w:eastAsia="Times New Roman"/>
+                <w:sz w:val="16"/>
                 <w:szCs w:val="24"/>
               </w:rPr>
               <w:t>Any severe or serious adverse event pauses response-policy progression until clinician review.</w:t>
@@ -7808,10 +8385,32 @@
             </w:pPr>
             <w:r>
               <w:rPr>
+                <w:rFonts w:ascii="Times New Roman" w:hAnsi="Times New Roman" w:eastAsia="Times New Roman"/>
+                <w:sz w:val="16"/>
+                <w:szCs w:val="24"/>
+              </w:rPr>
+              <w:t>R2</w:t>
+            </w:r>
+          </w:p>
+        </w:tc>
+        <w:tc>
+          <w:tcPr>
+            <w:tcW w:w="3552" w:type="dxa"/>
+          </w:tcPr>
+          <w:p>
+            <w:pPr>
+              <w:rPr>
                 <w:sz w:val="14"/>
                 <w:szCs w:val="24"/>
               </w:rPr>
-              <w:t>R2</w:t>
+            </w:pPr>
+            <w:r>
+              <w:rPr>
+                <w:rFonts w:ascii="Times New Roman" w:hAnsi="Times New Roman" w:eastAsia="Times New Roman"/>
+                <w:sz w:val="16"/>
+                <w:szCs w:val="24"/>
+              </w:rPr>
+              <w:t>One-variable rule</w:t>
             </w:r>
           </w:p>
         </w:tc>
@@ -7828,27 +8427,8 @@
             </w:pPr>
             <w:r>
               <w:rPr>
-                <w:sz w:val="14"/>
-                <w:szCs w:val="24"/>
-              </w:rPr>
-              <w:t>One-variable rule</w:t>
-            </w:r>
-          </w:p>
-        </w:tc>
-        <w:tc>
-          <w:tcPr>
-            <w:tcW w:w="3552" w:type="dxa"/>
-          </w:tcPr>
-          <w:p>
-            <w:pPr>
-              <w:rPr>
-                <w:sz w:val="14"/>
-                <w:szCs w:val="24"/>
-              </w:rPr>
-            </w:pPr>
-            <w:r>
-              <w:rPr>
-                <w:sz w:val="14"/>
+                <w:rFonts w:ascii="Times New Roman" w:hAnsi="Times New Roman" w:eastAsia="Times New Roman"/>
+                <w:sz w:val="16"/>
                 <w:szCs w:val="24"/>
               </w:rPr>
               <w:t>Legal-input changes alter one primary variable at a time where feasible.</w:t>
@@ -7873,10 +8453,32 @@
             </w:pPr>
             <w:r>
               <w:rPr>
+                <w:rFonts w:ascii="Times New Roman" w:hAnsi="Times New Roman" w:eastAsia="Times New Roman"/>
+                <w:sz w:val="16"/>
+                <w:szCs w:val="24"/>
+              </w:rPr>
+              <w:t>R3</w:t>
+            </w:r>
+          </w:p>
+        </w:tc>
+        <w:tc>
+          <w:tcPr>
+            <w:tcW w:w="3552" w:type="dxa"/>
+          </w:tcPr>
+          <w:p>
+            <w:pPr>
+              <w:rPr>
                 <w:sz w:val="14"/>
                 <w:szCs w:val="24"/>
               </w:rPr>
-              <w:t>R3</w:t>
+            </w:pPr>
+            <w:r>
+              <w:rPr>
+                <w:rFonts w:ascii="Times New Roman" w:hAnsi="Times New Roman" w:eastAsia="Times New Roman"/>
+                <w:sz w:val="16"/>
+                <w:szCs w:val="24"/>
+              </w:rPr>
+              <w:t>Baseline rule</w:t>
             </w:r>
           </w:p>
         </w:tc>
@@ -7893,27 +8495,8 @@
             </w:pPr>
             <w:r>
               <w:rPr>
-                <w:sz w:val="14"/>
-                <w:szCs w:val="24"/>
-              </w:rPr>
-              <w:t>Baseline rule</w:t>
-            </w:r>
-          </w:p>
-        </w:tc>
-        <w:tc>
-          <w:tcPr>
-            <w:tcW w:w="3552" w:type="dxa"/>
-          </w:tcPr>
-          <w:p>
-            <w:pPr>
-              <w:rPr>
-                <w:sz w:val="14"/>
-                <w:szCs w:val="24"/>
-              </w:rPr>
-            </w:pPr>
-            <w:r>
-              <w:rPr>
-                <w:sz w:val="14"/>
+                <w:rFonts w:ascii="Times New Roman" w:hAnsi="Times New Roman" w:eastAsia="Times New Roman"/>
+                <w:sz w:val="16"/>
                 <w:szCs w:val="24"/>
               </w:rPr>
               <w:t>No directional signal is interpreted without a baseline variability estimate.</w:t>
@@ -7938,10 +8521,32 @@
             </w:pPr>
             <w:r>
               <w:rPr>
+                <w:rFonts w:ascii="Times New Roman" w:hAnsi="Times New Roman" w:eastAsia="Times New Roman"/>
+                <w:sz w:val="16"/>
+                <w:szCs w:val="24"/>
+              </w:rPr>
+              <w:t>R4</w:t>
+            </w:r>
+          </w:p>
+        </w:tc>
+        <w:tc>
+          <w:tcPr>
+            <w:tcW w:w="3552" w:type="dxa"/>
+          </w:tcPr>
+          <w:p>
+            <w:pPr>
+              <w:rPr>
                 <w:sz w:val="14"/>
                 <w:szCs w:val="24"/>
               </w:rPr>
-              <w:t>R4</w:t>
+            </w:pPr>
+            <w:r>
+              <w:rPr>
+                <w:rFonts w:ascii="Times New Roman" w:hAnsi="Times New Roman" w:eastAsia="Times New Roman"/>
+                <w:sz w:val="16"/>
+                <w:szCs w:val="24"/>
+              </w:rPr>
+              <w:t>Confounder rule</w:t>
             </w:r>
           </w:p>
         </w:tc>
@@ -7958,27 +8563,8 @@
             </w:pPr>
             <w:r>
               <w:rPr>
-                <w:sz w:val="14"/>
-                <w:szCs w:val="24"/>
-              </w:rPr>
-              <w:t>Confounder rule</w:t>
-            </w:r>
-          </w:p>
-        </w:tc>
-        <w:tc>
-          <w:tcPr>
-            <w:tcW w:w="3552" w:type="dxa"/>
-          </w:tcPr>
-          <w:p>
-            <w:pPr>
-              <w:rPr>
-                <w:sz w:val="14"/>
-                <w:szCs w:val="24"/>
-              </w:rPr>
-            </w:pPr>
-            <w:r>
-              <w:rPr>
-                <w:sz w:val="14"/>
+                <w:rFonts w:ascii="Times New Roman" w:hAnsi="Times New Roman" w:eastAsia="Times New Roman"/>
+                <w:sz w:val="16"/>
                 <w:szCs w:val="24"/>
               </w:rPr>
               <w:t>Infection, medication change, hospitalization, fall injury, sleep collapse, travel, or caregiver disruption must be annotated before interpretation.</w:t>
@@ -8003,10 +8589,32 @@
             </w:pPr>
             <w:r>
               <w:rPr>
+                <w:rFonts w:ascii="Times New Roman" w:hAnsi="Times New Roman" w:eastAsia="Times New Roman"/>
+                <w:sz w:val="16"/>
+                <w:szCs w:val="24"/>
+              </w:rPr>
+              <w:t>R5</w:t>
+            </w:r>
+          </w:p>
+        </w:tc>
+        <w:tc>
+          <w:tcPr>
+            <w:tcW w:w="3552" w:type="dxa"/>
+          </w:tcPr>
+          <w:p>
+            <w:pPr>
+              <w:rPr>
                 <w:sz w:val="14"/>
                 <w:szCs w:val="24"/>
               </w:rPr>
-              <w:t>R5</w:t>
+            </w:pPr>
+            <w:r>
+              <w:rPr>
+                <w:rFonts w:ascii="Times New Roman" w:hAnsi="Times New Roman" w:eastAsia="Times New Roman"/>
+                <w:sz w:val="16"/>
+                <w:szCs w:val="24"/>
+              </w:rPr>
+              <w:t>Minimum adherence rule</w:t>
             </w:r>
           </w:p>
         </w:tc>
@@ -8023,27 +8631,8 @@
             </w:pPr>
             <w:r>
               <w:rPr>
-                <w:sz w:val="14"/>
-                <w:szCs w:val="24"/>
-              </w:rPr>
-              <w:t>Minimum adherence rule</w:t>
-            </w:r>
-          </w:p>
-        </w:tc>
-        <w:tc>
-          <w:tcPr>
-            <w:tcW w:w="3552" w:type="dxa"/>
-          </w:tcPr>
-          <w:p>
-            <w:pPr>
-              <w:rPr>
-                <w:sz w:val="14"/>
-                <w:szCs w:val="24"/>
-              </w:rPr>
-            </w:pPr>
-            <w:r>
-              <w:rPr>
-                <w:sz w:val="14"/>
+                <w:rFonts w:ascii="Times New Roman" w:hAnsi="Times New Roman" w:eastAsia="Times New Roman"/>
+                <w:sz w:val="16"/>
                 <w:szCs w:val="24"/>
               </w:rPr>
               <w:t>Cycles with &lt;70% Tier 1 completion are not primary-interpretable.</w:t>
@@ -8068,10 +8657,32 @@
             </w:pPr>
             <w:r>
               <w:rPr>
+                <w:rFonts w:ascii="Times New Roman" w:hAnsi="Times New Roman" w:eastAsia="Times New Roman"/>
+                <w:sz w:val="16"/>
+                <w:szCs w:val="24"/>
+              </w:rPr>
+              <w:t>R6</w:t>
+            </w:r>
+          </w:p>
+        </w:tc>
+        <w:tc>
+          <w:tcPr>
+            <w:tcW w:w="3552" w:type="dxa"/>
+          </w:tcPr>
+          <w:p>
+            <w:pPr>
+              <w:rPr>
                 <w:sz w:val="14"/>
                 <w:szCs w:val="24"/>
               </w:rPr>
-              <w:t>R6</w:t>
+            </w:pPr>
+            <w:r>
+              <w:rPr>
+                <w:rFonts w:ascii="Times New Roman" w:hAnsi="Times New Roman" w:eastAsia="Times New Roman"/>
+                <w:sz w:val="16"/>
+                <w:szCs w:val="24"/>
+              </w:rPr>
+              <w:t>Signal threshold rule</w:t>
             </w:r>
           </w:p>
         </w:tc>
@@ -8088,27 +8699,8 @@
             </w:pPr>
             <w:r>
               <w:rPr>
-                <w:sz w:val="14"/>
-                <w:szCs w:val="24"/>
-              </w:rPr>
-              <w:t>Signal threshold rule</w:t>
-            </w:r>
-          </w:p>
-        </w:tc>
-        <w:tc>
-          <w:tcPr>
-            <w:tcW w:w="3552" w:type="dxa"/>
-          </w:tcPr>
-          <w:p>
-            <w:pPr>
-              <w:rPr>
-                <w:sz w:val="14"/>
-                <w:szCs w:val="24"/>
-              </w:rPr>
-            </w:pPr>
-            <w:r>
-              <w:rPr>
-                <w:sz w:val="14"/>
+                <w:rFonts w:ascii="Times New Roman" w:hAnsi="Times New Roman" w:eastAsia="Times New Roman"/>
+                <w:sz w:val="16"/>
                 <w:szCs w:val="24"/>
               </w:rPr>
               <w:t>Candidate signal requires &gt;=0.3 SD directional change sustained across &gt;=2 interpretable cycles.</w:t>
@@ -8133,10 +8725,32 @@
             </w:pPr>
             <w:r>
               <w:rPr>
+                <w:rFonts w:ascii="Times New Roman" w:hAnsi="Times New Roman" w:eastAsia="Times New Roman"/>
+                <w:sz w:val="16"/>
+                <w:szCs w:val="24"/>
+              </w:rPr>
+              <w:t>R7</w:t>
+            </w:r>
+          </w:p>
+        </w:tc>
+        <w:tc>
+          <w:tcPr>
+            <w:tcW w:w="3552" w:type="dxa"/>
+          </w:tcPr>
+          <w:p>
+            <w:pPr>
+              <w:rPr>
                 <w:sz w:val="14"/>
                 <w:szCs w:val="24"/>
               </w:rPr>
-              <w:t>R7</w:t>
+            </w:pPr>
+            <w:r>
+              <w:rPr>
+                <w:rFonts w:ascii="Times New Roman" w:hAnsi="Times New Roman" w:eastAsia="Times New Roman"/>
+                <w:sz w:val="16"/>
+                <w:szCs w:val="24"/>
+              </w:rPr>
+              <w:t>Controlled-substance boundary</w:t>
             </w:r>
           </w:p>
         </w:tc>
@@ -8153,27 +8767,8 @@
             </w:pPr>
             <w:r>
               <w:rPr>
-                <w:sz w:val="14"/>
-                <w:szCs w:val="24"/>
-              </w:rPr>
-              <w:t>Controlled-substance boundary</w:t>
-            </w:r>
-          </w:p>
-        </w:tc>
-        <w:tc>
-          <w:tcPr>
-            <w:tcW w:w="3552" w:type="dxa"/>
-          </w:tcPr>
-          <w:p>
-            <w:pPr>
-              <w:rPr>
-                <w:sz w:val="14"/>
-                <w:szCs w:val="24"/>
-              </w:rPr>
-            </w:pPr>
-            <w:r>
-              <w:rPr>
-                <w:sz w:val="14"/>
+                <w:rFonts w:ascii="Times New Roman" w:hAnsi="Times New Roman" w:eastAsia="Times New Roman"/>
+                <w:sz w:val="16"/>
                 <w:szCs w:val="24"/>
               </w:rPr>
               <w:t>APPRE does not recommend, adjust, or optimize controlled-substance exposure outside formal governance.</w:t>
@@ -8198,10 +8793,32 @@
             </w:pPr>
             <w:r>
               <w:rPr>
+                <w:rFonts w:ascii="Times New Roman" w:hAnsi="Times New Roman" w:eastAsia="Times New Roman"/>
+                <w:sz w:val="16"/>
+                <w:szCs w:val="24"/>
+              </w:rPr>
+              <w:t>R8</w:t>
+            </w:r>
+          </w:p>
+        </w:tc>
+        <w:tc>
+          <w:tcPr>
+            <w:tcW w:w="3552" w:type="dxa"/>
+          </w:tcPr>
+          <w:p>
+            <w:pPr>
+              <w:rPr>
                 <w:sz w:val="14"/>
                 <w:szCs w:val="24"/>
               </w:rPr>
-              <w:t>R8</w:t>
+            </w:pPr>
+            <w:r>
+              <w:rPr>
+                <w:rFonts w:ascii="Times New Roman" w:hAnsi="Times New Roman" w:eastAsia="Times New Roman"/>
+                <w:sz w:val="16"/>
+                <w:szCs w:val="24"/>
+              </w:rPr>
+              <w:t>Burden ceiling</w:t>
             </w:r>
           </w:p>
         </w:tc>
@@ -8218,27 +8835,8 @@
             </w:pPr>
             <w:r>
               <w:rPr>
-                <w:sz w:val="14"/>
-                <w:szCs w:val="24"/>
-              </w:rPr>
-              <w:t>Burden ceiling</w:t>
-            </w:r>
-          </w:p>
-        </w:tc>
-        <w:tc>
-          <w:tcPr>
-            <w:tcW w:w="3552" w:type="dxa"/>
-          </w:tcPr>
-          <w:p>
-            <w:pPr>
-              <w:rPr>
-                <w:sz w:val="14"/>
-                <w:szCs w:val="24"/>
-              </w:rPr>
-            </w:pPr>
-            <w:r>
-              <w:rPr>
-                <w:sz w:val="14"/>
+                <w:rFonts w:ascii="Times New Roman" w:hAnsi="Times New Roman" w:eastAsia="Times New Roman"/>
+                <w:sz w:val="16"/>
                 <w:szCs w:val="24"/>
               </w:rPr>
               <w:t>Participant/caregiver burden triggers simplification before data ambition.</w:t>
@@ -8263,10 +8861,32 @@
             </w:pPr>
             <w:r>
               <w:rPr>
+                <w:rFonts w:ascii="Times New Roman" w:hAnsi="Times New Roman" w:eastAsia="Times New Roman"/>
+                <w:sz w:val="16"/>
+                <w:szCs w:val="24"/>
+              </w:rPr>
+              <w:t>R9</w:t>
+            </w:r>
+          </w:p>
+        </w:tc>
+        <w:tc>
+          <w:tcPr>
+            <w:tcW w:w="3552" w:type="dxa"/>
+          </w:tcPr>
+          <w:p>
+            <w:pPr>
+              <w:rPr>
                 <w:sz w:val="14"/>
                 <w:szCs w:val="24"/>
               </w:rPr>
-              <w:t>R9</w:t>
+            </w:pPr>
+            <w:r>
+              <w:rPr>
+                <w:rFonts w:ascii="Times New Roman" w:hAnsi="Times New Roman" w:eastAsia="Times New Roman"/>
+                <w:sz w:val="16"/>
+                <w:szCs w:val="24"/>
+              </w:rPr>
+              <w:t>Versioned response policy</w:t>
             </w:r>
           </w:p>
         </w:tc>
@@ -8283,27 +8903,8 @@
             </w:pPr>
             <w:r>
               <w:rPr>
-                <w:sz w:val="14"/>
-                <w:szCs w:val="24"/>
-              </w:rPr>
-              <w:t>Versioned response policy</w:t>
-            </w:r>
-          </w:p>
-        </w:tc>
-        <w:tc>
-          <w:tcPr>
-            <w:tcW w:w="3552" w:type="dxa"/>
-          </w:tcPr>
-          <w:p>
-            <w:pPr>
-              <w:rPr>
-                <w:sz w:val="14"/>
-                <w:szCs w:val="24"/>
-              </w:rPr>
-            </w:pPr>
-            <w:r>
-              <w:rPr>
-                <w:sz w:val="14"/>
+                <w:rFonts w:ascii="Times New Roman" w:hAnsi="Times New Roman" w:eastAsia="Times New Roman"/>
+                <w:sz w:val="16"/>
                 <w:szCs w:val="24"/>
               </w:rPr>
               <w:t>Every update includes date, reason, data window, rule activated, reviewer, and prior policy link.</w:t>
@@ -8328,10 +8929,32 @@
             </w:pPr>
             <w:r>
               <w:rPr>
+                <w:rFonts w:ascii="Times New Roman" w:hAnsi="Times New Roman" w:eastAsia="Times New Roman"/>
+                <w:sz w:val="16"/>
+                <w:szCs w:val="24"/>
+              </w:rPr>
+              <w:t>R10</w:t>
+            </w:r>
+          </w:p>
+        </w:tc>
+        <w:tc>
+          <w:tcPr>
+            <w:tcW w:w="3552" w:type="dxa"/>
+          </w:tcPr>
+          <w:p>
+            <w:pPr>
+              <w:rPr>
                 <w:sz w:val="14"/>
                 <w:szCs w:val="24"/>
               </w:rPr>
-              <w:t>R10</w:t>
+            </w:pPr>
+            <w:r>
+              <w:rPr>
+                <w:rFonts w:ascii="Times New Roman" w:hAnsi="Times New Roman" w:eastAsia="Times New Roman"/>
+                <w:sz w:val="16"/>
+                <w:szCs w:val="24"/>
+              </w:rPr>
+              <w:t>EEG confounder gate</w:t>
             </w:r>
           </w:p>
         </w:tc>
@@ -8348,27 +8971,8 @@
             </w:pPr>
             <w:r>
               <w:rPr>
-                <w:sz w:val="14"/>
-                <w:szCs w:val="24"/>
-              </w:rPr>
-              <w:t>EEG confounder gate</w:t>
-            </w:r>
-          </w:p>
-        </w:tc>
-        <w:tc>
-          <w:tcPr>
-            <w:tcW w:w="3552" w:type="dxa"/>
-          </w:tcPr>
-          <w:p>
-            <w:pPr>
-              <w:rPr>
-                <w:sz w:val="14"/>
-                <w:szCs w:val="24"/>
-              </w:rPr>
-            </w:pPr>
-            <w:r>
-              <w:rPr>
-                <w:sz w:val="14"/>
+                <w:rFonts w:ascii="Times New Roman" w:hAnsi="Times New Roman" w:eastAsia="Times New Roman"/>
+                <w:sz w:val="16"/>
                 <w:szCs w:val="24"/>
               </w:rPr>
               <w:t>No EEG session is interpreted as directional signal until all five EEG confounder flags are annotated. Unresolved sessions are archived raw and excluded from primary EEG trajectory interpretation.</w:t>
@@ -8393,7 +8997,8 @@
             </w:pPr>
             <w:r>
               <w:rPr>
-                <w:sz w:val="14"/>
+                <w:rFonts w:ascii="Times New Roman" w:hAnsi="Times New Roman" w:eastAsia="Times New Roman"/>
+                <w:sz w:val="16"/>
                 <w:szCs w:val="24"/>
               </w:rPr>
               <w:lastRenderedPageBreak/>
@@ -8414,27 +9019,29 @@
             </w:pPr>
             <w:r>
               <w:rPr>
+                <w:rFonts w:ascii="Times New Roman" w:hAnsi="Times New Roman" w:eastAsia="Times New Roman"/>
+                <w:sz w:val="16"/>
+                <w:szCs w:val="24"/>
+              </w:rPr>
+              <w:t>Cycle boundary rule</w:t>
+            </w:r>
+          </w:p>
+        </w:tc>
+        <w:tc>
+          <w:tcPr>
+            <w:tcW w:w="3552" w:type="dxa"/>
+          </w:tcPr>
+          <w:p>
+            <w:pPr>
+              <w:rPr>
                 <w:sz w:val="14"/>
                 <w:szCs w:val="24"/>
               </w:rPr>
-              <w:t>Cycle boundary rule</w:t>
-            </w:r>
-          </w:p>
-        </w:tc>
-        <w:tc>
-          <w:tcPr>
-            <w:tcW w:w="3552" w:type="dxa"/>
-          </w:tcPr>
-          <w:p>
-            <w:pPr>
-              <w:rPr>
-                <w:sz w:val="14"/>
-                <w:szCs w:val="24"/>
-              </w:rPr>
             </w:pPr>
             <w:r>
               <w:rPr>
-                <w:sz w:val="14"/>
+                <w:rFonts w:ascii="Times New Roman" w:hAnsi="Times New Roman" w:eastAsia="Times New Roman"/>
+                <w:sz w:val="16"/>
                 <w:szCs w:val="24"/>
               </w:rPr>
               <w:t>Cycle 2 Phase 1 generates a fresh baseline variability estimate. Cycle 1 findings become prior hypotheses, not established baselines.</w:t>
@@ -8459,10 +9066,32 @@
             </w:pPr>
             <w:r>
               <w:rPr>
+                <w:rFonts w:ascii="Times New Roman" w:hAnsi="Times New Roman" w:eastAsia="Times New Roman"/>
+                <w:sz w:val="16"/>
+                <w:szCs w:val="24"/>
+              </w:rPr>
+              <w:t>R12</w:t>
+            </w:r>
+          </w:p>
+        </w:tc>
+        <w:tc>
+          <w:tcPr>
+            <w:tcW w:w="3552" w:type="dxa"/>
+          </w:tcPr>
+          <w:p>
+            <w:pPr>
+              <w:rPr>
                 <w:sz w:val="14"/>
                 <w:szCs w:val="24"/>
               </w:rPr>
-              <w:t>R12</w:t>
+            </w:pPr>
+            <w:r>
+              <w:rPr>
+                <w:rFonts w:ascii="Times New Roman" w:hAnsi="Times New Roman" w:eastAsia="Times New Roman"/>
+                <w:sz w:val="16"/>
+                <w:szCs w:val="24"/>
+              </w:rPr>
+              <w:t>Biomarker-EEG synchrony rule</w:t>
             </w:r>
           </w:p>
         </w:tc>
@@ -8479,27 +9108,8 @@
             </w:pPr>
             <w:r>
               <w:rPr>
-                <w:sz w:val="14"/>
-                <w:szCs w:val="24"/>
-              </w:rPr>
-              <w:t>Biomarker-EEG synchrony rule</w:t>
-            </w:r>
-          </w:p>
-        </w:tc>
-        <w:tc>
-          <w:tcPr>
-            <w:tcW w:w="3552" w:type="dxa"/>
-          </w:tcPr>
-          <w:p>
-            <w:pPr>
-              <w:rPr>
-                <w:sz w:val="14"/>
-                <w:szCs w:val="24"/>
-              </w:rPr>
-            </w:pPr>
-            <w:r>
-              <w:rPr>
-                <w:sz w:val="14"/>
+                <w:rFonts w:ascii="Times New Roman" w:hAnsi="Times New Roman" w:eastAsia="Times New Roman"/>
+                <w:sz w:val="16"/>
                 <w:szCs w:val="24"/>
               </w:rPr>
               <w:t>Quarterly EEG sessions and biomarker draws must occur within 72 hours. Misaligned timepoints are excluded from primary EEG-biomarker correlation analysis.</w:t>
@@ -8524,10 +9134,32 @@
             </w:pPr>
             <w:r>
               <w:rPr>
+                <w:rFonts w:ascii="Times New Roman" w:hAnsi="Times New Roman" w:eastAsia="Times New Roman"/>
+                <w:sz w:val="16"/>
+                <w:szCs w:val="24"/>
+              </w:rPr>
+              <w:t>R13</w:t>
+            </w:r>
+          </w:p>
+        </w:tc>
+        <w:tc>
+          <w:tcPr>
+            <w:tcW w:w="3552" w:type="dxa"/>
+          </w:tcPr>
+          <w:p>
+            <w:pPr>
+              <w:rPr>
                 <w:sz w:val="14"/>
                 <w:szCs w:val="24"/>
               </w:rPr>
-              <w:t>R13</w:t>
+            </w:pPr>
+            <w:r>
+              <w:rPr>
+                <w:rFonts w:ascii="Times New Roman" w:hAnsi="Times New Roman" w:eastAsia="Times New Roman"/>
+                <w:sz w:val="16"/>
+                <w:szCs w:val="24"/>
+              </w:rPr>
+              <w:t>Stack change rule</w:t>
             </w:r>
           </w:p>
         </w:tc>
@@ -8544,27 +9176,8 @@
             </w:pPr>
             <w:r>
               <w:rPr>
-                <w:sz w:val="14"/>
-                <w:szCs w:val="24"/>
-              </w:rPr>
-              <w:t>Stack change rule</w:t>
-            </w:r>
-          </w:p>
-        </w:tc>
-        <w:tc>
-          <w:tcPr>
-            <w:tcW w:w="3552" w:type="dxa"/>
-          </w:tcPr>
-          <w:p>
-            <w:pPr>
-              <w:rPr>
-                <w:sz w:val="14"/>
-                <w:szCs w:val="24"/>
-              </w:rPr>
-            </w:pPr>
-            <w:r>
-              <w:rPr>
-                <w:sz w:val="14"/>
+                <w:rFonts w:ascii="Times New Roman" w:hAnsi="Times New Roman" w:eastAsia="Times New Roman"/>
+                <w:sz w:val="16"/>
                 <w:szCs w:val="24"/>
               </w:rPr>
               <w:t xml:space="preserve">Any legal stack addition, removal, </w:t>
@@ -8572,7 +9185,8 @@
             <w:proofErr w:type="gramStart"/>
             <w:r>
               <w:rPr>
-                <w:sz w:val="14"/>
+                <w:rFonts w:ascii="Times New Roman" w:hAnsi="Times New Roman" w:eastAsia="Times New Roman"/>
+                <w:sz w:val="16"/>
                 <w:szCs w:val="24"/>
               </w:rPr>
               <w:t>or dose</w:t>
@@ -8580,7 +9194,8 @@
             <w:proofErr w:type="gramEnd"/>
             <w:r>
               <w:rPr>
-                <w:sz w:val="14"/>
+                <w:rFonts w:ascii="Times New Roman" w:hAnsi="Times New Roman" w:eastAsia="Times New Roman"/>
+                <w:sz w:val="16"/>
                 <w:szCs w:val="24"/>
               </w:rPr>
               <w:t xml:space="preserve"> change triggers a response-policy version increment, a two-week single-variable isolation window, and a 14-day confounder annotation.</w:t>
@@ -8590,6 +9205,9 @@
       </w:tr>
     </w:tbl>
     <w:p>
+      <w:pPr>
+        <w:spacing w:after="120" w:line="259" w:lineRule="auto"/>
+      </w:pPr>
       <w:r>
         <w:t>Each response-policy update includes policy version, date, subject ID, phase, data window, interpretable-cycle status, safety events, confounder status, primary-domain trend, secondary-domain trend, activated rules, legal-input change if any, behavioral measurement change if any, burden adjustment if any, clinician review requirement, next review date, and reviewer.</w:t>
       </w:r>
@@ -8603,26 +9221,41 @@
       </w:r>
     </w:p>
     <w:p>
+      <w:pPr>
+        <w:spacing w:after="120" w:line="259" w:lineRule="auto"/>
+      </w:pPr>
       <w:r>
         <w:t>Analysis populations include the enrolled population, safety population, feasibility population, interpretable-cycle population, and small-series population. For a single N-of-1 implementation, formal sample-size calculation for efficacy is not applicable because the primary objective is feasibility and measurement reliability. For small-series implementation, initial target enrollment is 3-10 participants to estimate protocol burden, missingness, adverse-event capture, and variance components.</w:t>
       </w:r>
     </w:p>
     <w:p>
+      <w:pPr>
+        <w:spacing w:after="120" w:line="259" w:lineRule="auto"/>
+      </w:pPr>
       <w:r>
         <w:t>Feasibility outcomes will be summarized descriptively using proportions, medians, ranges, missingness by domain/timepoint, and proxy/self completion mode distribution. Directional signal will be analyzed within participant by plotting time-series trajectories, marking phase boundaries, overlaying adverse events and confounders, estimating baseline mean and standard deviation, calculating change from baseline for each cycle, flagging &gt;=0.3 SD changes sustained across at least two interpretable cycles, and avoiding efficacy claims.</w:t>
       </w:r>
     </w:p>
     <w:p>
+      <w:pPr>
+        <w:spacing w:after="120" w:line="259" w:lineRule="auto"/>
+      </w:pPr>
       <w:r>
         <w:t>EEG spectral trajectory analysis will plot resting-state band power (delta, theta, alpha, beta) across all twelve EEG sessions on a single session-number axis, with phase boundary markers, adverse-event overlays, and confounder-period shading. Alpha/theta ratio will be tracked as a composite neurophysiology index across sessions. At quarterly timepoints where EEG and biomarker draws occur within 72 hours, scatter plots will display alpha/theta ratio versus hs-CRP and IL-6, and P300 amplitude versus BDNF. These are exploratory analyses; no statistical thresholds for efficacy or clinical significance are asserted.</w:t>
       </w:r>
     </w:p>
     <w:p>
+      <w:pPr>
+        <w:spacing w:after="120" w:line="259" w:lineRule="auto"/>
+      </w:pPr>
       <w:r>
         <w:t>Lagged analyses will test the three pre-specified exploratory hypotheses only. Additional lagged associations may be reported as exploratory discovery analyses if clearly labeled. Missing data are not imputed as improvement or deterioration. Cycles below interpretability threshold are excluded from primary signal interpretation but retained in raw archives. Sensitivity analyses may exclude infection weeks, medication-change windows, post-fall windows, caregiver-change windows, low-adherence cycles, and EEG sessions with unresolved confounder flags.</w:t>
       </w:r>
     </w:p>
     <w:p>
+      <w:pPr>
+        <w:spacing w:after="120" w:line="259" w:lineRule="auto"/>
+      </w:pPr>
       <w:r>
         <w:t>Visualization conventions are standardized for reproducibility. Primary domain trajectory plots use week number on the x-axis, raw or SD-normalized domain score on the y-axis, vertical phase boundary lines, red triangles for adverse events, gray bands for confounder windows, blue diamonds for EEG sessions, and green circles for biomarker draws. All published plots must be reproducible from a public Python or R notebook. No proprietary or unshared pipeline is acceptable for primary figures.</w:t>
       </w:r>
@@ -8636,6 +9269,9 @@
       </w:r>
     </w:p>
     <w:p>
+      <w:pPr>
+        <w:spacing w:after="120" w:line="259" w:lineRule="auto"/>
+      </w:pPr>
       <w:r>
         <w:t>Any external prospective implementation intended to contribute to generalizable knowledge requires IRB review, ethics review, or formal determination before enrollment. OSF registration is required before external prospective data collection. Participants with capacity provide written informed consent. Participants with impaired decisional capacity may participate only where LAR/proxy consent is valid and participant assent is obtained where feasible. Separate ancillary consent is required for public case attribution, identifiable clinical details, genetic testing, EEG data sharing, biomarker sharing, imaging sharing, audio/video capture, future unspecified research use, and repository contribution beyond de-identified protocol data.</w:t>
       </w:r>
@@ -8672,8 +9308,9 @@
           <w:p>
             <w:r>
               <w:rPr>
+                <w:rFonts w:ascii="Times New Roman" w:hAnsi="Times New Roman" w:eastAsia="Times New Roman"/>
                 <w:b/>
-                <w:sz w:val="13"/>
+                <w:sz w:val="16"/>
               </w:rPr>
               <w:t>Trigger</w:t>
             </w:r>
@@ -8687,8 +9324,9 @@
           <w:p>
             <w:r>
               <w:rPr>
+                <w:rFonts w:ascii="Times New Roman" w:hAnsi="Times New Roman" w:eastAsia="Times New Roman"/>
                 <w:b/>
-                <w:sz w:val="13"/>
+                <w:sz w:val="16"/>
               </w:rPr>
               <w:t>Action</w:t>
             </w:r>
@@ -8706,7 +9344,8 @@
           <w:p>
             <w:r>
               <w:rPr>
-                <w:sz w:val="13"/>
+                <w:rFonts w:ascii="Times New Roman" w:hAnsi="Times New Roman" w:eastAsia="Times New Roman"/>
+                <w:sz w:val="16"/>
               </w:rPr>
               <w:t>New stroke/TIA-like symptoms, chest pain, severe shortness of breath, fainting, severe confusion, psychosis/mania/suicidal crisis, injurious fall, serious bleeding/bruising, severe allergic reaction, severe GI distress with dehydration risk, sustained oxygenation concern, aspiration event, or any serious adverse event.</w:t>
             </w:r>
@@ -8719,7 +9358,8 @@
           <w:p>
             <w:r>
               <w:rPr>
-                <w:sz w:val="13"/>
+                <w:rFonts w:ascii="Times New Roman" w:hAnsi="Times New Roman" w:eastAsia="Times New Roman"/>
+                <w:sz w:val="16"/>
               </w:rPr>
               <w:t>Immediate pause, emergency or clinician escalation, adverse-event documentation, APPRE R1 safety override, and ethics reporting where required.</w:t>
             </w:r>
@@ -8737,7 +9377,8 @@
           <w:p>
             <w:r>
               <w:rPr>
-                <w:sz w:val="13"/>
+                <w:rFonts w:ascii="Times New Roman" w:hAnsi="Times New Roman" w:eastAsia="Times New Roman"/>
+                <w:sz w:val="16"/>
               </w:rPr>
               <w:t>Moderate adverse event persisting for two or more consecutive days.</w:t>
             </w:r>
@@ -8750,7 +9391,8 @@
           <w:p>
             <w:r>
               <w:rPr>
-                <w:sz w:val="13"/>
+                <w:rFonts w:ascii="Times New Roman" w:hAnsi="Times New Roman" w:eastAsia="Times New Roman"/>
+                <w:sz w:val="16"/>
               </w:rPr>
               <w:t>Simplify protocol burden, contact clinician, document action/resolution, and mark cycle as potentially confounded.</w:t>
             </w:r>
@@ -8768,7 +9410,8 @@
           <w:p>
             <w:r>
               <w:rPr>
-                <w:sz w:val="13"/>
+                <w:rFonts w:ascii="Times New Roman" w:hAnsi="Times New Roman" w:eastAsia="Times New Roman"/>
+                <w:sz w:val="16"/>
               </w:rPr>
               <w:t>Caregiver burden becomes severe or care sustainability is threatened.</w:t>
             </w:r>
@@ -8781,7 +9424,8 @@
           <w:p>
             <w:r>
               <w:rPr>
-                <w:sz w:val="13"/>
+                <w:rFonts w:ascii="Times New Roman" w:hAnsi="Times New Roman" w:eastAsia="Times New Roman"/>
+                <w:sz w:val="16"/>
               </w:rPr>
               <w:t>Reduce measurement burden, trigger support review, and mark cycle as burden-confounded where appropriate.</w:t>
             </w:r>
@@ -8799,7 +9443,8 @@
           <w:p>
             <w:r>
               <w:rPr>
-                <w:sz w:val="13"/>
+                <w:rFonts w:ascii="Times New Roman" w:hAnsi="Times New Roman" w:eastAsia="Times New Roman"/>
+                <w:sz w:val="16"/>
               </w:rPr>
               <w:t>Major unannotated medication change, infection, hospitalization, fall injury, sleep collapse, travel, or caregiver disruption.</w:t>
             </w:r>
@@ -8812,7 +9457,8 @@
           <w:p>
             <w:r>
               <w:rPr>
-                <w:sz w:val="13"/>
+                <w:rFonts w:ascii="Times New Roman" w:hAnsi="Times New Roman" w:eastAsia="Times New Roman"/>
+                <w:sz w:val="16"/>
               </w:rPr>
               <w:t>Flag as confounded; exclude from primary directional interpretation until stable and annotated.</w:t>
             </w:r>
@@ -8830,7 +9476,8 @@
           <w:p>
             <w:r>
               <w:rPr>
-                <w:sz w:val="13"/>
+                <w:rFonts w:ascii="Times New Roman" w:hAnsi="Times New Roman" w:eastAsia="Times New Roman"/>
+                <w:sz w:val="16"/>
               </w:rPr>
               <w:t>EAT-10 score &gt;=3, suspected aspiration, or aspiration pneumonia concern.</w:t>
             </w:r>
@@ -8843,7 +9490,8 @@
           <w:p>
             <w:r>
               <w:rPr>
-                <w:sz w:val="13"/>
+                <w:rFonts w:ascii="Times New Roman" w:hAnsi="Times New Roman" w:eastAsia="Times New Roman"/>
+                <w:sz w:val="16"/>
               </w:rPr>
               <w:t>Clinical referral and route-modification review; suspected aspiration triggers protocol pause pending clinical evaluation.</w:t>
             </w:r>
@@ -8861,7 +9509,8 @@
           <w:p>
             <w:r>
               <w:rPr>
-                <w:sz w:val="13"/>
+                <w:rFonts w:ascii="Times New Roman" w:hAnsi="Times New Roman" w:eastAsia="Times New Roman"/>
+                <w:sz w:val="16"/>
               </w:rPr>
               <w:t>eGFR decline &gt;20% from baseline or eGFR &lt;45 mL/min/1.73 m2.</w:t>
             </w:r>
@@ -8874,7 +9523,8 @@
           <w:p>
             <w:r>
               <w:rPr>
-                <w:sz w:val="13"/>
+                <w:rFonts w:ascii="Times New Roman" w:hAnsi="Times New Roman" w:eastAsia="Times New Roman"/>
+                <w:sz w:val="16"/>
               </w:rPr>
               <w:t>Review renally relevant legal inputs, trigger APPRE safety override, and document clinician review.</w:t>
             </w:r>
@@ -8913,8 +9563,9 @@
           <w:p>
             <w:r>
               <w:rPr>
+                <w:rFonts w:ascii="Times New Roman" w:hAnsi="Times New Roman" w:eastAsia="Times New Roman"/>
                 <w:b/>
-                <w:sz w:val="14"/>
+                <w:sz w:val="16"/>
               </w:rPr>
               <w:t>Event / severity</w:t>
             </w:r>
@@ -8928,8 +9579,9 @@
           <w:p>
             <w:r>
               <w:rPr>
+                <w:rFonts w:ascii="Times New Roman" w:hAnsi="Times New Roman" w:eastAsia="Times New Roman"/>
                 <w:b/>
-                <w:sz w:val="14"/>
+                <w:sz w:val="16"/>
               </w:rPr>
               <w:t>Protocol handling</w:t>
             </w:r>
@@ -8947,7 +9599,8 @@
           <w:p>
             <w:r>
               <w:rPr>
-                <w:sz w:val="14"/>
+                <w:rFonts w:ascii="Times New Roman" w:hAnsi="Times New Roman" w:eastAsia="Times New Roman"/>
+                <w:sz w:val="16"/>
               </w:rPr>
               <w:t>Near-fall definition</w:t>
             </w:r>
@@ -8960,7 +9613,8 @@
           <w:p>
             <w:r>
               <w:rPr>
-                <w:sz w:val="14"/>
+                <w:rFonts w:ascii="Times New Roman" w:hAnsi="Times New Roman" w:eastAsia="Times New Roman"/>
+                <w:sz w:val="16"/>
               </w:rPr>
               <w:t>Loss of balance requiring support, wall, furniture, or another person to prevent ground contact.</w:t>
             </w:r>
@@ -8978,7 +9632,8 @@
           <w:p>
             <w:r>
               <w:rPr>
-                <w:sz w:val="14"/>
+                <w:rFonts w:ascii="Times New Roman" w:hAnsi="Times New Roman" w:eastAsia="Times New Roman"/>
+                <w:sz w:val="16"/>
               </w:rPr>
               <w:t>No injury/minor event</w:t>
             </w:r>
@@ -8991,7 +9646,8 @@
           <w:p>
             <w:r>
               <w:rPr>
-                <w:sz w:val="14"/>
+                <w:rFonts w:ascii="Times New Roman" w:hAnsi="Times New Roman" w:eastAsia="Times New Roman"/>
+                <w:sz w:val="16"/>
               </w:rPr>
               <w:t>Complete Fall Event Form; apply 7-day motor/gait confounder window.</w:t>
             </w:r>
@@ -9009,7 +9665,8 @@
           <w:p>
             <w:r>
               <w:rPr>
-                <w:sz w:val="14"/>
+                <w:rFonts w:ascii="Times New Roman" w:hAnsi="Times New Roman" w:eastAsia="Times New Roman"/>
+                <w:sz w:val="16"/>
               </w:rPr>
               <w:t>Minor injury requiring functional adaptation</w:t>
             </w:r>
@@ -9022,7 +9679,8 @@
           <w:p>
             <w:r>
               <w:rPr>
-                <w:sz w:val="14"/>
+                <w:rFonts w:ascii="Times New Roman" w:hAnsi="Times New Roman" w:eastAsia="Times New Roman"/>
+                <w:sz w:val="16"/>
               </w:rPr>
               <w:t>Complete Fall Event Form; apply 14-day motor/gait confounder window and clinician review as needed.</w:t>
             </w:r>
@@ -9040,7 +9698,8 @@
           <w:p>
             <w:r>
               <w:rPr>
-                <w:sz w:val="14"/>
+                <w:rFonts w:ascii="Times New Roman" w:hAnsi="Times New Roman" w:eastAsia="Times New Roman"/>
+                <w:sz w:val="16"/>
               </w:rPr>
               <w:t>Moderate/major injury</w:t>
             </w:r>
@@ -9053,7 +9712,8 @@
           <w:p>
             <w:r>
               <w:rPr>
-                <w:sz w:val="14"/>
+                <w:rFonts w:ascii="Times New Roman" w:hAnsi="Times New Roman" w:eastAsia="Times New Roman"/>
+                <w:sz w:val="16"/>
               </w:rPr>
               <w:t>Complete Fall Event Form; apply 30-day window or until clinical clearance; exclude from primary TUG/gait trajectory.</w:t>
             </w:r>
@@ -9062,11 +9722,17 @@
       </w:tr>
     </w:tbl>
     <w:p>
+      <w:pPr>
+        <w:spacing w:after="120" w:line="259" w:lineRule="auto"/>
+      </w:pPr>
       <w:r>
         <w:t>A formal independent Data Monitoring Committee is not required for the minimum viable Tier 1 observational N-of-1 protocol because there is no randomized allocation, no investigational drug assignment by the protocol, and no blinded interventional arm. A DMC or independent safety monitor should be added for multi-site implementation, higher-risk exposure environments, or any interventional trial version.</w:t>
       </w:r>
     </w:p>
     <w:p>
+      <w:pPr>
+        <w:spacing w:after="120" w:line="259" w:lineRule="auto"/>
+      </w:pPr>
       <w:r>
         <w:t>Post-trial clinical care remains with the participant’s existing clinicians. Any harm compensation, insurance, or injury coverage is determined by the implementing site, sponsor, or institutional policy and must be stated in consent documents. For self-funded independent implementations, participants must be informed if no research-specific injury compensation mechanism exists.</w:t>
       </w:r>
@@ -9080,16 +9746,25 @@
       </w:r>
     </w:p>
     <w:p>
+      <w:pPr>
+        <w:spacing w:after="120" w:line="259" w:lineRule="auto"/>
+      </w:pPr>
       <w:r>
         <w:t>OSF preregistration precedes external prospective participant data collection. The OSF record should include protocol version, study design, eligibility criteria, outcomes, Schedule of Events, APPRE schema, analysis plan, safety plan, data-sharing statement, privacy boundary, and amendments process. Public data sharing includes protocol documents, forms, schemas, synthetic datasets, analysis notebooks, data dictionaries, and evidence maps. Individual-level clinical data are not shared publicly without separate consent, privacy review, and de-identification.</w:t>
       </w:r>
     </w:p>
     <w:p>
+      <w:pPr>
+        <w:spacing w:after="120" w:line="259" w:lineRule="auto"/>
+      </w:pPr>
       <w:r>
-        <w:t>The RAY-VASC repository maintains the current approved protocol version on the main branch. All protocol amendments generate a new version tag with a version-control entry documenting what changed, why, the evidence or data window triggering the change, whether the OSF preregistration record was updated, and which forms/schemas/analysis files were affected. Supplementary appendices, Schedule of Events CSV, APPRE schema JSON, form PDFs, and data dictionary files are versioned alongside the main manuscript using matching tags. Protocol deviations are documented in the deviation log and are not silently corrected in the repository.</w:t>
+        <w:t>The RAY-VASC repository maintains the current approved protocol version on the main branch. All protocol amendments generate a new version tag with a CHANGELOG.md entry documenting what changed, why, the evidence or data window triggering the change, whether the OSF preregistration record was updated, and which forms/schemas/analysis files were affected. Supplementary appendices, Schedule of Events CSV, APPRE schema JSON, form PDFs, and data dictionary files are versioned alongside the main manuscript using matching tags. Protocol deviations are documented in the deviation log and are not silently corrected in the repository.</w:t>
       </w:r>
     </w:p>
     <w:p>
+      <w:pPr>
+        <w:spacing w:after="120" w:line="259" w:lineRule="auto"/>
+      </w:pPr>
       <w:r>
         <w:t>Before enrollment, implementing teams must lock the protocol version, complete OSF registration, document site capability, approve consent forms, finalize daily/weekly forms, finalize APPRE schema, finalize adverse-event and confounder logs, secure data storage, confirm clinician escalation pathway, train caregiver/proxy personnel, and schedule baseline assessment.</w:t>
       </w:r>
@@ -9103,6 +9778,9 @@
       </w:r>
     </w:p>
     <w:p>
+      <w:pPr>
+        <w:spacing w:after="120" w:line="259" w:lineRule="auto"/>
+      </w:pPr>
       <w:r>
         <w:t xml:space="preserve">RAY-VASC provides a structured protocol for measuring complex neurovascular disease as a coupled biological and operational system. It does not attempt to prove treatment efficacy in its first version. Its contribution is the infrastructure required before efficacy claims can be responsibly tested: eligibility gates, burden ceilings, caregiver/proxy workflow, </w:t>
       </w:r>
@@ -9112,16 +9790,25 @@
       </w:r>
     </w:p>
     <w:p>
+      <w:pPr>
+        <w:spacing w:after="120" w:line="259" w:lineRule="auto"/>
+      </w:pPr>
       <w:r>
         <w:t>The major correction retained in this final release is the elevation of EEG from a loosely described exploratory measure to a Tier 2 Required longitudinal measure across all phases and both cycles when Tier 2 is implemented. This matters because the protocol’s central neuroplasticity hypothesis requires an objective neurophysiology trajectory. EEG-02 at Week 4 is especially important because it captures the baseline-to-pre-load delta before any Phase 2 consideration. Without that measurement, the protocol cannot separate Phase 1 substrate effects from later exposure-window effects.</w:t>
       </w:r>
     </w:p>
     <w:p>
+      <w:pPr>
+        <w:spacing w:after="120" w:line="259" w:lineRule="auto"/>
+      </w:pPr>
       <w:r>
         <w:t>The biomarker-EEG synchronization rule strengthens the protocol by forcing clinical function, neurophysiology, and inflammatory/neurodegenerative markers into the same analytical window. A convergent directional pattern across MoCA/TUG/function, EEG alpha/theta/P300, and hs-CRP/IL-6/BDNF/p-tau217 would not prove efficacy. It would, however, create a stronger hypothesis-generating signal than any single stream alone. Conversely, discordant streams would refine the model by showing where the hypothesized cascade does not hold.</w:t>
       </w:r>
     </w:p>
     <w:p>
+      <w:pPr>
+        <w:spacing w:after="120" w:line="259" w:lineRule="auto"/>
+      </w:pPr>
       <w:r>
         <w:t>The protocol is deliberately modular. Tier 1 remains viable for frail participants and caregiver-supported settings. Tier 2 adds EEG, biomarkers, wearables, and EAT-10 as required or standardized layers where capability exists. Tier 3 prepares institutional, biomarker-enriched, or randomized designs. The design principle is simple: learn the minimum layer flawlessly, then add higher-resolution layers only where the foundation is stable.</w:t>
       </w:r>
@@ -9135,110 +9822,139 @@
       </w:r>
     </w:p>
     <w:p>
-      <w:pPr>
-        <w:pStyle w:val="ListNumber"/>
-      </w:pPr>
+      <w:pPr/>
       <w:r>
-        <w:t>This protocol is hypothesis-generating and reports no human-subject outcomes.</w:t>
+        <w:rPr>
+          <w:rFonts w:ascii="Times New Roman" w:hAnsi="Times New Roman"/>
+          <w:sz w:val="22"/>
+        </w:rPr>
+        <w:t>1. This protocol is hypothesis-generating and reports no human-subject outcomes.</w:t>
       </w:r>
     </w:p>
     <w:p>
-      <w:pPr>
-        <w:pStyle w:val="ListNumber"/>
-      </w:pPr>
+      <w:pPr/>
       <w:r>
-        <w:t>Observational N-of-1 implementation cannot establish causality and limits generalizability.</w:t>
+        <w:rPr>
+          <w:rFonts w:ascii="Times New Roman" w:hAnsi="Times New Roman"/>
+          <w:sz w:val="22"/>
+        </w:rPr>
+        <w:t>2. Observational N-of-1 implementation cannot establish causality and limits generalizability.</w:t>
       </w:r>
     </w:p>
     <w:p>
-      <w:pPr>
-        <w:pStyle w:val="ListNumber"/>
-      </w:pPr>
+      <w:pPr/>
       <w:r>
-        <w:t>Multicomponent exposure environments limit attribution.</w:t>
+        <w:rPr>
+          <w:rFonts w:ascii="Times New Roman" w:hAnsi="Times New Roman"/>
+          <w:sz w:val="22"/>
+        </w:rPr>
+        <w:t>3. Multicomponent exposure environments limit attribution.</w:t>
       </w:r>
     </w:p>
     <w:p>
-      <w:pPr>
-        <w:pStyle w:val="ListNumber"/>
-      </w:pPr>
+      <w:pPr/>
       <w:r>
-        <w:t>Legal candidate inputs may have batch, formulation, and certificate-of-analysis variability.</w:t>
+        <w:rPr>
+          <w:rFonts w:ascii="Times New Roman" w:hAnsi="Times New Roman"/>
+          <w:sz w:val="22"/>
+        </w:rPr>
+        <w:t>4. Legal candidate inputs may have batch, formulation, and certificate-of-analysis variability.</w:t>
       </w:r>
     </w:p>
     <w:p>
-      <w:pPr>
-        <w:pStyle w:val="ListNumber"/>
-      </w:pPr>
+      <w:pPr/>
       <w:r>
-        <w:t>PROs may be affected by proxy bias, caregiver mood, fatigue, expectancy, and mode shifts.</w:t>
+        <w:rPr>
+          <w:rFonts w:ascii="Times New Roman" w:hAnsi="Times New Roman"/>
+          <w:sz w:val="22"/>
+        </w:rPr>
+        <w:t>5. PROs may be affected by proxy bias, caregiver mood, fatigue, expectancy, and mode shifts.</w:t>
       </w:r>
     </w:p>
     <w:p>
-      <w:pPr>
-        <w:pStyle w:val="ListNumber"/>
-      </w:pPr>
+      <w:pPr/>
       <w:r>
-        <w:t>Cognitive testing may show practice effects.</w:t>
+        <w:rPr>
+          <w:rFonts w:ascii="Times New Roman" w:hAnsi="Times New Roman"/>
+          <w:sz w:val="22"/>
+        </w:rPr>
+        <w:t>6. Cognitive testing may show practice effects.</w:t>
       </w:r>
     </w:p>
     <w:p>
-      <w:pPr>
-        <w:pStyle w:val="ListNumber"/>
-      </w:pPr>
+      <w:pPr/>
       <w:r>
-        <w:t>Wearable data quality may vary across devices and adherence patterns.</w:t>
+        <w:rPr>
+          <w:rFonts w:ascii="Times New Roman" w:hAnsi="Times New Roman"/>
+          <w:sz w:val="22"/>
+        </w:rPr>
+        <w:t>7. Wearable data quality may vary across devices and adherence patterns.</w:t>
       </w:r>
     </w:p>
     <w:p>
-      <w:pPr>
-        <w:pStyle w:val="ListNumber"/>
-      </w:pPr>
+      <w:pPr/>
       <w:r>
-        <w:t>Biomarker and EEG access may vary across sites.</w:t>
+        <w:rPr>
+          <w:rFonts w:ascii="Times New Roman" w:hAnsi="Times New Roman"/>
+          <w:sz w:val="22"/>
+        </w:rPr>
+        <w:t>8. Biomarker and EEG access may vary across sites.</w:t>
       </w:r>
     </w:p>
     <w:p>
-      <w:pPr>
-        <w:pStyle w:val="ListNumber"/>
-      </w:pPr>
+      <w:pPr/>
       <w:r>
-        <w:t>EEG equipment heterogeneity introduces cross-site reliability risk; sites using non-standard hardware must document channel layout, electrode type, sampling rate, export format, and preprocessing pipeline.</w:t>
+        <w:rPr>
+          <w:rFonts w:ascii="Times New Roman" w:hAnsi="Times New Roman"/>
+          <w:sz w:val="22"/>
+        </w:rPr>
+        <w:t>9. EEG equipment heterogeneity introduces cross-site reliability risk; sites using non-standard hardware must document channel layout, electrode type, sampling rate, export format, and preprocessing pipeline.</w:t>
       </w:r>
     </w:p>
     <w:p>
-      <w:pPr>
-        <w:pStyle w:val="ListNumber"/>
-      </w:pPr>
+      <w:pPr/>
       <w:r>
-        <w:t>P300 amplitude and latency are affected by medication class, sleep quality, anxiety level, alertness, fatigue, caffeine timing, and acute illness; all five EEG confounder flags must be co-logged with every EEG session.</w:t>
+        <w:rPr>
+          <w:rFonts w:ascii="Times New Roman" w:hAnsi="Times New Roman"/>
+          <w:sz w:val="22"/>
+        </w:rPr>
+        <w:t>10. P300 amplitude and latency are affected by medication class, sleep quality, anxiety level, alertness, fatigue, caffeine timing, and acute illness; all five EEG confounder flags must be co-logged with every EEG session.</w:t>
       </w:r>
     </w:p>
     <w:p>
-      <w:pPr>
-        <w:pStyle w:val="ListNumber"/>
-      </w:pPr>
+      <w:pPr/>
       <w:r>
-        <w:t>Optional Phase 2 governance may not be available at many sites; Phase 2 non-activation does not invalidate the Tier 1 or Tier 2 observational objectives.</w:t>
+        <w:rPr>
+          <w:rFonts w:ascii="Times New Roman" w:hAnsi="Times New Roman"/>
+          <w:sz w:val="22"/>
+        </w:rPr>
+        <w:t>11. Optional Phase 2 governance may not be available at many sites; Phase 2 non-activation does not invalidate the Tier 1 or Tier 2 observational objectives.</w:t>
       </w:r>
     </w:p>
     <w:p>
-      <w:pPr>
-        <w:pStyle w:val="ListNumber"/>
-      </w:pPr>
+      <w:pPr/>
       <w:r>
-        <w:t>APPRE is not validated AI and must not be marketed as clinical decision support.</w:t>
+        <w:rPr>
+          <w:rFonts w:ascii="Times New Roman" w:hAnsi="Times New Roman"/>
+          <w:sz w:val="22"/>
+        </w:rPr>
+        <w:t>12. APPRE is not validated AI and must not be marketed as clinical decision support.</w:t>
       </w:r>
     </w:p>
     <w:p>
-      <w:pPr>
-        <w:pStyle w:val="ListNumber"/>
-      </w:pPr>
+      <w:pPr/>
       <w:r>
-        <w:t>Natural-history comparisons are exploratory only.</w:t>
+        <w:rPr>
+          <w:rFonts w:ascii="Times New Roman" w:hAnsi="Times New Roman"/>
+          <w:sz w:val="22"/>
+        </w:rPr>
+        <w:t>13. Natural-history comparisons are exploratory only.</w:t>
       </w:r>
     </w:p>
     <w:p>
+      <w:pPr>
+        <w:spacing w:after="120" w:line="259" w:lineRule="auto"/>
+      </w:pPr>
       <w:r>
         <w:t>The minimum viable study is one participant, 52 weeks, two-cycle observation, 14-28 day baseline window, daily Tier 1 log, weekly PHQ-2/GAD-2 or PHQ-4, caregiver burden capture, modified ADL/IADL, TUG, falls, adverse-event and confounder review, monthly MoCA/respiratory/dysphagia review, quarterly full mood scales, OSF registration, de-identified dataset, analysis notebook, safety log, and protocol-deviation log. The Scale-to-RCT pathway is N-of-1 feasibility, 3-10 participant small series, multi-site observational registry, legal-input standardization study, biomarker/EEG-enriched mechanistic pilot, randomized feasibility trial, controlled pragmatic trial, domain-specific RCT, and CONSORT/CONSORT-CENT results reporting.</w:t>
       </w:r>
@@ -9252,6 +9968,9 @@
       </w:r>
     </w:p>
     <w:p>
+      <w:pPr>
+        <w:spacing w:after="120" w:line="259" w:lineRule="auto"/>
+      </w:pPr>
       <w:r>
         <w:t xml:space="preserve">RAY-VASC is a protocol for disciplined measurement before claims. It converts the Regenerative Loop, APPRE, serial EEG, synchronized biomarkers, caregiver-supported reporting, and two-cycle Compounding Plasticity Architecture into an </w:t>
       </w:r>
@@ -9261,6 +9980,9 @@
       </w:r>
     </w:p>
     <w:p>
+      <w:pPr>
+        <w:spacing w:after="120" w:line="259" w:lineRule="auto"/>
+      </w:pPr>
       <w:r>
         <w:t>The manuscript does not claim treatment efficacy, disease modification, brain repair, vascular lesion reversal, PSP reversal, dementia reversal, or recovery guarantees. Its value is operational: it defines what must be measured, how confounders must be tracked, how proxy data are handled, how EEG and biomarkers are synchronized, how legal inputs are documented, and how future studies can move from N-of-1 feasibility toward stronger designs.</w:t>
       </w:r>
@@ -9274,6 +9996,9 @@
       </w:r>
     </w:p>
     <w:p>
+      <w:pPr>
+        <w:spacing w:after="120" w:line="259" w:lineRule="auto"/>
+      </w:pPr>
       <w:r>
         <w:t>No new clinical data are reported in this protocol manuscript. Protocols, forms, schemas, evidence maps, synthetic examples, and analysis pipeline templates are intended for public release through the RAY-VASC repository and OSF registration record. Individual-level clinical data will not be made public without separate consent, privacy review, de-identification, and ethics governance.</w:t>
       </w:r>
@@ -9287,6 +10012,9 @@
       </w:r>
     </w:p>
     <w:p>
+      <w:pPr>
+        <w:spacing w:after="120" w:line="259" w:lineRule="auto"/>
+      </w:pPr>
       <w:r>
         <w:t>This manuscript reports protocol architecture and does not report human-subject outcomes. Any future implementation involving identifiable participants, prospective data collection, clinical intervention, controlled-substance exposure, imaging, EEG, biomarkers, or data sharing requires appropriate consent, privacy review, clinician oversight, and IRB or ethics review as applicable.</w:t>
       </w:r>
@@ -9300,6 +10028,9 @@
       </w:r>
     </w:p>
     <w:p>
+      <w:pPr>
+        <w:spacing w:after="120" w:line="259" w:lineRule="auto"/>
+      </w:pPr>
       <w:r>
         <w:t>The originating researcher reports no product line, supplement brand, retreat, clinic, or treatment service associated with this manuscript. The public RAY-VASC repository is publication-only research infrastructure. Any future commercial, institutional, or funding relationship would require separate disclosure before submission or publication.</w:t>
       </w:r>
@@ -9313,6 +10044,9 @@
       </w:r>
     </w:p>
     <w:p>
+      <w:pPr>
+        <w:spacing w:after="120" w:line="259" w:lineRule="auto"/>
+      </w:pPr>
       <w:r>
         <w:t>This protocol manuscript received no external funding.</w:t>
       </w:r>
@@ -9326,6 +10060,9 @@
       </w:r>
     </w:p>
     <w:p>
+      <w:pPr>
+        <w:spacing w:after="120" w:line="259" w:lineRule="auto"/>
+      </w:pPr>
       <w:r>
         <w:t>Logan Henderson conceived the framework, developed the RAY-VASC protocol architecture, designed the APPRE schema-and-rules layer, integrated the Regenerative Loop and Compounding Plasticity Architecture, specified the open-source protocol structure, and wrote the manuscript.</w:t>
       </w:r>
@@ -9339,8 +10076,11 @@
       </w:r>
     </w:p>
     <w:p>
+      <w:pPr>
+        <w:spacing w:after="120" w:line="259" w:lineRule="auto"/>
+      </w:pPr>
       <w:r>
-        <w:t>This framework was motivated by the care of Raymond A. Hornsby, who is acknowledged as the human origin point of the RAY-VASC research program where authorization permits public attribution. Christine A. Hood is acknowledged for family authorization and care coordination support. No raw medical records or individual-level clinical outcomes are reported in this manuscript.</w:t>
+        <w:t>This framework was motivated by the care of Raymond Hornsby, who is acknowledged as the human origin point of the RAY-VASC research program where authorization permits public attribution. Christine A. Hood is acknowledged for family authorization and care coordination support. No raw medical records or individual-level clinical outcomes are reported in this manuscript.</w:t>
       </w:r>
     </w:p>
     <w:p>
@@ -9348,14 +10088,20 @@
         <w:pStyle w:val="Heading1"/>
       </w:pPr>
       <w:r>
-        <w:t>Clinical and legal boundary statement</w:t>
+        <w:t>Disclaimer</w:t>
       </w:r>
     </w:p>
     <w:p>
+      <w:pPr>
+        <w:spacing w:after="120" w:line="259" w:lineRule="auto"/>
+      </w:pPr>
       <w:r>
-        <w:t>This manuscript is for research planning, documentation, and protocol/measurement design only. It is not clinical care, a treatment recommendation, a supplement protocol, or a controlled-substance protocol. All clinical decisions remain clinician-directed. Controlled-substance exposure, if any, requires lawful jurisdiction, ethics governance, qualified clinical oversight, informed consent, and adverse-event monitoring.</w:t>
+        <w:t xml:space="preserve">Not medical advice. Not legal advice. This manuscript is for research planning, documentation, and protocol/measurement design only. It is not clinical care, a treatment recommendation, a supplement protocol, or a controlled-substance protocol. All </w:t>
       </w:r>
-      <w:r/>
+      <w:r>
+        <w:lastRenderedPageBreak/>
+        <w:t>clinical decisions remain clinician-directed. Controlled-substance exposure, if any, requires lawful jurisdiction, ethics governance, qualified clinical oversight, informed consent, and adverse-event monitoring.</w:t>
+      </w:r>
     </w:p>
     <w:p>
       <w:pPr>
@@ -9367,7 +10113,7 @@
     </w:p>
     <w:p>
       <w:pPr>
-        <w:spacing w:after="40"/>
+        <w:spacing w:after="120" w:line="259" w:lineRule="auto"/>
         <w:ind w:left="360" w:hanging="360"/>
       </w:pPr>
       <w:r>
@@ -9376,7 +10122,7 @@
     </w:p>
     <w:p>
       <w:pPr>
-        <w:spacing w:after="40"/>
+        <w:spacing w:after="120" w:line="259" w:lineRule="auto"/>
         <w:ind w:left="360" w:hanging="360"/>
       </w:pPr>
       <w:r>
@@ -9385,7 +10131,7 @@
     </w:p>
     <w:p>
       <w:pPr>
-        <w:spacing w:after="40"/>
+        <w:spacing w:after="120" w:line="259" w:lineRule="auto"/>
         <w:ind w:left="360" w:hanging="360"/>
       </w:pPr>
       <w:r>
@@ -9394,7 +10140,7 @@
     </w:p>
     <w:p>
       <w:pPr>
-        <w:spacing w:after="40"/>
+        <w:spacing w:after="120" w:line="259" w:lineRule="auto"/>
         <w:ind w:left="360" w:hanging="360"/>
       </w:pPr>
       <w:r>
@@ -9403,7 +10149,7 @@
     </w:p>
     <w:p>
       <w:pPr>
-        <w:spacing w:after="40"/>
+        <w:spacing w:after="120" w:line="259" w:lineRule="auto"/>
         <w:ind w:left="360" w:hanging="360"/>
       </w:pPr>
       <w:r>
@@ -9412,7 +10158,7 @@
     </w:p>
     <w:p>
       <w:pPr>
-        <w:spacing w:after="40"/>
+        <w:spacing w:after="120" w:line="259" w:lineRule="auto"/>
         <w:ind w:left="360" w:hanging="360"/>
       </w:pPr>
       <w:r>
@@ -9421,7 +10167,7 @@
     </w:p>
     <w:p>
       <w:pPr>
-        <w:spacing w:after="40"/>
+        <w:spacing w:after="120" w:line="259" w:lineRule="auto"/>
         <w:ind w:left="360" w:hanging="360"/>
       </w:pPr>
       <w:r>
@@ -9430,7 +10176,7 @@
     </w:p>
     <w:p>
       <w:pPr>
-        <w:spacing w:after="40"/>
+        <w:spacing w:after="120" w:line="259" w:lineRule="auto"/>
         <w:ind w:left="360" w:hanging="360"/>
       </w:pPr>
       <w:r>
@@ -9439,7 +10185,7 @@
     </w:p>
     <w:p>
       <w:pPr>
-        <w:spacing w:after="40"/>
+        <w:spacing w:after="120" w:line="259" w:lineRule="auto"/>
         <w:ind w:left="360" w:hanging="360"/>
       </w:pPr>
       <w:r>
@@ -9448,7 +10194,7 @@
     </w:p>
     <w:p>
       <w:pPr>
-        <w:spacing w:after="40"/>
+        <w:spacing w:after="120" w:line="259" w:lineRule="auto"/>
         <w:ind w:left="360" w:hanging="360"/>
       </w:pPr>
       <w:r>
@@ -9457,7 +10203,7 @@
     </w:p>
     <w:p>
       <w:pPr>
-        <w:spacing w:after="40"/>
+        <w:spacing w:after="120" w:line="259" w:lineRule="auto"/>
         <w:ind w:left="360" w:hanging="360"/>
       </w:pPr>
       <w:r>
@@ -9466,16 +10212,16 @@
     </w:p>
     <w:p>
       <w:pPr>
-        <w:spacing w:after="40"/>
+        <w:spacing w:after="120" w:line="259" w:lineRule="auto"/>
         <w:ind w:left="360" w:hanging="360"/>
       </w:pPr>
       <w:r>
-        <w:t>Henderson, L. (2026). The Brain That Remains: A framework for neuroplasticity, residual capacity, and open-source protocol design in complex neurodegenerative disease (Version 1.1). RAY-VASC Regenerative Loop repository.</w:t>
+        <w:t>Henderson, L. (2026). The Brain That Remains: A framework for neuroplasticity, residual capacity, and open-source protocol design in complex neurodegenerative disease. RAY-VASC Regenerative Loop repository.</w:t>
       </w:r>
     </w:p>
     <w:p>
       <w:pPr>
-        <w:spacing w:after="40"/>
+        <w:spacing w:after="120" w:line="259" w:lineRule="auto"/>
         <w:ind w:left="360" w:hanging="360"/>
       </w:pPr>
       <w:r>
@@ -9484,7 +10230,7 @@
     </w:p>
     <w:p>
       <w:pPr>
-        <w:spacing w:after="40"/>
+        <w:spacing w:after="120" w:line="259" w:lineRule="auto"/>
         <w:ind w:left="360" w:hanging="360"/>
       </w:pPr>
       <w:r>
@@ -9493,7 +10239,7 @@
     </w:p>
     <w:p>
       <w:pPr>
-        <w:spacing w:after="40"/>
+        <w:spacing w:after="120" w:line="259" w:lineRule="auto"/>
         <w:ind w:left="360" w:hanging="360"/>
       </w:pPr>
       <w:r>
@@ -9502,7 +10248,7 @@
     </w:p>
     <w:p>
       <w:pPr>
-        <w:spacing w:after="40"/>
+        <w:spacing w:after="120" w:line="259" w:lineRule="auto"/>
         <w:ind w:left="360" w:hanging="360"/>
       </w:pPr>
       <w:r>
@@ -9511,7 +10257,7 @@
     </w:p>
     <w:p>
       <w:pPr>
-        <w:spacing w:after="40"/>
+        <w:spacing w:after="120" w:line="259" w:lineRule="auto"/>
         <w:ind w:left="360" w:hanging="360"/>
       </w:pPr>
       <w:r>
@@ -9520,7 +10266,7 @@
     </w:p>
     <w:p>
       <w:pPr>
-        <w:spacing w:after="40"/>
+        <w:spacing w:after="120" w:line="259" w:lineRule="auto"/>
         <w:ind w:left="360" w:hanging="360"/>
       </w:pPr>
       <w:r>
@@ -9530,7 +10276,7 @@
     </w:p>
     <w:p>
       <w:pPr>
-        <w:spacing w:after="40"/>
+        <w:spacing w:after="120" w:line="259" w:lineRule="auto"/>
         <w:ind w:left="360" w:hanging="360"/>
       </w:pPr>
       <w:r>
@@ -9539,7 +10285,7 @@
     </w:p>
     <w:p>
       <w:pPr>
-        <w:spacing w:after="40"/>
+        <w:spacing w:after="120" w:line="259" w:lineRule="auto"/>
         <w:ind w:left="360" w:hanging="360"/>
       </w:pPr>
       <w:r>
@@ -9548,7 +10294,7 @@
     </w:p>
     <w:p>
       <w:pPr>
-        <w:spacing w:after="40"/>
+        <w:spacing w:after="120" w:line="259" w:lineRule="auto"/>
         <w:ind w:left="360" w:hanging="360"/>
       </w:pPr>
       <w:r>
@@ -9557,7 +10303,7 @@
     </w:p>
     <w:p>
       <w:pPr>
-        <w:spacing w:after="40"/>
+        <w:spacing w:after="120" w:line="259" w:lineRule="auto"/>
         <w:ind w:left="360" w:hanging="360"/>
       </w:pPr>
       <w:r>
@@ -9566,7 +10312,7 @@
     </w:p>
     <w:p>
       <w:pPr>
-        <w:spacing w:after="40"/>
+        <w:spacing w:after="120" w:line="259" w:lineRule="auto"/>
         <w:ind w:left="360" w:hanging="360"/>
       </w:pPr>
       <w:r>
@@ -9575,7 +10321,7 @@
     </w:p>
     <w:p>
       <w:pPr>
-        <w:spacing w:after="40"/>
+        <w:spacing w:after="120" w:line="259" w:lineRule="auto"/>
         <w:ind w:left="360" w:hanging="360"/>
       </w:pPr>
       <w:r>
@@ -9584,7 +10330,7 @@
     </w:p>
     <w:p>
       <w:pPr>
-        <w:spacing w:after="40"/>
+        <w:spacing w:after="120" w:line="259" w:lineRule="auto"/>
         <w:ind w:left="360" w:hanging="360"/>
       </w:pPr>
       <w:r>
@@ -9593,7 +10339,7 @@
     </w:p>
     <w:p>
       <w:pPr>
-        <w:spacing w:after="40"/>
+        <w:spacing w:after="120" w:line="259" w:lineRule="auto"/>
         <w:ind w:left="360" w:hanging="360"/>
       </w:pPr>
       <w:r>
@@ -9602,7 +10348,7 @@
     </w:p>
     <w:p>
       <w:pPr>
-        <w:spacing w:after="40"/>
+        <w:spacing w:after="120" w:line="259" w:lineRule="auto"/>
         <w:ind w:left="360" w:hanging="360"/>
       </w:pPr>
       <w:r>
@@ -9611,7 +10357,7 @@
     </w:p>
     <w:p>
       <w:pPr>
-        <w:spacing w:after="40"/>
+        <w:spacing w:after="120" w:line="259" w:lineRule="auto"/>
         <w:ind w:left="360" w:hanging="360"/>
       </w:pPr>
       <w:r>
@@ -9620,18 +10366,40 @@
     </w:p>
     <w:p>
       <w:pPr>
-        <w:spacing w:after="40"/>
+        <w:spacing w:after="120" w:line="259" w:lineRule="auto"/>
         <w:ind w:left="360" w:hanging="360"/>
       </w:pPr>
       <w:r>
         <w:t>Zarit, S. H., &amp; Zarit, J. M. (1987). The memory and behavior problems checklist and the burden interview. Pennsylvania State University Gerontology Center.</w:t>
       </w:r>
     </w:p>
+    <w:p>
+      <w:pPr>
+        <w:spacing w:after="120" w:line="259" w:lineRule="auto"/>
+      </w:pPr>
+    </w:p>
+    <w:p>
+      <w:pPr>
+        <w:spacing w:after="120" w:line="259" w:lineRule="auto"/>
+      </w:pPr>
+    </w:p>
+    <w:p>
+      <w:pPr>
+        <w:spacing w:after="120" w:line="259" w:lineRule="auto"/>
+      </w:pPr>
+    </w:p>
+    <w:p>
+      <w:pPr>
+        <w:spacing w:after="120" w:line="259" w:lineRule="auto"/>
+      </w:pPr>
+    </w:p>
     <w:sectPr>
       <w:footerReference w:type="default" r:id="rId8"/>
       <w:headerReference w:type="default" r:id="rId11"/>
+      <w:footerReference w:type="first" r:id="rId12"/>
+      <w:footerReference w:type="even" r:id="rId13"/>
       <w:pgSz w:w="12240" w:h="15840"/>
-      <w:pgMar w:top="864" w:right="792" w:bottom="864" w:left="792" w:header="360" w:footer="360" w:gutter="0"/>
+      <w:pgMar w:top="1440" w:right="1440" w:bottom="1440" w:left="1440" w:header="360" w:footer="360" w:gutter="0"/>
       <w:cols w:space="720"/>
       <w:docGrid w:linePitch="360"/>
     </w:sectPr>
@@ -9676,6 +10444,28 @@
 </w:ftr>
 </file>
 
+<file path=word/footer2.xml><?xml version="1.0" encoding="utf-8"?>
+<w:ftr xmlns:m="http://schemas.openxmlformats.org/officeDocument/2006/math" xmlns:mc="http://schemas.openxmlformats.org/markup-compatibility/2006" xmlns:mo="http://schemas.microsoft.com/office/mac/office/2008/main" xmlns:mv="urn:schemas-microsoft-com:mac:vml" xmlns:o="urn:schemas-microsoft-com:office:office" xmlns:r="http://schemas.openxmlformats.org/officeDocument/2006/relationships" xmlns:v="urn:schemas-microsoft-com:vml" xmlns:w10="urn:schemas-microsoft-com:office:word" xmlns:w14="http://schemas.microsoft.com/office/word/2010/wordml" xmlns:w="http://schemas.openxmlformats.org/wordprocessingml/2006/main" xmlns:wne="http://schemas.microsoft.com/office/word/2006/wordml" xmlns:wp14="http://schemas.microsoft.com/office/word/2010/wordprocessingDrawing" xmlns:wp="http://schemas.openxmlformats.org/drawingml/2006/wordprocessingDrawing" xmlns:wpc="http://schemas.microsoft.com/office/word/2010/wordprocessingCanvas" xmlns:wpg="http://schemas.microsoft.com/office/word/2010/wordprocessingGroup" xmlns:wpi="http://schemas.microsoft.com/office/word/2010/wordprocessingInk" xmlns:wps="http://schemas.microsoft.com/office/word/2010/wordprocessingShape" mc:Ignorable="w14 wp14">
+  <w:p>
+    <w:pPr>
+      <w:pStyle w:val="Footer"/>
+    </w:pPr>
+    <w:r/>
+  </w:p>
+</w:ftr>
+</file>
+
+<file path=word/footer3.xml><?xml version="1.0" encoding="utf-8"?>
+<w:ftr xmlns:m="http://schemas.openxmlformats.org/officeDocument/2006/math" xmlns:mc="http://schemas.openxmlformats.org/markup-compatibility/2006" xmlns:mo="http://schemas.microsoft.com/office/mac/office/2008/main" xmlns:mv="urn:schemas-microsoft-com:mac:vml" xmlns:o="urn:schemas-microsoft-com:office:office" xmlns:r="http://schemas.openxmlformats.org/officeDocument/2006/relationships" xmlns:v="urn:schemas-microsoft-com:vml" xmlns:w10="urn:schemas-microsoft-com:office:word" xmlns:w14="http://schemas.microsoft.com/office/word/2010/wordml" xmlns:w="http://schemas.openxmlformats.org/wordprocessingml/2006/main" xmlns:wne="http://schemas.microsoft.com/office/word/2006/wordml" xmlns:wp14="http://schemas.microsoft.com/office/word/2010/wordprocessingDrawing" xmlns:wp="http://schemas.openxmlformats.org/drawingml/2006/wordprocessingDrawing" xmlns:wpc="http://schemas.microsoft.com/office/word/2010/wordprocessingCanvas" xmlns:wpg="http://schemas.microsoft.com/office/word/2010/wordprocessingGroup" xmlns:wpi="http://schemas.microsoft.com/office/word/2010/wordprocessingInk" xmlns:wps="http://schemas.microsoft.com/office/word/2010/wordprocessingShape" mc:Ignorable="w14 wp14">
+  <w:p>
+    <w:pPr>
+      <w:pStyle w:val="Footer"/>
+    </w:pPr>
+    <w:r/>
+  </w:p>
+</w:ftr>
+</file>
+
 <file path=word/footnotes.xml><?xml version="1.0" encoding="utf-8"?>
 <w:footnotes xmlns:wpc="http://schemas.microsoft.com/office/word/2010/wordprocessingCanvas" xmlns:cx="http://schemas.microsoft.com/office/drawing/2014/chartex" xmlns:cx1="http://schemas.microsoft.com/office/drawing/2015/9/8/chartex" xmlns:cx2="http://schemas.microsoft.com/office/drawing/2015/10/21/chartex" xmlns:cx3="http://schemas.microsoft.com/office/drawing/2016/5/9/chartex" xmlns:cx4="http://schemas.microsoft.com/office/drawing/2016/5/10/chartex" xmlns:cx5="http://schemas.microsoft.com/office/drawing/2016/5/11/chartex" xmlns:cx6="http://schemas.microsoft.com/office/drawing/2016/5/12/chartex" xmlns:cx7="http://schemas.microsoft.com/office/drawing/2016/5/13/chartex" xmlns:cx8="http://schemas.microsoft.com/office/drawing/2016/5/14/chartex" xmlns:mc="http://schemas.openxmlformats.org/markup-compatibility/2006" xmlns:aink="http://schemas.microsoft.com/office/drawing/2016/ink" xmlns:am3d="http://schemas.microsoft.com/office/drawing/2017/model3d" xmlns:o="urn:schemas-microsoft-com:office:office" xmlns:oel="http://schemas.microsoft.com/office/2019/extlst" xmlns:r="http://schemas.openxmlformats.org/officeDocument/2006/relationships" xmlns:m="http://schemas.openxmlformats.org/officeDocument/2006/math" xmlns:v="urn:schemas-microsoft-com:vml" xmlns:wp14="http://schemas.microsoft.com/office/word/2010/wordprocessingDrawing" xmlns:wp="http://schemas.openxmlformats.org/drawingml/2006/wordprocessingDrawing" xmlns:w10="urn:schemas-microsoft-com:office:word" xmlns:w="http://schemas.openxmlformats.org/wordprocessingml/2006/main" xmlns:w14="http://schemas.microsoft.com/office/word/2010/wordml" xmlns:w15="http://schemas.microsoft.com/office/word/2012/wordml" xmlns:w16cex="http://schemas.microsoft.com/office/word/2018/wordml/cex" xmlns:w16cid="http://schemas.microsoft.com/office/word/2016/wordml/cid" xmlns:w16="http://schemas.microsoft.com/office/word/2018/wordml" xmlns:w16du="http://schemas.microsoft.com/office/word/2023/wordml/word16du" xmlns:w16sdtdh="http://schemas.microsoft.com/office/word/2020/wordml/sdtdatahash" xmlns:w16sdtfl="http://schemas.microsoft.com/office/word/2024/wordml/sdtformatlock" xmlns:w16se="http://schemas.microsoft.com/office/word/2015/wordml/symex" xmlns:wpg="http://schemas.microsoft.com/office/word/2010/wordprocessingGroup" xmlns:wpi="http://schemas.microsoft.com/office/word/2010/wordprocessingInk" xmlns:wne="http://schemas.microsoft.com/office/word/2006/wordml" xmlns:wps="http://schemas.microsoft.com/office/word/2010/wordprocessingShape" mc:Ignorable="w14 w15 w16se w16cid w16 w16cex w16sdtdh w16sdtfl w16du wp14">
   <w:footnote w:type="separator" w:id="-1">
@@ -9707,7 +10497,6 @@
     <w:pPr>
       <w:pStyle w:val="Header"/>
     </w:pPr>
-    <w:r/>
   </w:p>
 </w:hdr>
 </file>
@@ -10310,7 +11099,7 @@
     <w:rsid w:val="00FC693F"/>
     <w:rPr>
       <w:rFonts w:ascii="Times New Roman" w:eastAsia="Times New Roman" w:hAnsi="Times New Roman"/>
-      <w:sz w:val="21"/>
+      <w:sz w:val="22"/>
     </w:rPr>
   </w:style>
   <w:style w:type="paragraph" w:styleId="Heading1">
